--- a/First Sem 1st Year/Subjects/Criminal Law/case digest/Criminal Law Case Digest.docx
+++ b/First Sem 1st Year/Subjects/Criminal Law/case digest/Criminal Law Case Digest.docx
@@ -29,7 +29,7 @@
           <w:color w:val="0F4C81"/>
           <w:sz w:val="22"/>
         </w:rPr>
-        <w:t>Master ALAC Case Digest Compendium (Answer - Legal Basis - Application - Conclusion)</w:t>
+        <w:t>Master ALAC Case Digest Compendium with Statutory Syntheses &amp; Audio-Optimized Narratives</w:t>
       </w:r>
     </w:p>
     <w:p>
@@ -44,7 +44,7 @@
           <w:color w:val="6C757D"/>
           <w:sz w:val="20"/>
         </w:rPr>
-        <w:t>Manila Law College • First Semester, AY 2026-2027</w:t>
+        <w:t>Manila Law College — First Semester, AY 2026-2027</w:t>
         <w:br/>
         <w:t>Rigorous Law School Case Digest Compendium Formatted via ALAC Method (Answer - Legal Basis - Application - Conclusion)</w:t>
       </w:r>
@@ -356,60 +356,242 @@
           <w:color w:val="0F4C81"/>
           <w:sz w:val="21"/>
         </w:rPr>
-        <w:t>V. KEY CRIMINAL LAW DOCTRINES ESTABLISHED</w:t>
+        <w:t>V. APPLICABLE RPC PROVISIONS &amp; CRIMINAL LAW PRINCIPLES:</w:t>
       </w:r>
     </w:p>
     <w:p>
       <w:pPr>
-        <w:pStyle w:val="ListBullet"/>
-        <w:spacing w:before="0" w:after="40" w:line="276" w:lineRule="auto"/>
-        <w:ind w:left="360"/>
+        <w:spacing w:before="0" w:after="60" w:line="276" w:lineRule="auto"/>
       </w:pPr>
       <w:r>
         <w:rPr>
           <w:rFonts w:ascii="Calibri" w:hAnsi="Calibri"/>
           <w:b/>
           <w:color w:val="212529"/>
-          <w:sz w:val="19"/>
-        </w:rPr>
-        <w:t xml:space="preserve">• Doctrine: </w:t>
+          <w:sz w:val="20"/>
+        </w:rPr>
+        <w:t xml:space="preserve">Criminal Law Synthesis &amp; Statutory Application: </w:t>
       </w:r>
       <w:r>
         <w:rPr>
           <w:rFonts w:ascii="Calibri" w:hAnsi="Calibri"/>
           <w:color w:val="212529"/>
-          <w:sz w:val="19"/>
-        </w:rPr>
-        <w:t>Criminal liability under Article 3 of the RPC requires proof of an external, overt bodily act beyond reasonable doubt.</w:t>
+          <w:sz w:val="20"/>
+        </w:rPr>
+        <w:t>In this landmark decision under Philippine Criminal Law, the Supreme Court scrutinizes II. Felonies — Elements: Act Required for Criminal Liability governed primarily by Article 3, Revised Penal Code (Felonies Committed by Deceit or Fault). The controlling statutory foundation establishes that Article 3, Revised Penal Code; Article III, Section 14(2), 1987 Constitution (Presumption of Innocence). A felony requires an overt bodily act; criminal liability cannot be anchored on doubtful, delayed eyewitness testimony. Specifically, established penal jurisprudence dictates that Criminal liability under Article 3 of the RPC requires proof of an external, overt bodily act beyond reasonable doubt. Specifically, established penal jurisprudence dictates that The constitutional presumption of innocence prevails over uncorroborated, delayed eyewitness accounts. Applying these statutory elements, the Court concluded that The Supreme Court REVERSED the conviction and ACQUITTED Custodio Gonzales, Sr. on reasonable doubt.</w:t>
       </w:r>
     </w:p>
+    <w:tbl>
+      <w:tblPr>
+        <w:tblW w:type="auto" w:w="0"/>
+        <w:jc w:val="center"/>
+        <w:tblLook w:firstColumn="1" w:firstRow="1" w:lastColumn="0" w:lastRow="0" w:noHBand="0" w:noVBand="1" w:val="04A0"/>
+        <w:tblBorders>
+          <w:top w:val="single" w:sz="4" w:space="0" w:color="D0D7DE"/>
+          <w:bottom w:val="single" w:sz="4" w:space="0" w:color="D0D7DE"/>
+          <w:insideH w:val="single" w:sz="4" w:space="0" w:color="D0D7DE"/>
+          <w:insideV w:val="none"/>
+          <w:left w:val="none"/>
+          <w:right w:val="none"/>
+        </w:tblBorders>
+      </w:tblPr>
+      <w:tblGrid>
+        <w:gridCol w:w="4680"/>
+        <w:gridCol w:w="4680"/>
+      </w:tblGrid>
+      <w:tr>
+        <w:tc>
+          <w:tcPr>
+            <w:tcW w:type="dxa" w:w="3312"/>
+            <w:shd w:fill="182B49"/>
+            <w:tcMar>
+              <w:top w:w="80" w:type="dxa"/>
+              <w:bottom w:w="80" w:type="dxa"/>
+              <w:left w:w="90" w:type="dxa"/>
+              <w:right w:w="90" w:type="dxa"/>
+            </w:tcMar>
+          </w:tcPr>
+          <w:p>
+            <w:r>
+              <w:rPr>
+                <w:rFonts w:ascii="Calibri" w:hAnsi="Calibri"/>
+                <w:b/>
+                <w:color w:val="FFFFFF"/>
+                <w:sz w:val="18"/>
+              </w:rPr>
+              <w:t>Provision / Doctrine Involved</w:t>
+            </w:r>
+          </w:p>
+        </w:tc>
+        <w:tc>
+          <w:tcPr>
+            <w:tcW w:type="dxa" w:w="6048"/>
+            <w:shd w:fill="182B49"/>
+            <w:tcMar>
+              <w:top w:w="80" w:type="dxa"/>
+              <w:bottom w:w="80" w:type="dxa"/>
+              <w:left w:w="90" w:type="dxa"/>
+              <w:right w:w="90" w:type="dxa"/>
+            </w:tcMar>
+          </w:tcPr>
+          <w:p>
+            <w:r>
+              <w:rPr>
+                <w:rFonts w:ascii="Calibri" w:hAnsi="Calibri"/>
+                <w:b/>
+                <w:color w:val="FFFFFF"/>
+                <w:sz w:val="18"/>
+              </w:rPr>
+              <w:t>Legal Principle &amp; Case Application</w:t>
+            </w:r>
+          </w:p>
+        </w:tc>
+      </w:tr>
+      <w:tr>
+        <w:tc>
+          <w:tcPr>
+            <w:tcW w:type="dxa" w:w="3312"/>
+            <w:shd w:fill="FFFFFF"/>
+            <w:tcMar>
+              <w:top w:w="70" w:type="dxa"/>
+              <w:bottom w:w="70" w:type="dxa"/>
+              <w:left w:w="80" w:type="dxa"/>
+              <w:right w:w="80" w:type="dxa"/>
+            </w:tcMar>
+          </w:tcPr>
+          <w:p>
+            <w:r>
+              <w:rPr>
+                <w:rFonts w:ascii="Calibri" w:hAnsi="Calibri"/>
+                <w:b/>
+                <w:color w:val="0F4C81"/>
+                <w:sz w:val="17"/>
+              </w:rPr>
+              <w:t>RPC Provision: Article 3, Revised Penal Code (Felonies Committed by Deceit or Fault)</w:t>
+            </w:r>
+          </w:p>
+        </w:tc>
+        <w:tc>
+          <w:tcPr>
+            <w:tcW w:type="dxa" w:w="6048"/>
+            <w:shd w:fill="FFFFFF"/>
+            <w:tcMar>
+              <w:top w:w="70" w:type="dxa"/>
+              <w:bottom w:w="70" w:type="dxa"/>
+              <w:left w:w="90" w:type="dxa"/>
+              <w:right w:w="90" w:type="dxa"/>
+            </w:tcMar>
+          </w:tcPr>
+          <w:p>
+            <w:r>
+              <w:rPr>
+                <w:rFonts w:ascii="Calibri" w:hAnsi="Calibri"/>
+                <w:color w:val="212529"/>
+                <w:sz w:val="17"/>
+              </w:rPr>
+              <w:t>Governs II. Felonies — Elements: Act Required for Criminal Liability in determining felony classification and criminal liability.</w:t>
+            </w:r>
+          </w:p>
+        </w:tc>
+      </w:tr>
+      <w:tr>
+        <w:tc>
+          <w:tcPr>
+            <w:tcW w:type="dxa" w:w="3312"/>
+            <w:shd w:fill="F7F9FA"/>
+            <w:tcMar>
+              <w:top w:w="70" w:type="dxa"/>
+              <w:bottom w:w="70" w:type="dxa"/>
+              <w:left w:w="80" w:type="dxa"/>
+              <w:right w:w="80" w:type="dxa"/>
+            </w:tcMar>
+          </w:tcPr>
+          <w:p>
+            <w:r>
+              <w:rPr>
+                <w:rFonts w:ascii="Calibri" w:hAnsi="Calibri"/>
+                <w:b/>
+                <w:color w:val="0F4C81"/>
+                <w:sz w:val="17"/>
+              </w:rPr>
+              <w:t>Landmark Doctrine 1</w:t>
+            </w:r>
+          </w:p>
+        </w:tc>
+        <w:tc>
+          <w:tcPr>
+            <w:tcW w:type="dxa" w:w="6048"/>
+            <w:shd w:fill="F7F9FA"/>
+            <w:tcMar>
+              <w:top w:w="70" w:type="dxa"/>
+              <w:bottom w:w="70" w:type="dxa"/>
+              <w:left w:w="90" w:type="dxa"/>
+              <w:right w:w="90" w:type="dxa"/>
+            </w:tcMar>
+          </w:tcPr>
+          <w:p>
+            <w:r>
+              <w:rPr>
+                <w:rFonts w:ascii="Calibri" w:hAnsi="Calibri"/>
+                <w:color w:val="212529"/>
+                <w:sz w:val="17"/>
+              </w:rPr>
+              <w:t>Criminal liability under Article 3 of the RPC requires proof of an external, overt bodily act beyond reasonable doubt.</w:t>
+            </w:r>
+          </w:p>
+        </w:tc>
+      </w:tr>
+      <w:tr>
+        <w:tc>
+          <w:tcPr>
+            <w:tcW w:type="dxa" w:w="3312"/>
+            <w:shd w:fill="FFFFFF"/>
+            <w:tcMar>
+              <w:top w:w="70" w:type="dxa"/>
+              <w:bottom w:w="70" w:type="dxa"/>
+              <w:left w:w="80" w:type="dxa"/>
+              <w:right w:w="80" w:type="dxa"/>
+            </w:tcMar>
+          </w:tcPr>
+          <w:p>
+            <w:r>
+              <w:rPr>
+                <w:rFonts w:ascii="Calibri" w:hAnsi="Calibri"/>
+                <w:b/>
+                <w:color w:val="0F4C81"/>
+                <w:sz w:val="17"/>
+              </w:rPr>
+              <w:t>Landmark Doctrine 2</w:t>
+            </w:r>
+          </w:p>
+        </w:tc>
+        <w:tc>
+          <w:tcPr>
+            <w:tcW w:type="dxa" w:w="6048"/>
+            <w:shd w:fill="FFFFFF"/>
+            <w:tcMar>
+              <w:top w:w="70" w:type="dxa"/>
+              <w:bottom w:w="70" w:type="dxa"/>
+              <w:left w:w="90" w:type="dxa"/>
+              <w:right w:w="90" w:type="dxa"/>
+            </w:tcMar>
+          </w:tcPr>
+          <w:p>
+            <w:r>
+              <w:rPr>
+                <w:rFonts w:ascii="Calibri" w:hAnsi="Calibri"/>
+                <w:color w:val="212529"/>
+                <w:sz w:val="17"/>
+              </w:rPr>
+              <w:t>The constitutional presumption of innocence prevails over uncorroborated, delayed eyewitness accounts.</w:t>
+            </w:r>
+          </w:p>
+        </w:tc>
+      </w:tr>
+    </w:tbl>
     <w:p>
       <w:pPr>
-        <w:pStyle w:val="ListBullet"/>
-        <w:spacing w:before="0" w:after="40" w:line="276" w:lineRule="auto"/>
-        <w:ind w:left="360"/>
-      </w:pPr>
-      <w:r>
-        <w:rPr>
-          <w:rFonts w:ascii="Calibri" w:hAnsi="Calibri"/>
-          <w:b/>
-          <w:color w:val="212529"/>
-          <w:sz w:val="19"/>
-        </w:rPr>
-        <w:t xml:space="preserve">• Doctrine: </w:t>
-      </w:r>
-      <w:r>
-        <w:rPr>
-          <w:rFonts w:ascii="Calibri" w:hAnsi="Calibri"/>
-          <w:color w:val="212529"/>
-          <w:sz w:val="19"/>
-        </w:rPr>
-        <w:t>The constitutional presumption of innocence prevails over uncorroborated, delayed eyewitness accounts.</w:t>
-      </w:r>
-    </w:p>
-    <w:p>
-      <w:pPr>
-        <w:spacing w:after="120"/>
+        <w:spacing w:after="160"/>
       </w:pPr>
     </w:p>
     <w:p>
@@ -684,60 +866,242 @@
           <w:color w:val="0F4C81"/>
           <w:sz w:val="21"/>
         </w:rPr>
-        <w:t>V. KEY CRIMINAL LAW DOCTRINES ESTABLISHED</w:t>
+        <w:t>V. APPLICABLE RPC PROVISIONS &amp; CRIMINAL LAW PRINCIPLES:</w:t>
       </w:r>
     </w:p>
     <w:p>
       <w:pPr>
-        <w:pStyle w:val="ListBullet"/>
-        <w:spacing w:before="0" w:after="40" w:line="276" w:lineRule="auto"/>
-        <w:ind w:left="360"/>
+        <w:spacing w:before="0" w:after="60" w:line="276" w:lineRule="auto"/>
       </w:pPr>
       <w:r>
         <w:rPr>
           <w:rFonts w:ascii="Calibri" w:hAnsi="Calibri"/>
           <w:b/>
           <w:color w:val="212529"/>
-          <w:sz w:val="19"/>
-        </w:rPr>
-        <w:t xml:space="preserve">• Doctrine: </w:t>
+          <w:sz w:val="20"/>
+        </w:rPr>
+        <w:t xml:space="preserve">Criminal Law Synthesis &amp; Statutory Application: </w:t>
       </w:r>
       <w:r>
         <w:rPr>
           <w:rFonts w:ascii="Calibri" w:hAnsi="Calibri"/>
           <w:color w:val="212529"/>
-          <w:sz w:val="19"/>
-        </w:rPr>
-        <w:t>To incur criminal liability by omission under Article 3, there must be a specific positive legal duty to act created by law.</w:t>
+          <w:sz w:val="20"/>
+        </w:rPr>
+        <w:t>In this landmark decision under Philippine Criminal Law, the Supreme Court scrutinizes  governed primarily by . The controlling statutory foundation establishes that Article 3, Revised Penal Code (Felonies by Omission); Article 18, RPC (Accomplices). Criminal omission requires the breach of an explicit positive legal duty imposed by statute. Specifically, established penal jurisprudence dictates that To incur criminal liability by omission under Article 3, there must be a specific positive legal duty to act created by law. Specifically, established penal jurisprudence dictates that Mere passive presence, silence, or failure to report a crime in progress does not make one a principal or accomplice. Applying these statutory elements, the Court concluded that The Supreme Court ACQUITTED Romana Silvestre of all criminal liability, while AFFIRMING the conviction of Martin Atienza as principal in Arson.</w:t>
       </w:r>
     </w:p>
+    <w:tbl>
+      <w:tblPr>
+        <w:tblW w:type="auto" w:w="0"/>
+        <w:jc w:val="center"/>
+        <w:tblLook w:firstColumn="1" w:firstRow="1" w:lastColumn="0" w:lastRow="0" w:noHBand="0" w:noVBand="1" w:val="04A0"/>
+        <w:tblBorders>
+          <w:top w:val="single" w:sz="4" w:space="0" w:color="D0D7DE"/>
+          <w:bottom w:val="single" w:sz="4" w:space="0" w:color="D0D7DE"/>
+          <w:insideH w:val="single" w:sz="4" w:space="0" w:color="D0D7DE"/>
+          <w:insideV w:val="none"/>
+          <w:left w:val="none"/>
+          <w:right w:val="none"/>
+        </w:tblBorders>
+      </w:tblPr>
+      <w:tblGrid>
+        <w:gridCol w:w="4680"/>
+        <w:gridCol w:w="4680"/>
+      </w:tblGrid>
+      <w:tr>
+        <w:tc>
+          <w:tcPr>
+            <w:tcW w:type="dxa" w:w="3312"/>
+            <w:shd w:fill="182B49"/>
+            <w:tcMar>
+              <w:top w:w="80" w:type="dxa"/>
+              <w:bottom w:w="80" w:type="dxa"/>
+              <w:left w:w="90" w:type="dxa"/>
+              <w:right w:w="90" w:type="dxa"/>
+            </w:tcMar>
+          </w:tcPr>
+          <w:p>
+            <w:r>
+              <w:rPr>
+                <w:rFonts w:ascii="Calibri" w:hAnsi="Calibri"/>
+                <w:b/>
+                <w:color w:val="FFFFFF"/>
+                <w:sz w:val="18"/>
+              </w:rPr>
+              <w:t>Provision / Doctrine Involved</w:t>
+            </w:r>
+          </w:p>
+        </w:tc>
+        <w:tc>
+          <w:tcPr>
+            <w:tcW w:type="dxa" w:w="6048"/>
+            <w:shd w:fill="182B49"/>
+            <w:tcMar>
+              <w:top w:w="80" w:type="dxa"/>
+              <w:bottom w:w="80" w:type="dxa"/>
+              <w:left w:w="90" w:type="dxa"/>
+              <w:right w:w="90" w:type="dxa"/>
+            </w:tcMar>
+          </w:tcPr>
+          <w:p>
+            <w:r>
+              <w:rPr>
+                <w:rFonts w:ascii="Calibri" w:hAnsi="Calibri"/>
+                <w:b/>
+                <w:color w:val="FFFFFF"/>
+                <w:sz w:val="18"/>
+              </w:rPr>
+              <w:t>Legal Principle &amp; Case Application</w:t>
+            </w:r>
+          </w:p>
+        </w:tc>
+      </w:tr>
+      <w:tr>
+        <w:tc>
+          <w:tcPr>
+            <w:tcW w:type="dxa" w:w="3312"/>
+            <w:shd w:fill="FFFFFF"/>
+            <w:tcMar>
+              <w:top w:w="70" w:type="dxa"/>
+              <w:bottom w:w="70" w:type="dxa"/>
+              <w:left w:w="80" w:type="dxa"/>
+              <w:right w:w="80" w:type="dxa"/>
+            </w:tcMar>
+          </w:tcPr>
+          <w:p>
+            <w:r>
+              <w:rPr>
+                <w:rFonts w:ascii="Calibri" w:hAnsi="Calibri"/>
+                <w:b/>
+                <w:color w:val="0F4C81"/>
+                <w:sz w:val="17"/>
+              </w:rPr>
+              <w:t>RPC Provision: RPC General Principles</w:t>
+            </w:r>
+          </w:p>
+        </w:tc>
+        <w:tc>
+          <w:tcPr>
+            <w:tcW w:type="dxa" w:w="6048"/>
+            <w:shd w:fill="FFFFFF"/>
+            <w:tcMar>
+              <w:top w:w="70" w:type="dxa"/>
+              <w:bottom w:w="70" w:type="dxa"/>
+              <w:left w:w="90" w:type="dxa"/>
+              <w:right w:w="90" w:type="dxa"/>
+            </w:tcMar>
+          </w:tcPr>
+          <w:p>
+            <w:r>
+              <w:rPr>
+                <w:rFonts w:ascii="Calibri" w:hAnsi="Calibri"/>
+                <w:color w:val="212529"/>
+                <w:sz w:val="17"/>
+              </w:rPr>
+              <w:t>Governs Criminal Law Doctrine in determining felony classification and criminal liability.</w:t>
+            </w:r>
+          </w:p>
+        </w:tc>
+      </w:tr>
+      <w:tr>
+        <w:tc>
+          <w:tcPr>
+            <w:tcW w:type="dxa" w:w="3312"/>
+            <w:shd w:fill="F7F9FA"/>
+            <w:tcMar>
+              <w:top w:w="70" w:type="dxa"/>
+              <w:bottom w:w="70" w:type="dxa"/>
+              <w:left w:w="80" w:type="dxa"/>
+              <w:right w:w="80" w:type="dxa"/>
+            </w:tcMar>
+          </w:tcPr>
+          <w:p>
+            <w:r>
+              <w:rPr>
+                <w:rFonts w:ascii="Calibri" w:hAnsi="Calibri"/>
+                <w:b/>
+                <w:color w:val="0F4C81"/>
+                <w:sz w:val="17"/>
+              </w:rPr>
+              <w:t>Landmark Doctrine 1</w:t>
+            </w:r>
+          </w:p>
+        </w:tc>
+        <w:tc>
+          <w:tcPr>
+            <w:tcW w:type="dxa" w:w="6048"/>
+            <w:shd w:fill="F7F9FA"/>
+            <w:tcMar>
+              <w:top w:w="70" w:type="dxa"/>
+              <w:bottom w:w="70" w:type="dxa"/>
+              <w:left w:w="90" w:type="dxa"/>
+              <w:right w:w="90" w:type="dxa"/>
+            </w:tcMar>
+          </w:tcPr>
+          <w:p>
+            <w:r>
+              <w:rPr>
+                <w:rFonts w:ascii="Calibri" w:hAnsi="Calibri"/>
+                <w:color w:val="212529"/>
+                <w:sz w:val="17"/>
+              </w:rPr>
+              <w:t>To incur criminal liability by omission under Article 3, there must be a specific positive legal duty to act created by law.</w:t>
+            </w:r>
+          </w:p>
+        </w:tc>
+      </w:tr>
+      <w:tr>
+        <w:tc>
+          <w:tcPr>
+            <w:tcW w:type="dxa" w:w="3312"/>
+            <w:shd w:fill="FFFFFF"/>
+            <w:tcMar>
+              <w:top w:w="70" w:type="dxa"/>
+              <w:bottom w:w="70" w:type="dxa"/>
+              <w:left w:w="80" w:type="dxa"/>
+              <w:right w:w="80" w:type="dxa"/>
+            </w:tcMar>
+          </w:tcPr>
+          <w:p>
+            <w:r>
+              <w:rPr>
+                <w:rFonts w:ascii="Calibri" w:hAnsi="Calibri"/>
+                <w:b/>
+                <w:color w:val="0F4C81"/>
+                <w:sz w:val="17"/>
+              </w:rPr>
+              <w:t>Landmark Doctrine 2</w:t>
+            </w:r>
+          </w:p>
+        </w:tc>
+        <w:tc>
+          <w:tcPr>
+            <w:tcW w:type="dxa" w:w="6048"/>
+            <w:shd w:fill="FFFFFF"/>
+            <w:tcMar>
+              <w:top w:w="70" w:type="dxa"/>
+              <w:bottom w:w="70" w:type="dxa"/>
+              <w:left w:w="90" w:type="dxa"/>
+              <w:right w:w="90" w:type="dxa"/>
+            </w:tcMar>
+          </w:tcPr>
+          <w:p>
+            <w:r>
+              <w:rPr>
+                <w:rFonts w:ascii="Calibri" w:hAnsi="Calibri"/>
+                <w:color w:val="212529"/>
+                <w:sz w:val="17"/>
+              </w:rPr>
+              <w:t>Mere passive presence, silence, or failure to report a crime in progress does not make one a principal or accomplice.</w:t>
+            </w:r>
+          </w:p>
+        </w:tc>
+      </w:tr>
+    </w:tbl>
     <w:p>
       <w:pPr>
-        <w:pStyle w:val="ListBullet"/>
-        <w:spacing w:before="0" w:after="40" w:line="276" w:lineRule="auto"/>
-        <w:ind w:left="360"/>
-      </w:pPr>
-      <w:r>
-        <w:rPr>
-          <w:rFonts w:ascii="Calibri" w:hAnsi="Calibri"/>
-          <w:b/>
-          <w:color w:val="212529"/>
-          <w:sz w:val="19"/>
-        </w:rPr>
-        <w:t xml:space="preserve">• Doctrine: </w:t>
-      </w:r>
-      <w:r>
-        <w:rPr>
-          <w:rFonts w:ascii="Calibri" w:hAnsi="Calibri"/>
-          <w:color w:val="212529"/>
-          <w:sz w:val="19"/>
-        </w:rPr>
-        <w:t>Mere passive presence, silence, or failure to report a crime in progress does not make one a principal or accomplice.</w:t>
-      </w:r>
-    </w:p>
-    <w:p>
-      <w:pPr>
-        <w:spacing w:after="120"/>
+        <w:spacing w:after="160"/>
       </w:pPr>
     </w:p>
     <w:p>
@@ -1012,60 +1376,242 @@
           <w:color w:val="0F4C81"/>
           <w:sz w:val="21"/>
         </w:rPr>
-        <w:t>V. KEY CRIMINAL LAW DOCTRINES ESTABLISHED</w:t>
+        <w:t>V. APPLICABLE RPC PROVISIONS &amp; CRIMINAL LAW PRINCIPLES:</w:t>
       </w:r>
     </w:p>
     <w:p>
       <w:pPr>
-        <w:pStyle w:val="ListBullet"/>
-        <w:spacing w:before="0" w:after="40" w:line="276" w:lineRule="auto"/>
-        <w:ind w:left="360"/>
+        <w:spacing w:before="0" w:after="60" w:line="276" w:lineRule="auto"/>
       </w:pPr>
       <w:r>
         <w:rPr>
           <w:rFonts w:ascii="Calibri" w:hAnsi="Calibri"/>
           <w:b/>
           <w:color w:val="212529"/>
-          <w:sz w:val="19"/>
-        </w:rPr>
-        <w:t xml:space="preserve">• Doctrine: </w:t>
+          <w:sz w:val="20"/>
+        </w:rPr>
+        <w:t xml:space="preserve">Criminal Law Synthesis &amp; Statutory Application: </w:t>
       </w:r>
       <w:r>
         <w:rPr>
           <w:rFonts w:ascii="Calibri" w:hAnsi="Calibri"/>
           <w:color w:val="212529"/>
-          <w:sz w:val="19"/>
-        </w:rPr>
-        <w:t>Mistake of Fact (Ah Chong Doctrine): Requisites: (1) The act would have been lawful had the facts been as the accused believed; (2) The intention in performing the act was lawful; (3) The mistake was honest and not due to negligence.</w:t>
+          <w:sz w:val="20"/>
+        </w:rPr>
+        <w:t>In this landmark decision under Philippine Criminal Law, the Supreme Court scrutinizes  governed primarily by . The controlling statutory foundation establishes that Article 3, Revised Penal Code; Maxim 'Ignorantia Facti Excusat' (Mistake of fact excuses); Article 11(1), RPC (Self-Defense). Specifically, established penal jurisprudence dictates that Mistake of Fact (Ah Chong Doctrine): Requisites: (1) The act would have been lawful had the facts been as the accused believed; (2) The intention in performing the act was lawful; (3) The mistake was honest and not due to negligence. Specifically, established penal jurisprudence dictates that Actus non facit reum, nisi mens sit rea (An act does not make a person guilty unless the mind is guilty). Applying these statutory elements, the Court concluded that The Supreme Court REVERSED the conviction and ACQUITTED Ah Chong of all criminal liability.</w:t>
       </w:r>
     </w:p>
+    <w:tbl>
+      <w:tblPr>
+        <w:tblW w:type="auto" w:w="0"/>
+        <w:jc w:val="center"/>
+        <w:tblLook w:firstColumn="1" w:firstRow="1" w:lastColumn="0" w:lastRow="0" w:noHBand="0" w:noVBand="1" w:val="04A0"/>
+        <w:tblBorders>
+          <w:top w:val="single" w:sz="4" w:space="0" w:color="D0D7DE"/>
+          <w:bottom w:val="single" w:sz="4" w:space="0" w:color="D0D7DE"/>
+          <w:insideH w:val="single" w:sz="4" w:space="0" w:color="D0D7DE"/>
+          <w:insideV w:val="none"/>
+          <w:left w:val="none"/>
+          <w:right w:val="none"/>
+        </w:tblBorders>
+      </w:tblPr>
+      <w:tblGrid>
+        <w:gridCol w:w="4680"/>
+        <w:gridCol w:w="4680"/>
+      </w:tblGrid>
+      <w:tr>
+        <w:tc>
+          <w:tcPr>
+            <w:tcW w:type="dxa" w:w="3312"/>
+            <w:shd w:fill="182B49"/>
+            <w:tcMar>
+              <w:top w:w="80" w:type="dxa"/>
+              <w:bottom w:w="80" w:type="dxa"/>
+              <w:left w:w="90" w:type="dxa"/>
+              <w:right w:w="90" w:type="dxa"/>
+            </w:tcMar>
+          </w:tcPr>
+          <w:p>
+            <w:r>
+              <w:rPr>
+                <w:rFonts w:ascii="Calibri" w:hAnsi="Calibri"/>
+                <w:b/>
+                <w:color w:val="FFFFFF"/>
+                <w:sz w:val="18"/>
+              </w:rPr>
+              <w:t>Provision / Doctrine Involved</w:t>
+            </w:r>
+          </w:p>
+        </w:tc>
+        <w:tc>
+          <w:tcPr>
+            <w:tcW w:type="dxa" w:w="6048"/>
+            <w:shd w:fill="182B49"/>
+            <w:tcMar>
+              <w:top w:w="80" w:type="dxa"/>
+              <w:bottom w:w="80" w:type="dxa"/>
+              <w:left w:w="90" w:type="dxa"/>
+              <w:right w:w="90" w:type="dxa"/>
+            </w:tcMar>
+          </w:tcPr>
+          <w:p>
+            <w:r>
+              <w:rPr>
+                <w:rFonts w:ascii="Calibri" w:hAnsi="Calibri"/>
+                <w:b/>
+                <w:color w:val="FFFFFF"/>
+                <w:sz w:val="18"/>
+              </w:rPr>
+              <w:t>Legal Principle &amp; Case Application</w:t>
+            </w:r>
+          </w:p>
+        </w:tc>
+      </w:tr>
+      <w:tr>
+        <w:tc>
+          <w:tcPr>
+            <w:tcW w:type="dxa" w:w="3312"/>
+            <w:shd w:fill="FFFFFF"/>
+            <w:tcMar>
+              <w:top w:w="70" w:type="dxa"/>
+              <w:bottom w:w="70" w:type="dxa"/>
+              <w:left w:w="80" w:type="dxa"/>
+              <w:right w:w="80" w:type="dxa"/>
+            </w:tcMar>
+          </w:tcPr>
+          <w:p>
+            <w:r>
+              <w:rPr>
+                <w:rFonts w:ascii="Calibri" w:hAnsi="Calibri"/>
+                <w:b/>
+                <w:color w:val="0F4C81"/>
+                <w:sz w:val="17"/>
+              </w:rPr>
+              <w:t>RPC Provision: RPC General Principles</w:t>
+            </w:r>
+          </w:p>
+        </w:tc>
+        <w:tc>
+          <w:tcPr>
+            <w:tcW w:type="dxa" w:w="6048"/>
+            <w:shd w:fill="FFFFFF"/>
+            <w:tcMar>
+              <w:top w:w="70" w:type="dxa"/>
+              <w:bottom w:w="70" w:type="dxa"/>
+              <w:left w:w="90" w:type="dxa"/>
+              <w:right w:w="90" w:type="dxa"/>
+            </w:tcMar>
+          </w:tcPr>
+          <w:p>
+            <w:r>
+              <w:rPr>
+                <w:rFonts w:ascii="Calibri" w:hAnsi="Calibri"/>
+                <w:color w:val="212529"/>
+                <w:sz w:val="17"/>
+              </w:rPr>
+              <w:t>Governs Criminal Law Doctrine in determining felony classification and criminal liability.</w:t>
+            </w:r>
+          </w:p>
+        </w:tc>
+      </w:tr>
+      <w:tr>
+        <w:tc>
+          <w:tcPr>
+            <w:tcW w:type="dxa" w:w="3312"/>
+            <w:shd w:fill="F7F9FA"/>
+            <w:tcMar>
+              <w:top w:w="70" w:type="dxa"/>
+              <w:bottom w:w="70" w:type="dxa"/>
+              <w:left w:w="80" w:type="dxa"/>
+              <w:right w:w="80" w:type="dxa"/>
+            </w:tcMar>
+          </w:tcPr>
+          <w:p>
+            <w:r>
+              <w:rPr>
+                <w:rFonts w:ascii="Calibri" w:hAnsi="Calibri"/>
+                <w:b/>
+                <w:color w:val="0F4C81"/>
+                <w:sz w:val="17"/>
+              </w:rPr>
+              <w:t>Mistake of Fact (Ah Chong Doctrine)</w:t>
+            </w:r>
+          </w:p>
+        </w:tc>
+        <w:tc>
+          <w:tcPr>
+            <w:tcW w:type="dxa" w:w="6048"/>
+            <w:shd w:fill="F7F9FA"/>
+            <w:tcMar>
+              <w:top w:w="70" w:type="dxa"/>
+              <w:bottom w:w="70" w:type="dxa"/>
+              <w:left w:w="90" w:type="dxa"/>
+              <w:right w:w="90" w:type="dxa"/>
+            </w:tcMar>
+          </w:tcPr>
+          <w:p>
+            <w:r>
+              <w:rPr>
+                <w:rFonts w:ascii="Calibri" w:hAnsi="Calibri"/>
+                <w:color w:val="212529"/>
+                <w:sz w:val="17"/>
+              </w:rPr>
+              <w:t>Mistake of Fact (Ah Chong Doctrine): Requisites: (1) The act would have been lawful had the facts been as the accused believed; (2) The intention in performing the act was lawful; (3) The mistake was honest and not due to negligence.</w:t>
+            </w:r>
+          </w:p>
+        </w:tc>
+      </w:tr>
+      <w:tr>
+        <w:tc>
+          <w:tcPr>
+            <w:tcW w:type="dxa" w:w="3312"/>
+            <w:shd w:fill="FFFFFF"/>
+            <w:tcMar>
+              <w:top w:w="70" w:type="dxa"/>
+              <w:bottom w:w="70" w:type="dxa"/>
+              <w:left w:w="80" w:type="dxa"/>
+              <w:right w:w="80" w:type="dxa"/>
+            </w:tcMar>
+          </w:tcPr>
+          <w:p>
+            <w:r>
+              <w:rPr>
+                <w:rFonts w:ascii="Calibri" w:hAnsi="Calibri"/>
+                <w:b/>
+                <w:color w:val="0F4C81"/>
+                <w:sz w:val="17"/>
+              </w:rPr>
+              <w:t>Landmark Doctrine 2</w:t>
+            </w:r>
+          </w:p>
+        </w:tc>
+        <w:tc>
+          <w:tcPr>
+            <w:tcW w:type="dxa" w:w="6048"/>
+            <w:shd w:fill="FFFFFF"/>
+            <w:tcMar>
+              <w:top w:w="70" w:type="dxa"/>
+              <w:bottom w:w="70" w:type="dxa"/>
+              <w:left w:w="90" w:type="dxa"/>
+              <w:right w:w="90" w:type="dxa"/>
+            </w:tcMar>
+          </w:tcPr>
+          <w:p>
+            <w:r>
+              <w:rPr>
+                <w:rFonts w:ascii="Calibri" w:hAnsi="Calibri"/>
+                <w:color w:val="212529"/>
+                <w:sz w:val="17"/>
+              </w:rPr>
+              <w:t>Actus non facit reum, nisi mens sit rea (An act does not make a person guilty unless the mind is guilty).</w:t>
+            </w:r>
+          </w:p>
+        </w:tc>
+      </w:tr>
+    </w:tbl>
     <w:p>
       <w:pPr>
-        <w:pStyle w:val="ListBullet"/>
-        <w:spacing w:before="0" w:after="40" w:line="276" w:lineRule="auto"/>
-        <w:ind w:left="360"/>
-      </w:pPr>
-      <w:r>
-        <w:rPr>
-          <w:rFonts w:ascii="Calibri" w:hAnsi="Calibri"/>
-          <w:b/>
-          <w:color w:val="212529"/>
-          <w:sz w:val="19"/>
-        </w:rPr>
-        <w:t xml:space="preserve">• Doctrine: </w:t>
-      </w:r>
-      <w:r>
-        <w:rPr>
-          <w:rFonts w:ascii="Calibri" w:hAnsi="Calibri"/>
-          <w:color w:val="212529"/>
-          <w:sz w:val="19"/>
-        </w:rPr>
-        <w:t>Actus non facit reum, nisi mens sit rea (An act does not make a person guilty unless the mind is guilty).</w:t>
-      </w:r>
-    </w:p>
-    <w:p>
-      <w:pPr>
-        <w:spacing w:after="120"/>
+        <w:spacing w:after="160"/>
       </w:pPr>
     </w:p>
     <w:p>
@@ -1340,60 +1886,242 @@
           <w:color w:val="0F4C81"/>
           <w:sz w:val="21"/>
         </w:rPr>
-        <w:t>V. KEY CRIMINAL LAW DOCTRINES ESTABLISHED</w:t>
+        <w:t>V. APPLICABLE RPC PROVISIONS &amp; CRIMINAL LAW PRINCIPLES:</w:t>
       </w:r>
     </w:p>
     <w:p>
       <w:pPr>
-        <w:pStyle w:val="ListBullet"/>
-        <w:spacing w:before="0" w:after="40" w:line="276" w:lineRule="auto"/>
-        <w:ind w:left="360"/>
+        <w:spacing w:before="0" w:after="60" w:line="276" w:lineRule="auto"/>
       </w:pPr>
       <w:r>
         <w:rPr>
           <w:rFonts w:ascii="Calibri" w:hAnsi="Calibri"/>
           <w:b/>
           <w:color w:val="212529"/>
-          <w:sz w:val="19"/>
-        </w:rPr>
-        <w:t xml:space="preserve">• Doctrine: </w:t>
+          <w:sz w:val="20"/>
+        </w:rPr>
+        <w:t xml:space="preserve">Criminal Law Synthesis &amp; Statutory Application: </w:t>
       </w:r>
       <w:r>
         <w:rPr>
           <w:rFonts w:ascii="Calibri" w:hAnsi="Calibri"/>
           <w:color w:val="212529"/>
-          <w:sz w:val="19"/>
-        </w:rPr>
-        <w:t>Mistake of fact is inapplicable when the actor acted with reckless negligence or where no actual danger existed.</w:t>
+          <w:sz w:val="20"/>
+        </w:rPr>
+        <w:t>In this landmark decision under Philippine Criminal Law, the Supreme Court scrutinizes  governed primarily by . The controlling statutory foundation establishes that Article 3, RPC (Culpa &amp; Gross Negligence); Article 11(5), RPC (Fulfillment of Duty); Article 248, RPC (Murder qualified by Treachery). Specifically, established penal jurisprudence dictates that Mistake of fact is inapplicable when the actor acted with reckless negligence or where no actual danger existed. Specifically, established penal jurisprudence dictates that In fulfillment of duty under Article 11(5), the use of lethal force is authorized only when strictly necessary to overcome active resistance. Applying these statutory elements, the Court concluded that The Supreme Court CONVICTED Oanis and Galanta of Homicide (with mitigating circumstance of incomplete fulfillment of duty) and sentenced them accordingly.</w:t>
       </w:r>
     </w:p>
+    <w:tbl>
+      <w:tblPr>
+        <w:tblW w:type="auto" w:w="0"/>
+        <w:jc w:val="center"/>
+        <w:tblLook w:firstColumn="1" w:firstRow="1" w:lastColumn="0" w:lastRow="0" w:noHBand="0" w:noVBand="1" w:val="04A0"/>
+        <w:tblBorders>
+          <w:top w:val="single" w:sz="4" w:space="0" w:color="D0D7DE"/>
+          <w:bottom w:val="single" w:sz="4" w:space="0" w:color="D0D7DE"/>
+          <w:insideH w:val="single" w:sz="4" w:space="0" w:color="D0D7DE"/>
+          <w:insideV w:val="none"/>
+          <w:left w:val="none"/>
+          <w:right w:val="none"/>
+        </w:tblBorders>
+      </w:tblPr>
+      <w:tblGrid>
+        <w:gridCol w:w="4680"/>
+        <w:gridCol w:w="4680"/>
+      </w:tblGrid>
+      <w:tr>
+        <w:tc>
+          <w:tcPr>
+            <w:tcW w:type="dxa" w:w="3312"/>
+            <w:shd w:fill="182B49"/>
+            <w:tcMar>
+              <w:top w:w="80" w:type="dxa"/>
+              <w:bottom w:w="80" w:type="dxa"/>
+              <w:left w:w="90" w:type="dxa"/>
+              <w:right w:w="90" w:type="dxa"/>
+            </w:tcMar>
+          </w:tcPr>
+          <w:p>
+            <w:r>
+              <w:rPr>
+                <w:rFonts w:ascii="Calibri" w:hAnsi="Calibri"/>
+                <w:b/>
+                <w:color w:val="FFFFFF"/>
+                <w:sz w:val="18"/>
+              </w:rPr>
+              <w:t>Provision / Doctrine Involved</w:t>
+            </w:r>
+          </w:p>
+        </w:tc>
+        <w:tc>
+          <w:tcPr>
+            <w:tcW w:type="dxa" w:w="6048"/>
+            <w:shd w:fill="182B49"/>
+            <w:tcMar>
+              <w:top w:w="80" w:type="dxa"/>
+              <w:bottom w:w="80" w:type="dxa"/>
+              <w:left w:w="90" w:type="dxa"/>
+              <w:right w:w="90" w:type="dxa"/>
+            </w:tcMar>
+          </w:tcPr>
+          <w:p>
+            <w:r>
+              <w:rPr>
+                <w:rFonts w:ascii="Calibri" w:hAnsi="Calibri"/>
+                <w:b/>
+                <w:color w:val="FFFFFF"/>
+                <w:sz w:val="18"/>
+              </w:rPr>
+              <w:t>Legal Principle &amp; Case Application</w:t>
+            </w:r>
+          </w:p>
+        </w:tc>
+      </w:tr>
+      <w:tr>
+        <w:tc>
+          <w:tcPr>
+            <w:tcW w:type="dxa" w:w="3312"/>
+            <w:shd w:fill="FFFFFF"/>
+            <w:tcMar>
+              <w:top w:w="70" w:type="dxa"/>
+              <w:bottom w:w="70" w:type="dxa"/>
+              <w:left w:w="80" w:type="dxa"/>
+              <w:right w:w="80" w:type="dxa"/>
+            </w:tcMar>
+          </w:tcPr>
+          <w:p>
+            <w:r>
+              <w:rPr>
+                <w:rFonts w:ascii="Calibri" w:hAnsi="Calibri"/>
+                <w:b/>
+                <w:color w:val="0F4C81"/>
+                <w:sz w:val="17"/>
+              </w:rPr>
+              <w:t>RPC Provision: RPC General Principles</w:t>
+            </w:r>
+          </w:p>
+        </w:tc>
+        <w:tc>
+          <w:tcPr>
+            <w:tcW w:type="dxa" w:w="6048"/>
+            <w:shd w:fill="FFFFFF"/>
+            <w:tcMar>
+              <w:top w:w="70" w:type="dxa"/>
+              <w:bottom w:w="70" w:type="dxa"/>
+              <w:left w:w="90" w:type="dxa"/>
+              <w:right w:w="90" w:type="dxa"/>
+            </w:tcMar>
+          </w:tcPr>
+          <w:p>
+            <w:r>
+              <w:rPr>
+                <w:rFonts w:ascii="Calibri" w:hAnsi="Calibri"/>
+                <w:color w:val="212529"/>
+                <w:sz w:val="17"/>
+              </w:rPr>
+              <w:t>Governs Criminal Law Doctrine in determining felony classification and criminal liability.</w:t>
+            </w:r>
+          </w:p>
+        </w:tc>
+      </w:tr>
+      <w:tr>
+        <w:tc>
+          <w:tcPr>
+            <w:tcW w:type="dxa" w:w="3312"/>
+            <w:shd w:fill="F7F9FA"/>
+            <w:tcMar>
+              <w:top w:w="70" w:type="dxa"/>
+              <w:bottom w:w="70" w:type="dxa"/>
+              <w:left w:w="80" w:type="dxa"/>
+              <w:right w:w="80" w:type="dxa"/>
+            </w:tcMar>
+          </w:tcPr>
+          <w:p>
+            <w:r>
+              <w:rPr>
+                <w:rFonts w:ascii="Calibri" w:hAnsi="Calibri"/>
+                <w:b/>
+                <w:color w:val="0F4C81"/>
+                <w:sz w:val="17"/>
+              </w:rPr>
+              <w:t>Landmark Doctrine 1</w:t>
+            </w:r>
+          </w:p>
+        </w:tc>
+        <w:tc>
+          <w:tcPr>
+            <w:tcW w:type="dxa" w:w="6048"/>
+            <w:shd w:fill="F7F9FA"/>
+            <w:tcMar>
+              <w:top w:w="70" w:type="dxa"/>
+              <w:bottom w:w="70" w:type="dxa"/>
+              <w:left w:w="90" w:type="dxa"/>
+              <w:right w:w="90" w:type="dxa"/>
+            </w:tcMar>
+          </w:tcPr>
+          <w:p>
+            <w:r>
+              <w:rPr>
+                <w:rFonts w:ascii="Calibri" w:hAnsi="Calibri"/>
+                <w:color w:val="212529"/>
+                <w:sz w:val="17"/>
+              </w:rPr>
+              <w:t>Mistake of fact is inapplicable when the actor acted with reckless negligence or where no actual danger existed.</w:t>
+            </w:r>
+          </w:p>
+        </w:tc>
+      </w:tr>
+      <w:tr>
+        <w:tc>
+          <w:tcPr>
+            <w:tcW w:type="dxa" w:w="3312"/>
+            <w:shd w:fill="FFFFFF"/>
+            <w:tcMar>
+              <w:top w:w="70" w:type="dxa"/>
+              <w:bottom w:w="70" w:type="dxa"/>
+              <w:left w:w="80" w:type="dxa"/>
+              <w:right w:w="80" w:type="dxa"/>
+            </w:tcMar>
+          </w:tcPr>
+          <w:p>
+            <w:r>
+              <w:rPr>
+                <w:rFonts w:ascii="Calibri" w:hAnsi="Calibri"/>
+                <w:b/>
+                <w:color w:val="0F4C81"/>
+                <w:sz w:val="17"/>
+              </w:rPr>
+              <w:t>Landmark Doctrine 2</w:t>
+            </w:r>
+          </w:p>
+        </w:tc>
+        <w:tc>
+          <w:tcPr>
+            <w:tcW w:type="dxa" w:w="6048"/>
+            <w:shd w:fill="FFFFFF"/>
+            <w:tcMar>
+              <w:top w:w="70" w:type="dxa"/>
+              <w:bottom w:w="70" w:type="dxa"/>
+              <w:left w:w="90" w:type="dxa"/>
+              <w:right w:w="90" w:type="dxa"/>
+            </w:tcMar>
+          </w:tcPr>
+          <w:p>
+            <w:r>
+              <w:rPr>
+                <w:rFonts w:ascii="Calibri" w:hAnsi="Calibri"/>
+                <w:color w:val="212529"/>
+                <w:sz w:val="17"/>
+              </w:rPr>
+              <w:t>In fulfillment of duty under Article 11(5), the use of lethal force is authorized only when strictly necessary to overcome active resistance.</w:t>
+            </w:r>
+          </w:p>
+        </w:tc>
+      </w:tr>
+    </w:tbl>
     <w:p>
       <w:pPr>
-        <w:pStyle w:val="ListBullet"/>
-        <w:spacing w:before="0" w:after="40" w:line="276" w:lineRule="auto"/>
-        <w:ind w:left="360"/>
-      </w:pPr>
-      <w:r>
-        <w:rPr>
-          <w:rFonts w:ascii="Calibri" w:hAnsi="Calibri"/>
-          <w:b/>
-          <w:color w:val="212529"/>
-          <w:sz w:val="19"/>
-        </w:rPr>
-        <w:t xml:space="preserve">• Doctrine: </w:t>
-      </w:r>
-      <w:r>
-        <w:rPr>
-          <w:rFonts w:ascii="Calibri" w:hAnsi="Calibri"/>
-          <w:color w:val="212529"/>
-          <w:sz w:val="19"/>
-        </w:rPr>
-        <w:t>In fulfillment of duty under Article 11(5), the use of lethal force is authorized only when strictly necessary to overcome active resistance.</w:t>
-      </w:r>
-    </w:p>
-    <w:p>
-      <w:pPr>
-        <w:spacing w:after="120"/>
+        <w:spacing w:after="160"/>
       </w:pPr>
     </w:p>
     <w:p>
@@ -1668,60 +2396,242 @@
           <w:color w:val="0F4C81"/>
           <w:sz w:val="21"/>
         </w:rPr>
-        <w:t>V. KEY CRIMINAL LAW DOCTRINES ESTABLISHED</w:t>
+        <w:t>V. APPLICABLE RPC PROVISIONS &amp; CRIMINAL LAW PRINCIPLES:</w:t>
       </w:r>
     </w:p>
     <w:p>
       <w:pPr>
-        <w:pStyle w:val="ListBullet"/>
-        <w:spacing w:before="0" w:after="40" w:line="276" w:lineRule="auto"/>
-        <w:ind w:left="360"/>
+        <w:spacing w:before="0" w:after="60" w:line="276" w:lineRule="auto"/>
       </w:pPr>
       <w:r>
         <w:rPr>
           <w:rFonts w:ascii="Calibri" w:hAnsi="Calibri"/>
           <w:b/>
           <w:color w:val="212529"/>
-          <w:sz w:val="19"/>
-        </w:rPr>
-        <w:t xml:space="preserve">• Doctrine: </w:t>
+          <w:sz w:val="20"/>
+        </w:rPr>
+        <w:t xml:space="preserve">Criminal Law Synthesis &amp; Statutory Application: </w:t>
       </w:r>
       <w:r>
         <w:rPr>
           <w:rFonts w:ascii="Calibri" w:hAnsi="Calibri"/>
           <w:color w:val="212529"/>
-          <w:sz w:val="19"/>
-        </w:rPr>
-        <w:t>Landmark Valenzuela Doctrine: Theft has only two stages of execution—Attempted Theft and Consummated Theft. Frustrated Theft does not exist under Philippine law.</w:t>
+          <w:sz w:val="20"/>
+        </w:rPr>
+        <w:t>In this landmark decision under Philippine Criminal Law, the Supreme Court scrutinizes  governed primarily by . The controlling statutory foundation establishes that Articles 6 and 308, Revised Penal Code (Elements of Theft and Stages of Execution). Specifically, established penal jurisprudence dictates that Landmark Valenzuela Doctrine: Theft has only two stages of execution—Attempted Theft and Consummated Theft. Frustrated Theft does not exist under Philippine law. Specifically, established penal jurisprudence dictates that Unlawful taking is complete the moment the offender acquires dominion and control over the personal property of another. Applying these statutory elements, the Court concluded that The Supreme Court CONVICTED Valenzuela of CONSUMMATED THEFT, formally abandoning all prior inconsistent rulings on frustrated theft.</w:t>
       </w:r>
     </w:p>
+    <w:tbl>
+      <w:tblPr>
+        <w:tblW w:type="auto" w:w="0"/>
+        <w:jc w:val="center"/>
+        <w:tblLook w:firstColumn="1" w:firstRow="1" w:lastColumn="0" w:lastRow="0" w:noHBand="0" w:noVBand="1" w:val="04A0"/>
+        <w:tblBorders>
+          <w:top w:val="single" w:sz="4" w:space="0" w:color="D0D7DE"/>
+          <w:bottom w:val="single" w:sz="4" w:space="0" w:color="D0D7DE"/>
+          <w:insideH w:val="single" w:sz="4" w:space="0" w:color="D0D7DE"/>
+          <w:insideV w:val="none"/>
+          <w:left w:val="none"/>
+          <w:right w:val="none"/>
+        </w:tblBorders>
+      </w:tblPr>
+      <w:tblGrid>
+        <w:gridCol w:w="4680"/>
+        <w:gridCol w:w="4680"/>
+      </w:tblGrid>
+      <w:tr>
+        <w:tc>
+          <w:tcPr>
+            <w:tcW w:type="dxa" w:w="3312"/>
+            <w:shd w:fill="182B49"/>
+            <w:tcMar>
+              <w:top w:w="80" w:type="dxa"/>
+              <w:bottom w:w="80" w:type="dxa"/>
+              <w:left w:w="90" w:type="dxa"/>
+              <w:right w:w="90" w:type="dxa"/>
+            </w:tcMar>
+          </w:tcPr>
+          <w:p>
+            <w:r>
+              <w:rPr>
+                <w:rFonts w:ascii="Calibri" w:hAnsi="Calibri"/>
+                <w:b/>
+                <w:color w:val="FFFFFF"/>
+                <w:sz w:val="18"/>
+              </w:rPr>
+              <w:t>Provision / Doctrine Involved</w:t>
+            </w:r>
+          </w:p>
+        </w:tc>
+        <w:tc>
+          <w:tcPr>
+            <w:tcW w:type="dxa" w:w="6048"/>
+            <w:shd w:fill="182B49"/>
+            <w:tcMar>
+              <w:top w:w="80" w:type="dxa"/>
+              <w:bottom w:w="80" w:type="dxa"/>
+              <w:left w:w="90" w:type="dxa"/>
+              <w:right w:w="90" w:type="dxa"/>
+            </w:tcMar>
+          </w:tcPr>
+          <w:p>
+            <w:r>
+              <w:rPr>
+                <w:rFonts w:ascii="Calibri" w:hAnsi="Calibri"/>
+                <w:b/>
+                <w:color w:val="FFFFFF"/>
+                <w:sz w:val="18"/>
+              </w:rPr>
+              <w:t>Legal Principle &amp; Case Application</w:t>
+            </w:r>
+          </w:p>
+        </w:tc>
+      </w:tr>
+      <w:tr>
+        <w:tc>
+          <w:tcPr>
+            <w:tcW w:type="dxa" w:w="3312"/>
+            <w:shd w:fill="FFFFFF"/>
+            <w:tcMar>
+              <w:top w:w="70" w:type="dxa"/>
+              <w:bottom w:w="70" w:type="dxa"/>
+              <w:left w:w="80" w:type="dxa"/>
+              <w:right w:w="80" w:type="dxa"/>
+            </w:tcMar>
+          </w:tcPr>
+          <w:p>
+            <w:r>
+              <w:rPr>
+                <w:rFonts w:ascii="Calibri" w:hAnsi="Calibri"/>
+                <w:b/>
+                <w:color w:val="0F4C81"/>
+                <w:sz w:val="17"/>
+              </w:rPr>
+              <w:t>RPC Provision: RPC General Principles</w:t>
+            </w:r>
+          </w:p>
+        </w:tc>
+        <w:tc>
+          <w:tcPr>
+            <w:tcW w:type="dxa" w:w="6048"/>
+            <w:shd w:fill="FFFFFF"/>
+            <w:tcMar>
+              <w:top w:w="70" w:type="dxa"/>
+              <w:bottom w:w="70" w:type="dxa"/>
+              <w:left w:w="90" w:type="dxa"/>
+              <w:right w:w="90" w:type="dxa"/>
+            </w:tcMar>
+          </w:tcPr>
+          <w:p>
+            <w:r>
+              <w:rPr>
+                <w:rFonts w:ascii="Calibri" w:hAnsi="Calibri"/>
+                <w:color w:val="212529"/>
+                <w:sz w:val="17"/>
+              </w:rPr>
+              <w:t>Governs Criminal Law Doctrine in determining felony classification and criminal liability.</w:t>
+            </w:r>
+          </w:p>
+        </w:tc>
+      </w:tr>
+      <w:tr>
+        <w:tc>
+          <w:tcPr>
+            <w:tcW w:type="dxa" w:w="3312"/>
+            <w:shd w:fill="F7F9FA"/>
+            <w:tcMar>
+              <w:top w:w="70" w:type="dxa"/>
+              <w:bottom w:w="70" w:type="dxa"/>
+              <w:left w:w="80" w:type="dxa"/>
+              <w:right w:w="80" w:type="dxa"/>
+            </w:tcMar>
+          </w:tcPr>
+          <w:p>
+            <w:r>
+              <w:rPr>
+                <w:rFonts w:ascii="Calibri" w:hAnsi="Calibri"/>
+                <w:b/>
+                <w:color w:val="0F4C81"/>
+                <w:sz w:val="17"/>
+              </w:rPr>
+              <w:t>Landmark Valenzuela Doctrine</w:t>
+            </w:r>
+          </w:p>
+        </w:tc>
+        <w:tc>
+          <w:tcPr>
+            <w:tcW w:type="dxa" w:w="6048"/>
+            <w:shd w:fill="F7F9FA"/>
+            <w:tcMar>
+              <w:top w:w="70" w:type="dxa"/>
+              <w:bottom w:w="70" w:type="dxa"/>
+              <w:left w:w="90" w:type="dxa"/>
+              <w:right w:w="90" w:type="dxa"/>
+            </w:tcMar>
+          </w:tcPr>
+          <w:p>
+            <w:r>
+              <w:rPr>
+                <w:rFonts w:ascii="Calibri" w:hAnsi="Calibri"/>
+                <w:color w:val="212529"/>
+                <w:sz w:val="17"/>
+              </w:rPr>
+              <w:t>Landmark Valenzuela Doctrine: Theft has only two stages of execution—Attempted Theft and Consummated Theft. Frustrated Theft does not exist under Philippine law.</w:t>
+            </w:r>
+          </w:p>
+        </w:tc>
+      </w:tr>
+      <w:tr>
+        <w:tc>
+          <w:tcPr>
+            <w:tcW w:type="dxa" w:w="3312"/>
+            <w:shd w:fill="FFFFFF"/>
+            <w:tcMar>
+              <w:top w:w="70" w:type="dxa"/>
+              <w:bottom w:w="70" w:type="dxa"/>
+              <w:left w:w="80" w:type="dxa"/>
+              <w:right w:w="80" w:type="dxa"/>
+            </w:tcMar>
+          </w:tcPr>
+          <w:p>
+            <w:r>
+              <w:rPr>
+                <w:rFonts w:ascii="Calibri" w:hAnsi="Calibri"/>
+                <w:b/>
+                <w:color w:val="0F4C81"/>
+                <w:sz w:val="17"/>
+              </w:rPr>
+              <w:t>Landmark Doctrine 2</w:t>
+            </w:r>
+          </w:p>
+        </w:tc>
+        <w:tc>
+          <w:tcPr>
+            <w:tcW w:type="dxa" w:w="6048"/>
+            <w:shd w:fill="FFFFFF"/>
+            <w:tcMar>
+              <w:top w:w="70" w:type="dxa"/>
+              <w:bottom w:w="70" w:type="dxa"/>
+              <w:left w:w="90" w:type="dxa"/>
+              <w:right w:w="90" w:type="dxa"/>
+            </w:tcMar>
+          </w:tcPr>
+          <w:p>
+            <w:r>
+              <w:rPr>
+                <w:rFonts w:ascii="Calibri" w:hAnsi="Calibri"/>
+                <w:color w:val="212529"/>
+                <w:sz w:val="17"/>
+              </w:rPr>
+              <w:t>Unlawful taking is complete the moment the offender acquires dominion and control over the personal property of another.</w:t>
+            </w:r>
+          </w:p>
+        </w:tc>
+      </w:tr>
+    </w:tbl>
     <w:p>
       <w:pPr>
-        <w:pStyle w:val="ListBullet"/>
-        <w:spacing w:before="0" w:after="40" w:line="276" w:lineRule="auto"/>
-        <w:ind w:left="360"/>
-      </w:pPr>
-      <w:r>
-        <w:rPr>
-          <w:rFonts w:ascii="Calibri" w:hAnsi="Calibri"/>
-          <w:b/>
-          <w:color w:val="212529"/>
-          <w:sz w:val="19"/>
-        </w:rPr>
-        <w:t xml:space="preserve">• Doctrine: </w:t>
-      </w:r>
-      <w:r>
-        <w:rPr>
-          <w:rFonts w:ascii="Calibri" w:hAnsi="Calibri"/>
-          <w:color w:val="212529"/>
-          <w:sz w:val="19"/>
-        </w:rPr>
-        <w:t>Unlawful taking is complete the moment the offender acquires dominion and control over the personal property of another.</w:t>
-      </w:r>
-    </w:p>
-    <w:p>
-      <w:pPr>
-        <w:spacing w:after="120"/>
+        <w:spacing w:after="160"/>
       </w:pPr>
     </w:p>
     <w:p>
@@ -1996,60 +2906,242 @@
           <w:color w:val="0F4C81"/>
           <w:sz w:val="21"/>
         </w:rPr>
-        <w:t>V. KEY CRIMINAL LAW DOCTRINES ESTABLISHED</w:t>
+        <w:t>V. APPLICABLE RPC PROVISIONS &amp; CRIMINAL LAW PRINCIPLES:</w:t>
       </w:r>
     </w:p>
     <w:p>
       <w:pPr>
-        <w:pStyle w:val="ListBullet"/>
-        <w:spacing w:before="0" w:after="40" w:line="276" w:lineRule="auto"/>
-        <w:ind w:left="360"/>
+        <w:spacing w:before="0" w:after="60" w:line="276" w:lineRule="auto"/>
       </w:pPr>
       <w:r>
         <w:rPr>
           <w:rFonts w:ascii="Calibri" w:hAnsi="Calibri"/>
           <w:b/>
           <w:color w:val="212529"/>
-          <w:sz w:val="19"/>
-        </w:rPr>
-        <w:t xml:space="preserve">• Doctrine: </w:t>
+          <w:sz w:val="20"/>
+        </w:rPr>
+        <w:t xml:space="preserve">Criminal Law Synthesis &amp; Statutory Application: </w:t>
       </w:r>
       <w:r>
         <w:rPr>
           <w:rFonts w:ascii="Calibri" w:hAnsi="Calibri"/>
           <w:color w:val="212529"/>
-          <w:sz w:val="19"/>
-        </w:rPr>
-        <w:t>Landmark Genosa Doctrine: Battered Woman Syndrome is recognized in Philippine jurisprudence, later codified into law under Section 26 of R.A. 9262 as a complete absolutory defense.</w:t>
+          <w:sz w:val="20"/>
+        </w:rPr>
+        <w:t>In this landmark decision under Philippine Criminal Law, the Supreme Court scrutinizes  governed primarily by . The controlling statutory foundation establishes that Article 11(1), Article 13(9-10), RPC; Republic Act No. 9262 (Anti-Violence Against Women and Their Children Act of 2004). Specifically, established penal jurisprudence dictates that Landmark Genosa Doctrine: Battered Woman Syndrome is recognized in Philippine jurisprudence, later codified into law under Section 26 of R.A. 9262 as a complete absolutory defense. Specifically, established penal jurisprudence dictates that BWS recognizes that cumulative trauma alters a woman's perception of danger, establishing that the threat of violence is constant and acute. Applying these statutory elements, the Court concluded that The Supreme Court REDUCED the penalty to 6 years of Prision Correccional to 14 years of Reclusion Temporal and ORDERED her immediate release on parole.</w:t>
       </w:r>
     </w:p>
+    <w:tbl>
+      <w:tblPr>
+        <w:tblW w:type="auto" w:w="0"/>
+        <w:jc w:val="center"/>
+        <w:tblLook w:firstColumn="1" w:firstRow="1" w:lastColumn="0" w:lastRow="0" w:noHBand="0" w:noVBand="1" w:val="04A0"/>
+        <w:tblBorders>
+          <w:top w:val="single" w:sz="4" w:space="0" w:color="D0D7DE"/>
+          <w:bottom w:val="single" w:sz="4" w:space="0" w:color="D0D7DE"/>
+          <w:insideH w:val="single" w:sz="4" w:space="0" w:color="D0D7DE"/>
+          <w:insideV w:val="none"/>
+          <w:left w:val="none"/>
+          <w:right w:val="none"/>
+        </w:tblBorders>
+      </w:tblPr>
+      <w:tblGrid>
+        <w:gridCol w:w="4680"/>
+        <w:gridCol w:w="4680"/>
+      </w:tblGrid>
+      <w:tr>
+        <w:tc>
+          <w:tcPr>
+            <w:tcW w:type="dxa" w:w="3312"/>
+            <w:shd w:fill="182B49"/>
+            <w:tcMar>
+              <w:top w:w="80" w:type="dxa"/>
+              <w:bottom w:w="80" w:type="dxa"/>
+              <w:left w:w="90" w:type="dxa"/>
+              <w:right w:w="90" w:type="dxa"/>
+            </w:tcMar>
+          </w:tcPr>
+          <w:p>
+            <w:r>
+              <w:rPr>
+                <w:rFonts w:ascii="Calibri" w:hAnsi="Calibri"/>
+                <w:b/>
+                <w:color w:val="FFFFFF"/>
+                <w:sz w:val="18"/>
+              </w:rPr>
+              <w:t>Provision / Doctrine Involved</w:t>
+            </w:r>
+          </w:p>
+        </w:tc>
+        <w:tc>
+          <w:tcPr>
+            <w:tcW w:type="dxa" w:w="6048"/>
+            <w:shd w:fill="182B49"/>
+            <w:tcMar>
+              <w:top w:w="80" w:type="dxa"/>
+              <w:bottom w:w="80" w:type="dxa"/>
+              <w:left w:w="90" w:type="dxa"/>
+              <w:right w:w="90" w:type="dxa"/>
+            </w:tcMar>
+          </w:tcPr>
+          <w:p>
+            <w:r>
+              <w:rPr>
+                <w:rFonts w:ascii="Calibri" w:hAnsi="Calibri"/>
+                <w:b/>
+                <w:color w:val="FFFFFF"/>
+                <w:sz w:val="18"/>
+              </w:rPr>
+              <w:t>Legal Principle &amp; Case Application</w:t>
+            </w:r>
+          </w:p>
+        </w:tc>
+      </w:tr>
+      <w:tr>
+        <w:tc>
+          <w:tcPr>
+            <w:tcW w:type="dxa" w:w="3312"/>
+            <w:shd w:fill="FFFFFF"/>
+            <w:tcMar>
+              <w:top w:w="70" w:type="dxa"/>
+              <w:bottom w:w="70" w:type="dxa"/>
+              <w:left w:w="80" w:type="dxa"/>
+              <w:right w:w="80" w:type="dxa"/>
+            </w:tcMar>
+          </w:tcPr>
+          <w:p>
+            <w:r>
+              <w:rPr>
+                <w:rFonts w:ascii="Calibri" w:hAnsi="Calibri"/>
+                <w:b/>
+                <w:color w:val="0F4C81"/>
+                <w:sz w:val="17"/>
+              </w:rPr>
+              <w:t>RPC Provision: RPC General Principles</w:t>
+            </w:r>
+          </w:p>
+        </w:tc>
+        <w:tc>
+          <w:tcPr>
+            <w:tcW w:type="dxa" w:w="6048"/>
+            <w:shd w:fill="FFFFFF"/>
+            <w:tcMar>
+              <w:top w:w="70" w:type="dxa"/>
+              <w:bottom w:w="70" w:type="dxa"/>
+              <w:left w:w="90" w:type="dxa"/>
+              <w:right w:w="90" w:type="dxa"/>
+            </w:tcMar>
+          </w:tcPr>
+          <w:p>
+            <w:r>
+              <w:rPr>
+                <w:rFonts w:ascii="Calibri" w:hAnsi="Calibri"/>
+                <w:color w:val="212529"/>
+                <w:sz w:val="17"/>
+              </w:rPr>
+              <w:t>Governs Criminal Law Doctrine in determining felony classification and criminal liability.</w:t>
+            </w:r>
+          </w:p>
+        </w:tc>
+      </w:tr>
+      <w:tr>
+        <w:tc>
+          <w:tcPr>
+            <w:tcW w:type="dxa" w:w="3312"/>
+            <w:shd w:fill="F7F9FA"/>
+            <w:tcMar>
+              <w:top w:w="70" w:type="dxa"/>
+              <w:bottom w:w="70" w:type="dxa"/>
+              <w:left w:w="80" w:type="dxa"/>
+              <w:right w:w="80" w:type="dxa"/>
+            </w:tcMar>
+          </w:tcPr>
+          <w:p>
+            <w:r>
+              <w:rPr>
+                <w:rFonts w:ascii="Calibri" w:hAnsi="Calibri"/>
+                <w:b/>
+                <w:color w:val="0F4C81"/>
+                <w:sz w:val="17"/>
+              </w:rPr>
+              <w:t>Landmark Genosa Doctrine</w:t>
+            </w:r>
+          </w:p>
+        </w:tc>
+        <w:tc>
+          <w:tcPr>
+            <w:tcW w:type="dxa" w:w="6048"/>
+            <w:shd w:fill="F7F9FA"/>
+            <w:tcMar>
+              <w:top w:w="70" w:type="dxa"/>
+              <w:bottom w:w="70" w:type="dxa"/>
+              <w:left w:w="90" w:type="dxa"/>
+              <w:right w:w="90" w:type="dxa"/>
+            </w:tcMar>
+          </w:tcPr>
+          <w:p>
+            <w:r>
+              <w:rPr>
+                <w:rFonts w:ascii="Calibri" w:hAnsi="Calibri"/>
+                <w:color w:val="212529"/>
+                <w:sz w:val="17"/>
+              </w:rPr>
+              <w:t>Landmark Genosa Doctrine: Battered Woman Syndrome is recognized in Philippine jurisprudence, later codified into law under Section 26 of R.A. 9262 as a complete absolutory defense.</w:t>
+            </w:r>
+          </w:p>
+        </w:tc>
+      </w:tr>
+      <w:tr>
+        <w:tc>
+          <w:tcPr>
+            <w:tcW w:type="dxa" w:w="3312"/>
+            <w:shd w:fill="FFFFFF"/>
+            <w:tcMar>
+              <w:top w:w="70" w:type="dxa"/>
+              <w:bottom w:w="70" w:type="dxa"/>
+              <w:left w:w="80" w:type="dxa"/>
+              <w:right w:w="80" w:type="dxa"/>
+            </w:tcMar>
+          </w:tcPr>
+          <w:p>
+            <w:r>
+              <w:rPr>
+                <w:rFonts w:ascii="Calibri" w:hAnsi="Calibri"/>
+                <w:b/>
+                <w:color w:val="0F4C81"/>
+                <w:sz w:val="17"/>
+              </w:rPr>
+              <w:t>Landmark Doctrine 2</w:t>
+            </w:r>
+          </w:p>
+        </w:tc>
+        <w:tc>
+          <w:tcPr>
+            <w:tcW w:type="dxa" w:w="6048"/>
+            <w:shd w:fill="FFFFFF"/>
+            <w:tcMar>
+              <w:top w:w="70" w:type="dxa"/>
+              <w:bottom w:w="70" w:type="dxa"/>
+              <w:left w:w="90" w:type="dxa"/>
+              <w:right w:w="90" w:type="dxa"/>
+            </w:tcMar>
+          </w:tcPr>
+          <w:p>
+            <w:r>
+              <w:rPr>
+                <w:rFonts w:ascii="Calibri" w:hAnsi="Calibri"/>
+                <w:color w:val="212529"/>
+                <w:sz w:val="17"/>
+              </w:rPr>
+              <w:t>BWS recognizes that cumulative trauma alters a woman's perception of danger, establishing that the threat of violence is constant and acute.</w:t>
+            </w:r>
+          </w:p>
+        </w:tc>
+      </w:tr>
+    </w:tbl>
     <w:p>
       <w:pPr>
-        <w:pStyle w:val="ListBullet"/>
-        <w:spacing w:before="0" w:after="40" w:line="276" w:lineRule="auto"/>
-        <w:ind w:left="360"/>
-      </w:pPr>
-      <w:r>
-        <w:rPr>
-          <w:rFonts w:ascii="Calibri" w:hAnsi="Calibri"/>
-          <w:b/>
-          <w:color w:val="212529"/>
-          <w:sz w:val="19"/>
-        </w:rPr>
-        <w:t xml:space="preserve">• Doctrine: </w:t>
-      </w:r>
-      <w:r>
-        <w:rPr>
-          <w:rFonts w:ascii="Calibri" w:hAnsi="Calibri"/>
-          <w:color w:val="212529"/>
-          <w:sz w:val="19"/>
-        </w:rPr>
-        <w:t>BWS recognizes that cumulative trauma alters a woman's perception of danger, establishing that the threat of violence is constant and acute.</w:t>
-      </w:r>
-    </w:p>
-    <w:p>
-      <w:pPr>
-        <w:spacing w:after="120"/>
+        <w:spacing w:after="160"/>
       </w:pPr>
     </w:p>
     <w:p>
@@ -2324,60 +3416,242 @@
           <w:color w:val="0F4C81"/>
           <w:sz w:val="21"/>
         </w:rPr>
-        <w:t>V. KEY CRIMINAL LAW DOCTRINES ESTABLISHED</w:t>
+        <w:t>V. APPLICABLE RPC PROVISIONS &amp; CRIMINAL LAW PRINCIPLES:</w:t>
       </w:r>
     </w:p>
     <w:p>
       <w:pPr>
-        <w:pStyle w:val="ListBullet"/>
-        <w:spacing w:before="0" w:after="40" w:line="276" w:lineRule="auto"/>
-        <w:ind w:left="360"/>
+        <w:spacing w:before="0" w:after="60" w:line="276" w:lineRule="auto"/>
       </w:pPr>
       <w:r>
         <w:rPr>
           <w:rFonts w:ascii="Calibri" w:hAnsi="Calibri"/>
           <w:b/>
           <w:color w:val="212529"/>
-          <w:sz w:val="19"/>
-        </w:rPr>
-        <w:t xml:space="preserve">• Doctrine: </w:t>
+          <w:sz w:val="20"/>
+        </w:rPr>
+        <w:t xml:space="preserve">Criminal Law Synthesis &amp; Statutory Application: </w:t>
       </w:r>
       <w:r>
         <w:rPr>
           <w:rFonts w:ascii="Calibri" w:hAnsi="Calibri"/>
           <w:color w:val="212529"/>
-          <w:sz w:val="19"/>
-        </w:rPr>
-        <w:t>Landmark Bayotas Doctrine: Death of the convict pending appeal totally extinguishes criminal liability and civil liability ex delicto.</w:t>
+          <w:sz w:val="20"/>
+        </w:rPr>
+        <w:t>In this landmark decision under Philippine Criminal Law, the Supreme Court scrutinizes  governed primarily by . The controlling statutory foundation establishes that Article 89(1), Revised Penal Code; Article 1157, Civil Code (Sources of Obligation); Rule 111, Rules of Court. Specifically, established penal jurisprudence dictates that Landmark Bayotas Doctrine: Death of the convict pending appeal totally extinguishes criminal liability and civil liability ex delicto. Specifically, established penal jurisprudence dictates that Independent civil liabilities under Articles 32, 33, 34, and 2176 of the Civil Code survive and may be filed separately against the estate. Applying these statutory elements, the Court concluded that The Supreme Court DECLARED the criminal and civil liability ex delicto of Rogelio Bayotas EXTINGUISHED, and DISMISSED the criminal appeal.</w:t>
       </w:r>
     </w:p>
+    <w:tbl>
+      <w:tblPr>
+        <w:tblW w:type="auto" w:w="0"/>
+        <w:jc w:val="center"/>
+        <w:tblLook w:firstColumn="1" w:firstRow="1" w:lastColumn="0" w:lastRow="0" w:noHBand="0" w:noVBand="1" w:val="04A0"/>
+        <w:tblBorders>
+          <w:top w:val="single" w:sz="4" w:space="0" w:color="D0D7DE"/>
+          <w:bottom w:val="single" w:sz="4" w:space="0" w:color="D0D7DE"/>
+          <w:insideH w:val="single" w:sz="4" w:space="0" w:color="D0D7DE"/>
+          <w:insideV w:val="none"/>
+          <w:left w:val="none"/>
+          <w:right w:val="none"/>
+        </w:tblBorders>
+      </w:tblPr>
+      <w:tblGrid>
+        <w:gridCol w:w="4680"/>
+        <w:gridCol w:w="4680"/>
+      </w:tblGrid>
+      <w:tr>
+        <w:tc>
+          <w:tcPr>
+            <w:tcW w:type="dxa" w:w="3312"/>
+            <w:shd w:fill="182B49"/>
+            <w:tcMar>
+              <w:top w:w="80" w:type="dxa"/>
+              <w:bottom w:w="80" w:type="dxa"/>
+              <w:left w:w="90" w:type="dxa"/>
+              <w:right w:w="90" w:type="dxa"/>
+            </w:tcMar>
+          </w:tcPr>
+          <w:p>
+            <w:r>
+              <w:rPr>
+                <w:rFonts w:ascii="Calibri" w:hAnsi="Calibri"/>
+                <w:b/>
+                <w:color w:val="FFFFFF"/>
+                <w:sz w:val="18"/>
+              </w:rPr>
+              <w:t>Provision / Doctrine Involved</w:t>
+            </w:r>
+          </w:p>
+        </w:tc>
+        <w:tc>
+          <w:tcPr>
+            <w:tcW w:type="dxa" w:w="6048"/>
+            <w:shd w:fill="182B49"/>
+            <w:tcMar>
+              <w:top w:w="80" w:type="dxa"/>
+              <w:bottom w:w="80" w:type="dxa"/>
+              <w:left w:w="90" w:type="dxa"/>
+              <w:right w:w="90" w:type="dxa"/>
+            </w:tcMar>
+          </w:tcPr>
+          <w:p>
+            <w:r>
+              <w:rPr>
+                <w:rFonts w:ascii="Calibri" w:hAnsi="Calibri"/>
+                <w:b/>
+                <w:color w:val="FFFFFF"/>
+                <w:sz w:val="18"/>
+              </w:rPr>
+              <w:t>Legal Principle &amp; Case Application</w:t>
+            </w:r>
+          </w:p>
+        </w:tc>
+      </w:tr>
+      <w:tr>
+        <w:tc>
+          <w:tcPr>
+            <w:tcW w:type="dxa" w:w="3312"/>
+            <w:shd w:fill="FFFFFF"/>
+            <w:tcMar>
+              <w:top w:w="70" w:type="dxa"/>
+              <w:bottom w:w="70" w:type="dxa"/>
+              <w:left w:w="80" w:type="dxa"/>
+              <w:right w:w="80" w:type="dxa"/>
+            </w:tcMar>
+          </w:tcPr>
+          <w:p>
+            <w:r>
+              <w:rPr>
+                <w:rFonts w:ascii="Calibri" w:hAnsi="Calibri"/>
+                <w:b/>
+                <w:color w:val="0F4C81"/>
+                <w:sz w:val="17"/>
+              </w:rPr>
+              <w:t>RPC Provision: RPC General Principles</w:t>
+            </w:r>
+          </w:p>
+        </w:tc>
+        <w:tc>
+          <w:tcPr>
+            <w:tcW w:type="dxa" w:w="6048"/>
+            <w:shd w:fill="FFFFFF"/>
+            <w:tcMar>
+              <w:top w:w="70" w:type="dxa"/>
+              <w:bottom w:w="70" w:type="dxa"/>
+              <w:left w:w="90" w:type="dxa"/>
+              <w:right w:w="90" w:type="dxa"/>
+            </w:tcMar>
+          </w:tcPr>
+          <w:p>
+            <w:r>
+              <w:rPr>
+                <w:rFonts w:ascii="Calibri" w:hAnsi="Calibri"/>
+                <w:color w:val="212529"/>
+                <w:sz w:val="17"/>
+              </w:rPr>
+              <w:t>Governs Criminal Law Doctrine in determining felony classification and criminal liability.</w:t>
+            </w:r>
+          </w:p>
+        </w:tc>
+      </w:tr>
+      <w:tr>
+        <w:tc>
+          <w:tcPr>
+            <w:tcW w:type="dxa" w:w="3312"/>
+            <w:shd w:fill="F7F9FA"/>
+            <w:tcMar>
+              <w:top w:w="70" w:type="dxa"/>
+              <w:bottom w:w="70" w:type="dxa"/>
+              <w:left w:w="80" w:type="dxa"/>
+              <w:right w:w="80" w:type="dxa"/>
+            </w:tcMar>
+          </w:tcPr>
+          <w:p>
+            <w:r>
+              <w:rPr>
+                <w:rFonts w:ascii="Calibri" w:hAnsi="Calibri"/>
+                <w:b/>
+                <w:color w:val="0F4C81"/>
+                <w:sz w:val="17"/>
+              </w:rPr>
+              <w:t>Landmark Bayotas Doctrine</w:t>
+            </w:r>
+          </w:p>
+        </w:tc>
+        <w:tc>
+          <w:tcPr>
+            <w:tcW w:type="dxa" w:w="6048"/>
+            <w:shd w:fill="F7F9FA"/>
+            <w:tcMar>
+              <w:top w:w="70" w:type="dxa"/>
+              <w:bottom w:w="70" w:type="dxa"/>
+              <w:left w:w="90" w:type="dxa"/>
+              <w:right w:w="90" w:type="dxa"/>
+            </w:tcMar>
+          </w:tcPr>
+          <w:p>
+            <w:r>
+              <w:rPr>
+                <w:rFonts w:ascii="Calibri" w:hAnsi="Calibri"/>
+                <w:color w:val="212529"/>
+                <w:sz w:val="17"/>
+              </w:rPr>
+              <w:t>Landmark Bayotas Doctrine: Death of the convict pending appeal totally extinguishes criminal liability and civil liability ex delicto.</w:t>
+            </w:r>
+          </w:p>
+        </w:tc>
+      </w:tr>
+      <w:tr>
+        <w:tc>
+          <w:tcPr>
+            <w:tcW w:type="dxa" w:w="3312"/>
+            <w:shd w:fill="FFFFFF"/>
+            <w:tcMar>
+              <w:top w:w="70" w:type="dxa"/>
+              <w:bottom w:w="70" w:type="dxa"/>
+              <w:left w:w="80" w:type="dxa"/>
+              <w:right w:w="80" w:type="dxa"/>
+            </w:tcMar>
+          </w:tcPr>
+          <w:p>
+            <w:r>
+              <w:rPr>
+                <w:rFonts w:ascii="Calibri" w:hAnsi="Calibri"/>
+                <w:b/>
+                <w:color w:val="0F4C81"/>
+                <w:sz w:val="17"/>
+              </w:rPr>
+              <w:t>Landmark Doctrine 2</w:t>
+            </w:r>
+          </w:p>
+        </w:tc>
+        <w:tc>
+          <w:tcPr>
+            <w:tcW w:type="dxa" w:w="6048"/>
+            <w:shd w:fill="FFFFFF"/>
+            <w:tcMar>
+              <w:top w:w="70" w:type="dxa"/>
+              <w:bottom w:w="70" w:type="dxa"/>
+              <w:left w:w="90" w:type="dxa"/>
+              <w:right w:w="90" w:type="dxa"/>
+            </w:tcMar>
+          </w:tcPr>
+          <w:p>
+            <w:r>
+              <w:rPr>
+                <w:rFonts w:ascii="Calibri" w:hAnsi="Calibri"/>
+                <w:color w:val="212529"/>
+                <w:sz w:val="17"/>
+              </w:rPr>
+              <w:t>Independent civil liabilities under Articles 32, 33, 34, and 2176 of the Civil Code survive and may be filed separately against the estate.</w:t>
+            </w:r>
+          </w:p>
+        </w:tc>
+      </w:tr>
+    </w:tbl>
     <w:p>
       <w:pPr>
-        <w:pStyle w:val="ListBullet"/>
-        <w:spacing w:before="0" w:after="40" w:line="276" w:lineRule="auto"/>
-        <w:ind w:left="360"/>
-      </w:pPr>
-      <w:r>
-        <w:rPr>
-          <w:rFonts w:ascii="Calibri" w:hAnsi="Calibri"/>
-          <w:b/>
-          <w:color w:val="212529"/>
-          <w:sz w:val="19"/>
-        </w:rPr>
-        <w:t xml:space="preserve">• Doctrine: </w:t>
-      </w:r>
-      <w:r>
-        <w:rPr>
-          <w:rFonts w:ascii="Calibri" w:hAnsi="Calibri"/>
-          <w:color w:val="212529"/>
-          <w:sz w:val="19"/>
-        </w:rPr>
-        <w:t>Independent civil liabilities under Articles 32, 33, 34, and 2176 of the Civil Code survive and may be filed separately against the estate.</w:t>
-      </w:r>
-    </w:p>
-    <w:p>
-      <w:pPr>
-        <w:spacing w:after="120"/>
+        <w:spacing w:after="160"/>
       </w:pPr>
     </w:p>
     <w:p>
@@ -2652,60 +3926,242 @@
           <w:color w:val="0F4C81"/>
           <w:sz w:val="21"/>
         </w:rPr>
-        <w:t>V. KEY CRIMINAL LAW DOCTRINES ESTABLISHED</w:t>
+        <w:t>V. APPLICABLE RPC PROVISIONS &amp; CRIMINAL LAW PRINCIPLES:</w:t>
       </w:r>
     </w:p>
     <w:p>
       <w:pPr>
-        <w:pStyle w:val="ListBullet"/>
-        <w:spacing w:before="0" w:after="40" w:line="276" w:lineRule="auto"/>
-        <w:ind w:left="360"/>
+        <w:spacing w:before="0" w:after="60" w:line="276" w:lineRule="auto"/>
       </w:pPr>
       <w:r>
         <w:rPr>
           <w:rFonts w:ascii="Calibri" w:hAnsi="Calibri"/>
           <w:b/>
           <w:color w:val="212529"/>
-          <w:sz w:val="19"/>
-        </w:rPr>
-        <w:t xml:space="preserve">• Doctrine: </w:t>
+          <w:sz w:val="20"/>
+        </w:rPr>
+        <w:t xml:space="preserve">Criminal Law Synthesis &amp; Statutory Application: </w:t>
       </w:r>
       <w:r>
         <w:rPr>
           <w:rFonts w:ascii="Calibri" w:hAnsi="Calibri"/>
           <w:color w:val="212529"/>
-          <w:sz w:val="19"/>
-        </w:rPr>
-        <w:t>Landmark Simon Doctrine: When a special law adopts the penalty scale and periods of the Revised Penal Code, the rules in Book I of the RPC on modifying circumstances and the Indeterminate Sentence Law apply fully.</w:t>
+          <w:sz w:val="20"/>
+        </w:rPr>
+        <w:t>In this landmark decision under Philippine Criminal Law, the Supreme Court scrutinizes  governed primarily by . The controlling statutory foundation establishes that Article 22, Revised Penal Code (Favorable Retroactivity); Article 10, RPC (Supplementary Application); Act No. 4103 (Indeterminate Sentence Law). Specifically, established penal jurisprudence dictates that Landmark Simon Doctrine: When a special law adopts the penalty scale and periods of the Revised Penal Code, the rules in Book I of the RPC on modifying circumstances and the Indeterminate Sentence Law apply fully. Specifically, established penal jurisprudence dictates that Penal statutes that reduce penalties must be applied retroactively to pending appeals under Article 22 of the RPC. Applying these statutory elements, the Court concluded that The Supreme Court MODIFIED the sentence to an indeterminate penalty of 6 months of Arresto Mayor to 6 years of Prision Correccional, and ORDERED his immediate release for having served more than the maximum term.</w:t>
       </w:r>
     </w:p>
+    <w:tbl>
+      <w:tblPr>
+        <w:tblW w:type="auto" w:w="0"/>
+        <w:jc w:val="center"/>
+        <w:tblLook w:firstColumn="1" w:firstRow="1" w:lastColumn="0" w:lastRow="0" w:noHBand="0" w:noVBand="1" w:val="04A0"/>
+        <w:tblBorders>
+          <w:top w:val="single" w:sz="4" w:space="0" w:color="D0D7DE"/>
+          <w:bottom w:val="single" w:sz="4" w:space="0" w:color="D0D7DE"/>
+          <w:insideH w:val="single" w:sz="4" w:space="0" w:color="D0D7DE"/>
+          <w:insideV w:val="none"/>
+          <w:left w:val="none"/>
+          <w:right w:val="none"/>
+        </w:tblBorders>
+      </w:tblPr>
+      <w:tblGrid>
+        <w:gridCol w:w="4680"/>
+        <w:gridCol w:w="4680"/>
+      </w:tblGrid>
+      <w:tr>
+        <w:tc>
+          <w:tcPr>
+            <w:tcW w:type="dxa" w:w="3312"/>
+            <w:shd w:fill="182B49"/>
+            <w:tcMar>
+              <w:top w:w="80" w:type="dxa"/>
+              <w:bottom w:w="80" w:type="dxa"/>
+              <w:left w:w="90" w:type="dxa"/>
+              <w:right w:w="90" w:type="dxa"/>
+            </w:tcMar>
+          </w:tcPr>
+          <w:p>
+            <w:r>
+              <w:rPr>
+                <w:rFonts w:ascii="Calibri" w:hAnsi="Calibri"/>
+                <w:b/>
+                <w:color w:val="FFFFFF"/>
+                <w:sz w:val="18"/>
+              </w:rPr>
+              <w:t>Provision / Doctrine Involved</w:t>
+            </w:r>
+          </w:p>
+        </w:tc>
+        <w:tc>
+          <w:tcPr>
+            <w:tcW w:type="dxa" w:w="6048"/>
+            <w:shd w:fill="182B49"/>
+            <w:tcMar>
+              <w:top w:w="80" w:type="dxa"/>
+              <w:bottom w:w="80" w:type="dxa"/>
+              <w:left w:w="90" w:type="dxa"/>
+              <w:right w:w="90" w:type="dxa"/>
+            </w:tcMar>
+          </w:tcPr>
+          <w:p>
+            <w:r>
+              <w:rPr>
+                <w:rFonts w:ascii="Calibri" w:hAnsi="Calibri"/>
+                <w:b/>
+                <w:color w:val="FFFFFF"/>
+                <w:sz w:val="18"/>
+              </w:rPr>
+              <w:t>Legal Principle &amp; Case Application</w:t>
+            </w:r>
+          </w:p>
+        </w:tc>
+      </w:tr>
+      <w:tr>
+        <w:tc>
+          <w:tcPr>
+            <w:tcW w:type="dxa" w:w="3312"/>
+            <w:shd w:fill="FFFFFF"/>
+            <w:tcMar>
+              <w:top w:w="70" w:type="dxa"/>
+              <w:bottom w:w="70" w:type="dxa"/>
+              <w:left w:w="80" w:type="dxa"/>
+              <w:right w:w="80" w:type="dxa"/>
+            </w:tcMar>
+          </w:tcPr>
+          <w:p>
+            <w:r>
+              <w:rPr>
+                <w:rFonts w:ascii="Calibri" w:hAnsi="Calibri"/>
+                <w:b/>
+                <w:color w:val="0F4C81"/>
+                <w:sz w:val="17"/>
+              </w:rPr>
+              <w:t>RPC Provision: RPC General Principles</w:t>
+            </w:r>
+          </w:p>
+        </w:tc>
+        <w:tc>
+          <w:tcPr>
+            <w:tcW w:type="dxa" w:w="6048"/>
+            <w:shd w:fill="FFFFFF"/>
+            <w:tcMar>
+              <w:top w:w="70" w:type="dxa"/>
+              <w:bottom w:w="70" w:type="dxa"/>
+              <w:left w:w="90" w:type="dxa"/>
+              <w:right w:w="90" w:type="dxa"/>
+            </w:tcMar>
+          </w:tcPr>
+          <w:p>
+            <w:r>
+              <w:rPr>
+                <w:rFonts w:ascii="Calibri" w:hAnsi="Calibri"/>
+                <w:color w:val="212529"/>
+                <w:sz w:val="17"/>
+              </w:rPr>
+              <w:t>Governs Criminal Law Doctrine in determining felony classification and criminal liability.</w:t>
+            </w:r>
+          </w:p>
+        </w:tc>
+      </w:tr>
+      <w:tr>
+        <w:tc>
+          <w:tcPr>
+            <w:tcW w:type="dxa" w:w="3312"/>
+            <w:shd w:fill="F7F9FA"/>
+            <w:tcMar>
+              <w:top w:w="70" w:type="dxa"/>
+              <w:bottom w:w="70" w:type="dxa"/>
+              <w:left w:w="80" w:type="dxa"/>
+              <w:right w:w="80" w:type="dxa"/>
+            </w:tcMar>
+          </w:tcPr>
+          <w:p>
+            <w:r>
+              <w:rPr>
+                <w:rFonts w:ascii="Calibri" w:hAnsi="Calibri"/>
+                <w:b/>
+                <w:color w:val="0F4C81"/>
+                <w:sz w:val="17"/>
+              </w:rPr>
+              <w:t>Landmark Simon Doctrine</w:t>
+            </w:r>
+          </w:p>
+        </w:tc>
+        <w:tc>
+          <w:tcPr>
+            <w:tcW w:type="dxa" w:w="6048"/>
+            <w:shd w:fill="F7F9FA"/>
+            <w:tcMar>
+              <w:top w:w="70" w:type="dxa"/>
+              <w:bottom w:w="70" w:type="dxa"/>
+              <w:left w:w="90" w:type="dxa"/>
+              <w:right w:w="90" w:type="dxa"/>
+            </w:tcMar>
+          </w:tcPr>
+          <w:p>
+            <w:r>
+              <w:rPr>
+                <w:rFonts w:ascii="Calibri" w:hAnsi="Calibri"/>
+                <w:color w:val="212529"/>
+                <w:sz w:val="17"/>
+              </w:rPr>
+              <w:t>Landmark Simon Doctrine: When a special law adopts the penalty scale and periods of the Revised Penal Code, the rules in Book I of the RPC on modifying circumstances and the Indeterminate Sentence Law apply fully.</w:t>
+            </w:r>
+          </w:p>
+        </w:tc>
+      </w:tr>
+      <w:tr>
+        <w:tc>
+          <w:tcPr>
+            <w:tcW w:type="dxa" w:w="3312"/>
+            <w:shd w:fill="FFFFFF"/>
+            <w:tcMar>
+              <w:top w:w="70" w:type="dxa"/>
+              <w:bottom w:w="70" w:type="dxa"/>
+              <w:left w:w="80" w:type="dxa"/>
+              <w:right w:w="80" w:type="dxa"/>
+            </w:tcMar>
+          </w:tcPr>
+          <w:p>
+            <w:r>
+              <w:rPr>
+                <w:rFonts w:ascii="Calibri" w:hAnsi="Calibri"/>
+                <w:b/>
+                <w:color w:val="0F4C81"/>
+                <w:sz w:val="17"/>
+              </w:rPr>
+              <w:t>Landmark Doctrine 2</w:t>
+            </w:r>
+          </w:p>
+        </w:tc>
+        <w:tc>
+          <w:tcPr>
+            <w:tcW w:type="dxa" w:w="6048"/>
+            <w:shd w:fill="FFFFFF"/>
+            <w:tcMar>
+              <w:top w:w="70" w:type="dxa"/>
+              <w:bottom w:w="70" w:type="dxa"/>
+              <w:left w:w="90" w:type="dxa"/>
+              <w:right w:w="90" w:type="dxa"/>
+            </w:tcMar>
+          </w:tcPr>
+          <w:p>
+            <w:r>
+              <w:rPr>
+                <w:rFonts w:ascii="Calibri" w:hAnsi="Calibri"/>
+                <w:color w:val="212529"/>
+                <w:sz w:val="17"/>
+              </w:rPr>
+              <w:t>Penal statutes that reduce penalties must be applied retroactively to pending appeals under Article 22 of the RPC.</w:t>
+            </w:r>
+          </w:p>
+        </w:tc>
+      </w:tr>
+    </w:tbl>
     <w:p>
       <w:pPr>
-        <w:pStyle w:val="ListBullet"/>
-        <w:spacing w:before="0" w:after="40" w:line="276" w:lineRule="auto"/>
-        <w:ind w:left="360"/>
-      </w:pPr>
-      <w:r>
-        <w:rPr>
-          <w:rFonts w:ascii="Calibri" w:hAnsi="Calibri"/>
-          <w:b/>
-          <w:color w:val="212529"/>
-          <w:sz w:val="19"/>
-        </w:rPr>
-        <w:t xml:space="preserve">• Doctrine: </w:t>
-      </w:r>
-      <w:r>
-        <w:rPr>
-          <w:rFonts w:ascii="Calibri" w:hAnsi="Calibri"/>
-          <w:color w:val="212529"/>
-          <w:sz w:val="19"/>
-        </w:rPr>
-        <w:t>Penal statutes that reduce penalties must be applied retroactively to pending appeals under Article 22 of the RPC.</w:t>
-      </w:r>
-    </w:p>
-    <w:p>
-      <w:pPr>
-        <w:spacing w:after="120"/>
+        <w:spacing w:after="160"/>
       </w:pPr>
     </w:p>
     <w:p>
@@ -2980,60 +4436,242 @@
           <w:color w:val="0F4C81"/>
           <w:sz w:val="21"/>
         </w:rPr>
-        <w:t>V. KEY CRIMINAL LAW DOCTRINES ESTABLISHED</w:t>
+        <w:t>V. APPLICABLE RPC PROVISIONS &amp; CRIMINAL LAW PRINCIPLES:</w:t>
       </w:r>
     </w:p>
     <w:p>
       <w:pPr>
-        <w:pStyle w:val="ListBullet"/>
-        <w:spacing w:before="0" w:after="40" w:line="276" w:lineRule="auto"/>
-        <w:ind w:left="360"/>
+        <w:spacing w:before="0" w:after="60" w:line="276" w:lineRule="auto"/>
       </w:pPr>
       <w:r>
         <w:rPr>
           <w:rFonts w:ascii="Calibri" w:hAnsi="Calibri"/>
           <w:b/>
           <w:color w:val="212529"/>
-          <w:sz w:val="19"/>
-        </w:rPr>
-        <w:t xml:space="preserve">• Doctrine: </w:t>
+          <w:sz w:val="20"/>
+        </w:rPr>
+        <w:t xml:space="preserve">Criminal Law Synthesis &amp; Statutory Application: </w:t>
       </w:r>
       <w:r>
         <w:rPr>
           <w:rFonts w:ascii="Calibri" w:hAnsi="Calibri"/>
           <w:color w:val="212529"/>
-          <w:sz w:val="19"/>
-        </w:rPr>
-        <w:t>Hernandez &amp; Enrile Doctrine: Rebellion absorbs all common crimes committed in furtherance of political rebellion. There is no crime of 'Rebellion Complexed with Murder.'</w:t>
+          <w:sz w:val="20"/>
+        </w:rPr>
+        <w:t>In this landmark decision under Philippine Criminal Law, the Supreme Court scrutinizes  governed primarily by . The controlling statutory foundation establishes that People v. Hernandez, 99 Phil. 515 (1956); Article 48, Revised Penal Code; Article 134 &amp; 135, RPC (Rebellion). Specifically, established penal jurisprudence dictates that Hernandez &amp; Enrile Doctrine: Rebellion absorbs all common crimes committed in furtherance of political rebellion. There is no crime of 'Rebellion Complexed with Murder.'. Specifically, established penal jurisprudence dictates that Complex crimes under Article 48 do not apply to crimes that inherently encompass multiple acts of violence as a unified political felony. Applying these statutory elements, the Court concluded that The Supreme Court GRANTED bail to Senator Enrile, holding that the charge against him was simple rebellion, a bailable offense.</w:t>
       </w:r>
     </w:p>
+    <w:tbl>
+      <w:tblPr>
+        <w:tblW w:type="auto" w:w="0"/>
+        <w:jc w:val="center"/>
+        <w:tblLook w:firstColumn="1" w:firstRow="1" w:lastColumn="0" w:lastRow="0" w:noHBand="0" w:noVBand="1" w:val="04A0"/>
+        <w:tblBorders>
+          <w:top w:val="single" w:sz="4" w:space="0" w:color="D0D7DE"/>
+          <w:bottom w:val="single" w:sz="4" w:space="0" w:color="D0D7DE"/>
+          <w:insideH w:val="single" w:sz="4" w:space="0" w:color="D0D7DE"/>
+          <w:insideV w:val="none"/>
+          <w:left w:val="none"/>
+          <w:right w:val="none"/>
+        </w:tblBorders>
+      </w:tblPr>
+      <w:tblGrid>
+        <w:gridCol w:w="4680"/>
+        <w:gridCol w:w="4680"/>
+      </w:tblGrid>
+      <w:tr>
+        <w:tc>
+          <w:tcPr>
+            <w:tcW w:type="dxa" w:w="3312"/>
+            <w:shd w:fill="182B49"/>
+            <w:tcMar>
+              <w:top w:w="80" w:type="dxa"/>
+              <w:bottom w:w="80" w:type="dxa"/>
+              <w:left w:w="90" w:type="dxa"/>
+              <w:right w:w="90" w:type="dxa"/>
+            </w:tcMar>
+          </w:tcPr>
+          <w:p>
+            <w:r>
+              <w:rPr>
+                <w:rFonts w:ascii="Calibri" w:hAnsi="Calibri"/>
+                <w:b/>
+                <w:color w:val="FFFFFF"/>
+                <w:sz w:val="18"/>
+              </w:rPr>
+              <w:t>Provision / Doctrine Involved</w:t>
+            </w:r>
+          </w:p>
+        </w:tc>
+        <w:tc>
+          <w:tcPr>
+            <w:tcW w:type="dxa" w:w="6048"/>
+            <w:shd w:fill="182B49"/>
+            <w:tcMar>
+              <w:top w:w="80" w:type="dxa"/>
+              <w:bottom w:w="80" w:type="dxa"/>
+              <w:left w:w="90" w:type="dxa"/>
+              <w:right w:w="90" w:type="dxa"/>
+            </w:tcMar>
+          </w:tcPr>
+          <w:p>
+            <w:r>
+              <w:rPr>
+                <w:rFonts w:ascii="Calibri" w:hAnsi="Calibri"/>
+                <w:b/>
+                <w:color w:val="FFFFFF"/>
+                <w:sz w:val="18"/>
+              </w:rPr>
+              <w:t>Legal Principle &amp; Case Application</w:t>
+            </w:r>
+          </w:p>
+        </w:tc>
+      </w:tr>
+      <w:tr>
+        <w:tc>
+          <w:tcPr>
+            <w:tcW w:type="dxa" w:w="3312"/>
+            <w:shd w:fill="FFFFFF"/>
+            <w:tcMar>
+              <w:top w:w="70" w:type="dxa"/>
+              <w:bottom w:w="70" w:type="dxa"/>
+              <w:left w:w="80" w:type="dxa"/>
+              <w:right w:w="80" w:type="dxa"/>
+            </w:tcMar>
+          </w:tcPr>
+          <w:p>
+            <w:r>
+              <w:rPr>
+                <w:rFonts w:ascii="Calibri" w:hAnsi="Calibri"/>
+                <w:b/>
+                <w:color w:val="0F4C81"/>
+                <w:sz w:val="17"/>
+              </w:rPr>
+              <w:t>RPC Provision: RPC General Principles</w:t>
+            </w:r>
+          </w:p>
+        </w:tc>
+        <w:tc>
+          <w:tcPr>
+            <w:tcW w:type="dxa" w:w="6048"/>
+            <w:shd w:fill="FFFFFF"/>
+            <w:tcMar>
+              <w:top w:w="70" w:type="dxa"/>
+              <w:bottom w:w="70" w:type="dxa"/>
+              <w:left w:w="90" w:type="dxa"/>
+              <w:right w:w="90" w:type="dxa"/>
+            </w:tcMar>
+          </w:tcPr>
+          <w:p>
+            <w:r>
+              <w:rPr>
+                <w:rFonts w:ascii="Calibri" w:hAnsi="Calibri"/>
+                <w:color w:val="212529"/>
+                <w:sz w:val="17"/>
+              </w:rPr>
+              <w:t>Governs Criminal Law Doctrine in determining felony classification and criminal liability.</w:t>
+            </w:r>
+          </w:p>
+        </w:tc>
+      </w:tr>
+      <w:tr>
+        <w:tc>
+          <w:tcPr>
+            <w:tcW w:type="dxa" w:w="3312"/>
+            <w:shd w:fill="F7F9FA"/>
+            <w:tcMar>
+              <w:top w:w="70" w:type="dxa"/>
+              <w:bottom w:w="70" w:type="dxa"/>
+              <w:left w:w="80" w:type="dxa"/>
+              <w:right w:w="80" w:type="dxa"/>
+            </w:tcMar>
+          </w:tcPr>
+          <w:p>
+            <w:r>
+              <w:rPr>
+                <w:rFonts w:ascii="Calibri" w:hAnsi="Calibri"/>
+                <w:b/>
+                <w:color w:val="0F4C81"/>
+                <w:sz w:val="17"/>
+              </w:rPr>
+              <w:t>Hernandez &amp; Enrile Doctrine</w:t>
+            </w:r>
+          </w:p>
+        </w:tc>
+        <w:tc>
+          <w:tcPr>
+            <w:tcW w:type="dxa" w:w="6048"/>
+            <w:shd w:fill="F7F9FA"/>
+            <w:tcMar>
+              <w:top w:w="70" w:type="dxa"/>
+              <w:bottom w:w="70" w:type="dxa"/>
+              <w:left w:w="90" w:type="dxa"/>
+              <w:right w:w="90" w:type="dxa"/>
+            </w:tcMar>
+          </w:tcPr>
+          <w:p>
+            <w:r>
+              <w:rPr>
+                <w:rFonts w:ascii="Calibri" w:hAnsi="Calibri"/>
+                <w:color w:val="212529"/>
+                <w:sz w:val="17"/>
+              </w:rPr>
+              <w:t>Hernandez &amp; Enrile Doctrine: Rebellion absorbs all common crimes committed in furtherance of political rebellion. There is no crime of 'Rebellion Complexed with Murder.'</w:t>
+            </w:r>
+          </w:p>
+        </w:tc>
+      </w:tr>
+      <w:tr>
+        <w:tc>
+          <w:tcPr>
+            <w:tcW w:type="dxa" w:w="3312"/>
+            <w:shd w:fill="FFFFFF"/>
+            <w:tcMar>
+              <w:top w:w="70" w:type="dxa"/>
+              <w:bottom w:w="70" w:type="dxa"/>
+              <w:left w:w="80" w:type="dxa"/>
+              <w:right w:w="80" w:type="dxa"/>
+            </w:tcMar>
+          </w:tcPr>
+          <w:p>
+            <w:r>
+              <w:rPr>
+                <w:rFonts w:ascii="Calibri" w:hAnsi="Calibri"/>
+                <w:b/>
+                <w:color w:val="0F4C81"/>
+                <w:sz w:val="17"/>
+              </w:rPr>
+              <w:t>Landmark Doctrine 2</w:t>
+            </w:r>
+          </w:p>
+        </w:tc>
+        <w:tc>
+          <w:tcPr>
+            <w:tcW w:type="dxa" w:w="6048"/>
+            <w:shd w:fill="FFFFFF"/>
+            <w:tcMar>
+              <w:top w:w="70" w:type="dxa"/>
+              <w:bottom w:w="70" w:type="dxa"/>
+              <w:left w:w="90" w:type="dxa"/>
+              <w:right w:w="90" w:type="dxa"/>
+            </w:tcMar>
+          </w:tcPr>
+          <w:p>
+            <w:r>
+              <w:rPr>
+                <w:rFonts w:ascii="Calibri" w:hAnsi="Calibri"/>
+                <w:color w:val="212529"/>
+                <w:sz w:val="17"/>
+              </w:rPr>
+              <w:t>Complex crimes under Article 48 do not apply to crimes that inherently encompass multiple acts of violence as a unified political felony.</w:t>
+            </w:r>
+          </w:p>
+        </w:tc>
+      </w:tr>
+    </w:tbl>
     <w:p>
       <w:pPr>
-        <w:pStyle w:val="ListBullet"/>
-        <w:spacing w:before="0" w:after="40" w:line="276" w:lineRule="auto"/>
-        <w:ind w:left="360"/>
-      </w:pPr>
-      <w:r>
-        <w:rPr>
-          <w:rFonts w:ascii="Calibri" w:hAnsi="Calibri"/>
-          <w:b/>
-          <w:color w:val="212529"/>
-          <w:sz w:val="19"/>
-        </w:rPr>
-        <w:t xml:space="preserve">• Doctrine: </w:t>
-      </w:r>
-      <w:r>
-        <w:rPr>
-          <w:rFonts w:ascii="Calibri" w:hAnsi="Calibri"/>
-          <w:color w:val="212529"/>
-          <w:sz w:val="19"/>
-        </w:rPr>
-        <w:t>Complex crimes under Article 48 do not apply to crimes that inherently encompass multiple acts of violence as a unified political felony.</w:t>
-      </w:r>
-    </w:p>
-    <w:p>
-      <w:pPr>
-        <w:spacing w:after="120"/>
+        <w:spacing w:after="160"/>
       </w:pPr>
     </w:p>
     <w:p>
@@ -3308,60 +4946,242 @@
           <w:color w:val="0F4C81"/>
           <w:sz w:val="21"/>
         </w:rPr>
-        <w:t>V. KEY CRIMINAL LAW DOCTRINES ESTABLISHED</w:t>
+        <w:t>V. APPLICABLE RPC PROVISIONS &amp; CRIMINAL LAW PRINCIPLES:</w:t>
       </w:r>
     </w:p>
     <w:p>
       <w:pPr>
-        <w:pStyle w:val="ListBullet"/>
-        <w:spacing w:before="0" w:after="40" w:line="276" w:lineRule="auto"/>
-        <w:ind w:left="360"/>
+        <w:spacing w:before="0" w:after="60" w:line="276" w:lineRule="auto"/>
       </w:pPr>
       <w:r>
         <w:rPr>
           <w:rFonts w:ascii="Calibri" w:hAnsi="Calibri"/>
           <w:b/>
           <w:color w:val="212529"/>
-          <w:sz w:val="19"/>
-        </w:rPr>
-        <w:t xml:space="preserve">• Doctrine: </w:t>
+          <w:sz w:val="20"/>
+        </w:rPr>
+        <w:t xml:space="preserve">Criminal Law Synthesis &amp; Statutory Application: </w:t>
       </w:r>
       <w:r>
         <w:rPr>
           <w:rFonts w:ascii="Calibri" w:hAnsi="Calibri"/>
           <w:color w:val="212529"/>
-          <w:sz w:val="19"/>
-        </w:rPr>
-        <w:t>Landmark Ivler Doctrine: Reckless Imprudence under Article 365 of the RPC is a single, distinct quasi-crime. The law penalizes the negligent act, not the resulting physical injuries or deaths.</w:t>
+          <w:sz w:val="20"/>
+        </w:rPr>
+        <w:t>In this landmark decision under Philippine Criminal Law, the Supreme Court scrutinizes  governed primarily by . The controlling statutory foundation establishes that Article 365, Revised Penal Code (Criminal Negligence / Quasi-Offenses); Article III, Section 21, 1987 Constitution (Double Jeopardy); Section 7, Rule 117, Rules of Court. Specifically, established penal jurisprudence dictates that Landmark Ivler Doctrine: Reckless Imprudence under Article 365 of the RPC is a single, distinct quasi-crime. The law penalizes the negligent act, not the resulting physical injuries or deaths. Specifically, established penal jurisprudence dictates that A single reckless act cannot be split into multiple criminal prosecutions; conviction for one consequence bars prosecution for all other consequences under Double Jeopardy. Applying these statutory elements, the Court concluded that The Supreme Court REVERSED the trial court and ORDERED the dismissal of the second information on grounds of Double Jeopardy.</w:t>
       </w:r>
     </w:p>
+    <w:tbl>
+      <w:tblPr>
+        <w:tblW w:type="auto" w:w="0"/>
+        <w:jc w:val="center"/>
+        <w:tblLook w:firstColumn="1" w:firstRow="1" w:lastColumn="0" w:lastRow="0" w:noHBand="0" w:noVBand="1" w:val="04A0"/>
+        <w:tblBorders>
+          <w:top w:val="single" w:sz="4" w:space="0" w:color="D0D7DE"/>
+          <w:bottom w:val="single" w:sz="4" w:space="0" w:color="D0D7DE"/>
+          <w:insideH w:val="single" w:sz="4" w:space="0" w:color="D0D7DE"/>
+          <w:insideV w:val="none"/>
+          <w:left w:val="none"/>
+          <w:right w:val="none"/>
+        </w:tblBorders>
+      </w:tblPr>
+      <w:tblGrid>
+        <w:gridCol w:w="4680"/>
+        <w:gridCol w:w="4680"/>
+      </w:tblGrid>
+      <w:tr>
+        <w:tc>
+          <w:tcPr>
+            <w:tcW w:type="dxa" w:w="3312"/>
+            <w:shd w:fill="182B49"/>
+            <w:tcMar>
+              <w:top w:w="80" w:type="dxa"/>
+              <w:bottom w:w="80" w:type="dxa"/>
+              <w:left w:w="90" w:type="dxa"/>
+              <w:right w:w="90" w:type="dxa"/>
+            </w:tcMar>
+          </w:tcPr>
+          <w:p>
+            <w:r>
+              <w:rPr>
+                <w:rFonts w:ascii="Calibri" w:hAnsi="Calibri"/>
+                <w:b/>
+                <w:color w:val="FFFFFF"/>
+                <w:sz w:val="18"/>
+              </w:rPr>
+              <w:t>Provision / Doctrine Involved</w:t>
+            </w:r>
+          </w:p>
+        </w:tc>
+        <w:tc>
+          <w:tcPr>
+            <w:tcW w:type="dxa" w:w="6048"/>
+            <w:shd w:fill="182B49"/>
+            <w:tcMar>
+              <w:top w:w="80" w:type="dxa"/>
+              <w:bottom w:w="80" w:type="dxa"/>
+              <w:left w:w="90" w:type="dxa"/>
+              <w:right w:w="90" w:type="dxa"/>
+            </w:tcMar>
+          </w:tcPr>
+          <w:p>
+            <w:r>
+              <w:rPr>
+                <w:rFonts w:ascii="Calibri" w:hAnsi="Calibri"/>
+                <w:b/>
+                <w:color w:val="FFFFFF"/>
+                <w:sz w:val="18"/>
+              </w:rPr>
+              <w:t>Legal Principle &amp; Case Application</w:t>
+            </w:r>
+          </w:p>
+        </w:tc>
+      </w:tr>
+      <w:tr>
+        <w:tc>
+          <w:tcPr>
+            <w:tcW w:type="dxa" w:w="3312"/>
+            <w:shd w:fill="FFFFFF"/>
+            <w:tcMar>
+              <w:top w:w="70" w:type="dxa"/>
+              <w:bottom w:w="70" w:type="dxa"/>
+              <w:left w:w="80" w:type="dxa"/>
+              <w:right w:w="80" w:type="dxa"/>
+            </w:tcMar>
+          </w:tcPr>
+          <w:p>
+            <w:r>
+              <w:rPr>
+                <w:rFonts w:ascii="Calibri" w:hAnsi="Calibri"/>
+                <w:b/>
+                <w:color w:val="0F4C81"/>
+                <w:sz w:val="17"/>
+              </w:rPr>
+              <w:t>RPC Provision: RPC General Principles</w:t>
+            </w:r>
+          </w:p>
+        </w:tc>
+        <w:tc>
+          <w:tcPr>
+            <w:tcW w:type="dxa" w:w="6048"/>
+            <w:shd w:fill="FFFFFF"/>
+            <w:tcMar>
+              <w:top w:w="70" w:type="dxa"/>
+              <w:bottom w:w="70" w:type="dxa"/>
+              <w:left w:w="90" w:type="dxa"/>
+              <w:right w:w="90" w:type="dxa"/>
+            </w:tcMar>
+          </w:tcPr>
+          <w:p>
+            <w:r>
+              <w:rPr>
+                <w:rFonts w:ascii="Calibri" w:hAnsi="Calibri"/>
+                <w:color w:val="212529"/>
+                <w:sz w:val="17"/>
+              </w:rPr>
+              <w:t>Governs Criminal Law Doctrine in determining felony classification and criminal liability.</w:t>
+            </w:r>
+          </w:p>
+        </w:tc>
+      </w:tr>
+      <w:tr>
+        <w:tc>
+          <w:tcPr>
+            <w:tcW w:type="dxa" w:w="3312"/>
+            <w:shd w:fill="F7F9FA"/>
+            <w:tcMar>
+              <w:top w:w="70" w:type="dxa"/>
+              <w:bottom w:w="70" w:type="dxa"/>
+              <w:left w:w="80" w:type="dxa"/>
+              <w:right w:w="80" w:type="dxa"/>
+            </w:tcMar>
+          </w:tcPr>
+          <w:p>
+            <w:r>
+              <w:rPr>
+                <w:rFonts w:ascii="Calibri" w:hAnsi="Calibri"/>
+                <w:b/>
+                <w:color w:val="0F4C81"/>
+                <w:sz w:val="17"/>
+              </w:rPr>
+              <w:t>Landmark Ivler Doctrine</w:t>
+            </w:r>
+          </w:p>
+        </w:tc>
+        <w:tc>
+          <w:tcPr>
+            <w:tcW w:type="dxa" w:w="6048"/>
+            <w:shd w:fill="F7F9FA"/>
+            <w:tcMar>
+              <w:top w:w="70" w:type="dxa"/>
+              <w:bottom w:w="70" w:type="dxa"/>
+              <w:left w:w="90" w:type="dxa"/>
+              <w:right w:w="90" w:type="dxa"/>
+            </w:tcMar>
+          </w:tcPr>
+          <w:p>
+            <w:r>
+              <w:rPr>
+                <w:rFonts w:ascii="Calibri" w:hAnsi="Calibri"/>
+                <w:color w:val="212529"/>
+                <w:sz w:val="17"/>
+              </w:rPr>
+              <w:t>Landmark Ivler Doctrine: Reckless Imprudence under Article 365 of the RPC is a single, distinct quasi-crime. The law penalizes the negligent act, not the resulting physical injuries or deaths.</w:t>
+            </w:r>
+          </w:p>
+        </w:tc>
+      </w:tr>
+      <w:tr>
+        <w:tc>
+          <w:tcPr>
+            <w:tcW w:type="dxa" w:w="3312"/>
+            <w:shd w:fill="FFFFFF"/>
+            <w:tcMar>
+              <w:top w:w="70" w:type="dxa"/>
+              <w:bottom w:w="70" w:type="dxa"/>
+              <w:left w:w="80" w:type="dxa"/>
+              <w:right w:w="80" w:type="dxa"/>
+            </w:tcMar>
+          </w:tcPr>
+          <w:p>
+            <w:r>
+              <w:rPr>
+                <w:rFonts w:ascii="Calibri" w:hAnsi="Calibri"/>
+                <w:b/>
+                <w:color w:val="0F4C81"/>
+                <w:sz w:val="17"/>
+              </w:rPr>
+              <w:t>Landmark Doctrine 2</w:t>
+            </w:r>
+          </w:p>
+        </w:tc>
+        <w:tc>
+          <w:tcPr>
+            <w:tcW w:type="dxa" w:w="6048"/>
+            <w:shd w:fill="FFFFFF"/>
+            <w:tcMar>
+              <w:top w:w="70" w:type="dxa"/>
+              <w:bottom w:w="70" w:type="dxa"/>
+              <w:left w:w="90" w:type="dxa"/>
+              <w:right w:w="90" w:type="dxa"/>
+            </w:tcMar>
+          </w:tcPr>
+          <w:p>
+            <w:r>
+              <w:rPr>
+                <w:rFonts w:ascii="Calibri" w:hAnsi="Calibri"/>
+                <w:color w:val="212529"/>
+                <w:sz w:val="17"/>
+              </w:rPr>
+              <w:t>A single reckless act cannot be split into multiple criminal prosecutions; conviction for one consequence bars prosecution for all other consequences under Double Jeopardy.</w:t>
+            </w:r>
+          </w:p>
+        </w:tc>
+      </w:tr>
+    </w:tbl>
     <w:p>
       <w:pPr>
-        <w:pStyle w:val="ListBullet"/>
-        <w:spacing w:before="0" w:after="40" w:line="276" w:lineRule="auto"/>
-        <w:ind w:left="360"/>
-      </w:pPr>
-      <w:r>
-        <w:rPr>
-          <w:rFonts w:ascii="Calibri" w:hAnsi="Calibri"/>
-          <w:b/>
-          <w:color w:val="212529"/>
-          <w:sz w:val="19"/>
-        </w:rPr>
-        <w:t xml:space="preserve">• Doctrine: </w:t>
-      </w:r>
-      <w:r>
-        <w:rPr>
-          <w:rFonts w:ascii="Calibri" w:hAnsi="Calibri"/>
-          <w:color w:val="212529"/>
-          <w:sz w:val="19"/>
-        </w:rPr>
-        <w:t>A single reckless act cannot be split into multiple criminal prosecutions; conviction for one consequence bars prosecution for all other consequences under Double Jeopardy.</w:t>
-      </w:r>
-    </w:p>
-    <w:p>
-      <w:pPr>
-        <w:spacing w:after="120"/>
+        <w:spacing w:after="160"/>
       </w:pPr>
     </w:p>
     <w:p>
@@ -3638,60 +5458,242 @@
           <w:color w:val="0F4C81"/>
           <w:sz w:val="21"/>
         </w:rPr>
-        <w:t>V. KEY CRIMINAL LAW DOCTRINES ESTABLISHED</w:t>
+        <w:t>V. APPLICABLE RPC PROVISIONS &amp; CRIMINAL LAW PRINCIPLES:</w:t>
       </w:r>
     </w:p>
     <w:p>
       <w:pPr>
-        <w:pStyle w:val="ListBullet"/>
-        <w:spacing w:before="0" w:after="40" w:line="276" w:lineRule="auto"/>
-        <w:ind w:left="360"/>
+        <w:spacing w:before="0" w:after="60" w:line="276" w:lineRule="auto"/>
       </w:pPr>
       <w:r>
         <w:rPr>
           <w:rFonts w:ascii="Calibri" w:hAnsi="Calibri"/>
           <w:b/>
           <w:color w:val="212529"/>
-          <w:sz w:val="19"/>
-        </w:rPr>
-        <w:t xml:space="preserve">• Doctrine: </w:t>
+          <w:sz w:val="20"/>
+        </w:rPr>
+        <w:t xml:space="preserve">Criminal Law Synthesis &amp; Statutory Application: </w:t>
       </w:r>
       <w:r>
         <w:rPr>
           <w:rFonts w:ascii="Calibri" w:hAnsi="Calibri"/>
           <w:color w:val="212529"/>
-          <w:sz w:val="19"/>
-        </w:rPr>
-        <w:t>Landmark Estrada Doctrine: Plunder under R.A. 7080 is malum in se, not malum prohibitum. The prosecution must prove mens rea and criminal intent.</w:t>
+          <w:sz w:val="20"/>
+        </w:rPr>
+        <w:t>In this landmark decision under Philippine Criminal Law, the Supreme Court scrutinizes II. Felonies — Mala In Se vs. Mala Prohibita governed primarily by Republic Act No. 7080 (Plunder Law as Amended by R.A. 7659). The controlling statutory foundation establishes that Republic Act No. 7080, Section 2; Article 3, Revised Penal Code; Article III, Section 14(2), 1987 Constitution. Specifically, established penal jurisprudence dictates that Landmark Estrada Doctrine: Plunder under R.A. 7080 is malum in se, not malum prohibitum. The prosecution must prove mens rea and criminal intent. Specifically, established penal jurisprudence dictates that Statutory crimes composed of inherent mala in se predicate acts retain their character as mala in se requiring felonious intent. Applying these statutory elements, the Court concluded that The Supreme Court UPHELD the constitutionality of the Plunder Law and confirmed that mens rea must be established by the prosecution.</w:t>
       </w:r>
     </w:p>
+    <w:tbl>
+      <w:tblPr>
+        <w:tblW w:type="auto" w:w="0"/>
+        <w:jc w:val="center"/>
+        <w:tblLook w:firstColumn="1" w:firstRow="1" w:lastColumn="0" w:lastRow="0" w:noHBand="0" w:noVBand="1" w:val="04A0"/>
+        <w:tblBorders>
+          <w:top w:val="single" w:sz="4" w:space="0" w:color="D0D7DE"/>
+          <w:bottom w:val="single" w:sz="4" w:space="0" w:color="D0D7DE"/>
+          <w:insideH w:val="single" w:sz="4" w:space="0" w:color="D0D7DE"/>
+          <w:insideV w:val="none"/>
+          <w:left w:val="none"/>
+          <w:right w:val="none"/>
+        </w:tblBorders>
+      </w:tblPr>
+      <w:tblGrid>
+        <w:gridCol w:w="4680"/>
+        <w:gridCol w:w="4680"/>
+      </w:tblGrid>
+      <w:tr>
+        <w:tc>
+          <w:tcPr>
+            <w:tcW w:type="dxa" w:w="3312"/>
+            <w:shd w:fill="182B49"/>
+            <w:tcMar>
+              <w:top w:w="80" w:type="dxa"/>
+              <w:bottom w:w="80" w:type="dxa"/>
+              <w:left w:w="90" w:type="dxa"/>
+              <w:right w:w="90" w:type="dxa"/>
+            </w:tcMar>
+          </w:tcPr>
+          <w:p>
+            <w:r>
+              <w:rPr>
+                <w:rFonts w:ascii="Calibri" w:hAnsi="Calibri"/>
+                <w:b/>
+                <w:color w:val="FFFFFF"/>
+                <w:sz w:val="18"/>
+              </w:rPr>
+              <w:t>Provision / Doctrine Involved</w:t>
+            </w:r>
+          </w:p>
+        </w:tc>
+        <w:tc>
+          <w:tcPr>
+            <w:tcW w:type="dxa" w:w="6048"/>
+            <w:shd w:fill="182B49"/>
+            <w:tcMar>
+              <w:top w:w="80" w:type="dxa"/>
+              <w:bottom w:w="80" w:type="dxa"/>
+              <w:left w:w="90" w:type="dxa"/>
+              <w:right w:w="90" w:type="dxa"/>
+            </w:tcMar>
+          </w:tcPr>
+          <w:p>
+            <w:r>
+              <w:rPr>
+                <w:rFonts w:ascii="Calibri" w:hAnsi="Calibri"/>
+                <w:b/>
+                <w:color w:val="FFFFFF"/>
+                <w:sz w:val="18"/>
+              </w:rPr>
+              <w:t>Legal Principle &amp; Case Application</w:t>
+            </w:r>
+          </w:p>
+        </w:tc>
+      </w:tr>
+      <w:tr>
+        <w:tc>
+          <w:tcPr>
+            <w:tcW w:type="dxa" w:w="3312"/>
+            <w:shd w:fill="FFFFFF"/>
+            <w:tcMar>
+              <w:top w:w="70" w:type="dxa"/>
+              <w:bottom w:w="70" w:type="dxa"/>
+              <w:left w:w="80" w:type="dxa"/>
+              <w:right w:w="80" w:type="dxa"/>
+            </w:tcMar>
+          </w:tcPr>
+          <w:p>
+            <w:r>
+              <w:rPr>
+                <w:rFonts w:ascii="Calibri" w:hAnsi="Calibri"/>
+                <w:b/>
+                <w:color w:val="0F4C81"/>
+                <w:sz w:val="17"/>
+              </w:rPr>
+              <w:t>RPC Provision: Republic Act No. 7080 (Plunder Law as Amended by R.A. 7659)</w:t>
+            </w:r>
+          </w:p>
+        </w:tc>
+        <w:tc>
+          <w:tcPr>
+            <w:tcW w:type="dxa" w:w="6048"/>
+            <w:shd w:fill="FFFFFF"/>
+            <w:tcMar>
+              <w:top w:w="70" w:type="dxa"/>
+              <w:bottom w:w="70" w:type="dxa"/>
+              <w:left w:w="90" w:type="dxa"/>
+              <w:right w:w="90" w:type="dxa"/>
+            </w:tcMar>
+          </w:tcPr>
+          <w:p>
+            <w:r>
+              <w:rPr>
+                <w:rFonts w:ascii="Calibri" w:hAnsi="Calibri"/>
+                <w:color w:val="212529"/>
+                <w:sz w:val="17"/>
+              </w:rPr>
+              <w:t>Governs II. Felonies — Mala In Se vs. Mala Prohibita in determining felony classification and criminal liability.</w:t>
+            </w:r>
+          </w:p>
+        </w:tc>
+      </w:tr>
+      <w:tr>
+        <w:tc>
+          <w:tcPr>
+            <w:tcW w:type="dxa" w:w="3312"/>
+            <w:shd w:fill="F7F9FA"/>
+            <w:tcMar>
+              <w:top w:w="70" w:type="dxa"/>
+              <w:bottom w:w="70" w:type="dxa"/>
+              <w:left w:w="80" w:type="dxa"/>
+              <w:right w:w="80" w:type="dxa"/>
+            </w:tcMar>
+          </w:tcPr>
+          <w:p>
+            <w:r>
+              <w:rPr>
+                <w:rFonts w:ascii="Calibri" w:hAnsi="Calibri"/>
+                <w:b/>
+                <w:color w:val="0F4C81"/>
+                <w:sz w:val="17"/>
+              </w:rPr>
+              <w:t>Landmark Estrada Doctrine</w:t>
+            </w:r>
+          </w:p>
+        </w:tc>
+        <w:tc>
+          <w:tcPr>
+            <w:tcW w:type="dxa" w:w="6048"/>
+            <w:shd w:fill="F7F9FA"/>
+            <w:tcMar>
+              <w:top w:w="70" w:type="dxa"/>
+              <w:bottom w:w="70" w:type="dxa"/>
+              <w:left w:w="90" w:type="dxa"/>
+              <w:right w:w="90" w:type="dxa"/>
+            </w:tcMar>
+          </w:tcPr>
+          <w:p>
+            <w:r>
+              <w:rPr>
+                <w:rFonts w:ascii="Calibri" w:hAnsi="Calibri"/>
+                <w:color w:val="212529"/>
+                <w:sz w:val="17"/>
+              </w:rPr>
+              <w:t>Landmark Estrada Doctrine: Plunder under R.A. 7080 is malum in se, not malum prohibitum. The prosecution must prove mens rea and criminal intent.</w:t>
+            </w:r>
+          </w:p>
+        </w:tc>
+      </w:tr>
+      <w:tr>
+        <w:tc>
+          <w:tcPr>
+            <w:tcW w:type="dxa" w:w="3312"/>
+            <w:shd w:fill="FFFFFF"/>
+            <w:tcMar>
+              <w:top w:w="70" w:type="dxa"/>
+              <w:bottom w:w="70" w:type="dxa"/>
+              <w:left w:w="80" w:type="dxa"/>
+              <w:right w:w="80" w:type="dxa"/>
+            </w:tcMar>
+          </w:tcPr>
+          <w:p>
+            <w:r>
+              <w:rPr>
+                <w:rFonts w:ascii="Calibri" w:hAnsi="Calibri"/>
+                <w:b/>
+                <w:color w:val="0F4C81"/>
+                <w:sz w:val="17"/>
+              </w:rPr>
+              <w:t>Landmark Doctrine 2</w:t>
+            </w:r>
+          </w:p>
+        </w:tc>
+        <w:tc>
+          <w:tcPr>
+            <w:tcW w:type="dxa" w:w="6048"/>
+            <w:shd w:fill="FFFFFF"/>
+            <w:tcMar>
+              <w:top w:w="70" w:type="dxa"/>
+              <w:bottom w:w="70" w:type="dxa"/>
+              <w:left w:w="90" w:type="dxa"/>
+              <w:right w:w="90" w:type="dxa"/>
+            </w:tcMar>
+          </w:tcPr>
+          <w:p>
+            <w:r>
+              <w:rPr>
+                <w:rFonts w:ascii="Calibri" w:hAnsi="Calibri"/>
+                <w:color w:val="212529"/>
+                <w:sz w:val="17"/>
+              </w:rPr>
+              <w:t>Statutory crimes composed of inherent mala in se predicate acts retain their character as mala in se requiring felonious intent.</w:t>
+            </w:r>
+          </w:p>
+        </w:tc>
+      </w:tr>
+    </w:tbl>
     <w:p>
       <w:pPr>
-        <w:pStyle w:val="ListBullet"/>
-        <w:spacing w:before="0" w:after="40" w:line="276" w:lineRule="auto"/>
-        <w:ind w:left="360"/>
-      </w:pPr>
-      <w:r>
-        <w:rPr>
-          <w:rFonts w:ascii="Calibri" w:hAnsi="Calibri"/>
-          <w:b/>
-          <w:color w:val="212529"/>
-          <w:sz w:val="19"/>
-        </w:rPr>
-        <w:t xml:space="preserve">• Doctrine: </w:t>
-      </w:r>
-      <w:r>
-        <w:rPr>
-          <w:rFonts w:ascii="Calibri" w:hAnsi="Calibri"/>
-          <w:color w:val="212529"/>
-          <w:sz w:val="19"/>
-        </w:rPr>
-        <w:t>Statutory crimes composed of inherent mala in se predicate acts retain their character as mala in se requiring felonious intent.</w:t>
-      </w:r>
-    </w:p>
-    <w:p>
-      <w:pPr>
-        <w:spacing w:after="120"/>
+        <w:spacing w:after="160"/>
       </w:pPr>
     </w:p>
     <w:p>
@@ -3966,60 +5968,242 @@
           <w:color w:val="0F4C81"/>
           <w:sz w:val="21"/>
         </w:rPr>
-        <w:t>V. KEY CRIMINAL LAW DOCTRINES ESTABLISHED</w:t>
+        <w:t>V. APPLICABLE RPC PROVISIONS &amp; CRIMINAL LAW PRINCIPLES:</w:t>
       </w:r>
     </w:p>
     <w:p>
       <w:pPr>
-        <w:pStyle w:val="ListBullet"/>
-        <w:spacing w:before="0" w:after="40" w:line="276" w:lineRule="auto"/>
-        <w:ind w:left="360"/>
+        <w:spacing w:before="0" w:after="60" w:line="276" w:lineRule="auto"/>
       </w:pPr>
       <w:r>
         <w:rPr>
           <w:rFonts w:ascii="Calibri" w:hAnsi="Calibri"/>
           <w:b/>
           <w:color w:val="212529"/>
-          <w:sz w:val="19"/>
-        </w:rPr>
-        <w:t xml:space="preserve">• Doctrine: </w:t>
+          <w:sz w:val="20"/>
+        </w:rPr>
+        <w:t xml:space="preserve">Criminal Law Synthesis &amp; Statutory Application: </w:t>
       </w:r>
       <w:r>
         <w:rPr>
           <w:rFonts w:ascii="Calibri" w:hAnsi="Calibri"/>
           <w:color w:val="212529"/>
-          <w:sz w:val="19"/>
-        </w:rPr>
-        <w:t>The English Rule governs Philippine territorial jurisdiction: Crimes aboard foreign merchant vessels in Philippine waters are subject to local jurisdiction unless they affect purely internal vessel matters.</w:t>
+          <w:sz w:val="20"/>
+        </w:rPr>
+        <w:t>In this landmark decision under Philippine Criminal Law, the Supreme Court scrutinizes  governed primarily by . The controlling statutory foundation establishes that Article 2, Revised Penal Code; Public International Law; French Rule vs. English Rule. Specifically, established penal jurisprudence dictates that The English Rule governs Philippine territorial jurisdiction: Crimes aboard foreign merchant vessels in Philippine waters are subject to local jurisdiction unless they affect purely internal vessel matters. Specifically, established penal jurisprudence dictates that Foreign merchant ships entering local waters subject themselves to the territorial laws of the coastal State. Applying these statutory elements, the Court concluded that The Supreme Court AFFIRMED the jurisdiction and conviction of Captain Bull.</w:t>
       </w:r>
     </w:p>
+    <w:tbl>
+      <w:tblPr>
+        <w:tblW w:type="auto" w:w="0"/>
+        <w:jc w:val="center"/>
+        <w:tblLook w:firstColumn="1" w:firstRow="1" w:lastColumn="0" w:lastRow="0" w:noHBand="0" w:noVBand="1" w:val="04A0"/>
+        <w:tblBorders>
+          <w:top w:val="single" w:sz="4" w:space="0" w:color="D0D7DE"/>
+          <w:bottom w:val="single" w:sz="4" w:space="0" w:color="D0D7DE"/>
+          <w:insideH w:val="single" w:sz="4" w:space="0" w:color="D0D7DE"/>
+          <w:insideV w:val="none"/>
+          <w:left w:val="none"/>
+          <w:right w:val="none"/>
+        </w:tblBorders>
+      </w:tblPr>
+      <w:tblGrid>
+        <w:gridCol w:w="4680"/>
+        <w:gridCol w:w="4680"/>
+      </w:tblGrid>
+      <w:tr>
+        <w:tc>
+          <w:tcPr>
+            <w:tcW w:type="dxa" w:w="3312"/>
+            <w:shd w:fill="182B49"/>
+            <w:tcMar>
+              <w:top w:w="80" w:type="dxa"/>
+              <w:bottom w:w="80" w:type="dxa"/>
+              <w:left w:w="90" w:type="dxa"/>
+              <w:right w:w="90" w:type="dxa"/>
+            </w:tcMar>
+          </w:tcPr>
+          <w:p>
+            <w:r>
+              <w:rPr>
+                <w:rFonts w:ascii="Calibri" w:hAnsi="Calibri"/>
+                <w:b/>
+                <w:color w:val="FFFFFF"/>
+                <w:sz w:val="18"/>
+              </w:rPr>
+              <w:t>Provision / Doctrine Involved</w:t>
+            </w:r>
+          </w:p>
+        </w:tc>
+        <w:tc>
+          <w:tcPr>
+            <w:tcW w:type="dxa" w:w="6048"/>
+            <w:shd w:fill="182B49"/>
+            <w:tcMar>
+              <w:top w:w="80" w:type="dxa"/>
+              <w:bottom w:w="80" w:type="dxa"/>
+              <w:left w:w="90" w:type="dxa"/>
+              <w:right w:w="90" w:type="dxa"/>
+            </w:tcMar>
+          </w:tcPr>
+          <w:p>
+            <w:r>
+              <w:rPr>
+                <w:rFonts w:ascii="Calibri" w:hAnsi="Calibri"/>
+                <w:b/>
+                <w:color w:val="FFFFFF"/>
+                <w:sz w:val="18"/>
+              </w:rPr>
+              <w:t>Legal Principle &amp; Case Application</w:t>
+            </w:r>
+          </w:p>
+        </w:tc>
+      </w:tr>
+      <w:tr>
+        <w:tc>
+          <w:tcPr>
+            <w:tcW w:type="dxa" w:w="3312"/>
+            <w:shd w:fill="FFFFFF"/>
+            <w:tcMar>
+              <w:top w:w="70" w:type="dxa"/>
+              <w:bottom w:w="70" w:type="dxa"/>
+              <w:left w:w="80" w:type="dxa"/>
+              <w:right w:w="80" w:type="dxa"/>
+            </w:tcMar>
+          </w:tcPr>
+          <w:p>
+            <w:r>
+              <w:rPr>
+                <w:rFonts w:ascii="Calibri" w:hAnsi="Calibri"/>
+                <w:b/>
+                <w:color w:val="0F4C81"/>
+                <w:sz w:val="17"/>
+              </w:rPr>
+              <w:t>RPC Provision: RPC General Principles</w:t>
+            </w:r>
+          </w:p>
+        </w:tc>
+        <w:tc>
+          <w:tcPr>
+            <w:tcW w:type="dxa" w:w="6048"/>
+            <w:shd w:fill="FFFFFF"/>
+            <w:tcMar>
+              <w:top w:w="70" w:type="dxa"/>
+              <w:bottom w:w="70" w:type="dxa"/>
+              <w:left w:w="90" w:type="dxa"/>
+              <w:right w:w="90" w:type="dxa"/>
+            </w:tcMar>
+          </w:tcPr>
+          <w:p>
+            <w:r>
+              <w:rPr>
+                <w:rFonts w:ascii="Calibri" w:hAnsi="Calibri"/>
+                <w:color w:val="212529"/>
+                <w:sz w:val="17"/>
+              </w:rPr>
+              <w:t>Governs Criminal Law Doctrine in determining felony classification and criminal liability.</w:t>
+            </w:r>
+          </w:p>
+        </w:tc>
+      </w:tr>
+      <w:tr>
+        <w:tc>
+          <w:tcPr>
+            <w:tcW w:type="dxa" w:w="3312"/>
+            <w:shd w:fill="F7F9FA"/>
+            <w:tcMar>
+              <w:top w:w="70" w:type="dxa"/>
+              <w:bottom w:w="70" w:type="dxa"/>
+              <w:left w:w="80" w:type="dxa"/>
+              <w:right w:w="80" w:type="dxa"/>
+            </w:tcMar>
+          </w:tcPr>
+          <w:p>
+            <w:r>
+              <w:rPr>
+                <w:rFonts w:ascii="Calibri" w:hAnsi="Calibri"/>
+                <w:b/>
+                <w:color w:val="0F4C81"/>
+                <w:sz w:val="17"/>
+              </w:rPr>
+              <w:t>The English Rule governs Philippine territorial jurisdiction</w:t>
+            </w:r>
+          </w:p>
+        </w:tc>
+        <w:tc>
+          <w:tcPr>
+            <w:tcW w:type="dxa" w:w="6048"/>
+            <w:shd w:fill="F7F9FA"/>
+            <w:tcMar>
+              <w:top w:w="70" w:type="dxa"/>
+              <w:bottom w:w="70" w:type="dxa"/>
+              <w:left w:w="90" w:type="dxa"/>
+              <w:right w:w="90" w:type="dxa"/>
+            </w:tcMar>
+          </w:tcPr>
+          <w:p>
+            <w:r>
+              <w:rPr>
+                <w:rFonts w:ascii="Calibri" w:hAnsi="Calibri"/>
+                <w:color w:val="212529"/>
+                <w:sz w:val="17"/>
+              </w:rPr>
+              <w:t>The English Rule governs Philippine territorial jurisdiction: Crimes aboard foreign merchant vessels in Philippine waters are subject to local jurisdiction unless they affect purely internal vessel matters.</w:t>
+            </w:r>
+          </w:p>
+        </w:tc>
+      </w:tr>
+      <w:tr>
+        <w:tc>
+          <w:tcPr>
+            <w:tcW w:type="dxa" w:w="3312"/>
+            <w:shd w:fill="FFFFFF"/>
+            <w:tcMar>
+              <w:top w:w="70" w:type="dxa"/>
+              <w:bottom w:w="70" w:type="dxa"/>
+              <w:left w:w="80" w:type="dxa"/>
+              <w:right w:w="80" w:type="dxa"/>
+            </w:tcMar>
+          </w:tcPr>
+          <w:p>
+            <w:r>
+              <w:rPr>
+                <w:rFonts w:ascii="Calibri" w:hAnsi="Calibri"/>
+                <w:b/>
+                <w:color w:val="0F4C81"/>
+                <w:sz w:val="17"/>
+              </w:rPr>
+              <w:t>Landmark Doctrine 2</w:t>
+            </w:r>
+          </w:p>
+        </w:tc>
+        <w:tc>
+          <w:tcPr>
+            <w:tcW w:type="dxa" w:w="6048"/>
+            <w:shd w:fill="FFFFFF"/>
+            <w:tcMar>
+              <w:top w:w="70" w:type="dxa"/>
+              <w:bottom w:w="70" w:type="dxa"/>
+              <w:left w:w="90" w:type="dxa"/>
+              <w:right w:w="90" w:type="dxa"/>
+            </w:tcMar>
+          </w:tcPr>
+          <w:p>
+            <w:r>
+              <w:rPr>
+                <w:rFonts w:ascii="Calibri" w:hAnsi="Calibri"/>
+                <w:color w:val="212529"/>
+                <w:sz w:val="17"/>
+              </w:rPr>
+              <w:t>Foreign merchant ships entering local waters subject themselves to the territorial laws of the coastal State.</w:t>
+            </w:r>
+          </w:p>
+        </w:tc>
+      </w:tr>
+    </w:tbl>
     <w:p>
       <w:pPr>
-        <w:pStyle w:val="ListBullet"/>
-        <w:spacing w:before="0" w:after="40" w:line="276" w:lineRule="auto"/>
-        <w:ind w:left="360"/>
-      </w:pPr>
-      <w:r>
-        <w:rPr>
-          <w:rFonts w:ascii="Calibri" w:hAnsi="Calibri"/>
-          <w:b/>
-          <w:color w:val="212529"/>
-          <w:sz w:val="19"/>
-        </w:rPr>
-        <w:t xml:space="preserve">• Doctrine: </w:t>
-      </w:r>
-      <w:r>
-        <w:rPr>
-          <w:rFonts w:ascii="Calibri" w:hAnsi="Calibri"/>
-          <w:color w:val="212529"/>
-          <w:sz w:val="19"/>
-        </w:rPr>
-        <w:t>Foreign merchant ships entering local waters subject themselves to the territorial laws of the coastal State.</w:t>
-      </w:r>
-    </w:p>
-    <w:p>
-      <w:pPr>
-        <w:spacing w:after="120"/>
+        <w:spacing w:after="160"/>
       </w:pPr>
     </w:p>
     <w:p>
@@ -4294,60 +6478,242 @@
           <w:color w:val="0F4C81"/>
           <w:sz w:val="21"/>
         </w:rPr>
-        <w:t>V. KEY CRIMINAL LAW DOCTRINES ESTABLISHED</w:t>
+        <w:t>V. APPLICABLE RPC PROVISIONS &amp; CRIMINAL LAW PRINCIPLES:</w:t>
       </w:r>
     </w:p>
     <w:p>
       <w:pPr>
-        <w:pStyle w:val="ListBullet"/>
-        <w:spacing w:before="0" w:after="40" w:line="276" w:lineRule="auto"/>
-        <w:ind w:left="360"/>
+        <w:spacing w:before="0" w:after="60" w:line="276" w:lineRule="auto"/>
       </w:pPr>
       <w:r>
         <w:rPr>
           <w:rFonts w:ascii="Calibri" w:hAnsi="Calibri"/>
           <w:b/>
           <w:color w:val="212529"/>
-          <w:sz w:val="19"/>
-        </w:rPr>
-        <w:t xml:space="preserve">• Doctrine: </w:t>
+          <w:sz w:val="20"/>
+        </w:rPr>
+        <w:t xml:space="preserve">Criminal Law Synthesis &amp; Statutory Application: </w:t>
       </w:r>
       <w:r>
         <w:rPr>
           <w:rFonts w:ascii="Calibri" w:hAnsi="Calibri"/>
           <w:color w:val="212529"/>
-          <w:sz w:val="19"/>
-        </w:rPr>
-        <w:t>Universal Jurisdiction over Piracy: Piracy is triable by any court of any country where the offenders are captured, as an exception to territoriality.</w:t>
+          <w:sz w:val="20"/>
+        </w:rPr>
+        <w:t>In this landmark decision under Philippine Criminal Law, the Supreme Court scrutinizes  governed primarily by . The controlling statutory foundation establishes that Article 2(5), Article 122, Revised Penal Code; Universal Jurisdiction under International Law. Specifically, established penal jurisprudence dictates that Universal Jurisdiction over Piracy: Piracy is triable by any court of any country where the offenders are captured, as an exception to territoriality. Specifically, established penal jurisprudence dictates that Pirates are hostes humani generis and are subject to universal criminal jurisdiction on the high seas. Applying these statutory elements, the Court concluded that The Supreme Court AFFIRMED the conviction of Lo-lo and Saraw for Piracy and sentenced them to Death (modified to Reclusion Perpetua under prevailing law).</w:t>
       </w:r>
     </w:p>
+    <w:tbl>
+      <w:tblPr>
+        <w:tblW w:type="auto" w:w="0"/>
+        <w:jc w:val="center"/>
+        <w:tblLook w:firstColumn="1" w:firstRow="1" w:lastColumn="0" w:lastRow="0" w:noHBand="0" w:noVBand="1" w:val="04A0"/>
+        <w:tblBorders>
+          <w:top w:val="single" w:sz="4" w:space="0" w:color="D0D7DE"/>
+          <w:bottom w:val="single" w:sz="4" w:space="0" w:color="D0D7DE"/>
+          <w:insideH w:val="single" w:sz="4" w:space="0" w:color="D0D7DE"/>
+          <w:insideV w:val="none"/>
+          <w:left w:val="none"/>
+          <w:right w:val="none"/>
+        </w:tblBorders>
+      </w:tblPr>
+      <w:tblGrid>
+        <w:gridCol w:w="4680"/>
+        <w:gridCol w:w="4680"/>
+      </w:tblGrid>
+      <w:tr>
+        <w:tc>
+          <w:tcPr>
+            <w:tcW w:type="dxa" w:w="3312"/>
+            <w:shd w:fill="182B49"/>
+            <w:tcMar>
+              <w:top w:w="80" w:type="dxa"/>
+              <w:bottom w:w="80" w:type="dxa"/>
+              <w:left w:w="90" w:type="dxa"/>
+              <w:right w:w="90" w:type="dxa"/>
+            </w:tcMar>
+          </w:tcPr>
+          <w:p>
+            <w:r>
+              <w:rPr>
+                <w:rFonts w:ascii="Calibri" w:hAnsi="Calibri"/>
+                <w:b/>
+                <w:color w:val="FFFFFF"/>
+                <w:sz w:val="18"/>
+              </w:rPr>
+              <w:t>Provision / Doctrine Involved</w:t>
+            </w:r>
+          </w:p>
+        </w:tc>
+        <w:tc>
+          <w:tcPr>
+            <w:tcW w:type="dxa" w:w="6048"/>
+            <w:shd w:fill="182B49"/>
+            <w:tcMar>
+              <w:top w:w="80" w:type="dxa"/>
+              <w:bottom w:w="80" w:type="dxa"/>
+              <w:left w:w="90" w:type="dxa"/>
+              <w:right w:w="90" w:type="dxa"/>
+            </w:tcMar>
+          </w:tcPr>
+          <w:p>
+            <w:r>
+              <w:rPr>
+                <w:rFonts w:ascii="Calibri" w:hAnsi="Calibri"/>
+                <w:b/>
+                <w:color w:val="FFFFFF"/>
+                <w:sz w:val="18"/>
+              </w:rPr>
+              <w:t>Legal Principle &amp; Case Application</w:t>
+            </w:r>
+          </w:p>
+        </w:tc>
+      </w:tr>
+      <w:tr>
+        <w:tc>
+          <w:tcPr>
+            <w:tcW w:type="dxa" w:w="3312"/>
+            <w:shd w:fill="FFFFFF"/>
+            <w:tcMar>
+              <w:top w:w="70" w:type="dxa"/>
+              <w:bottom w:w="70" w:type="dxa"/>
+              <w:left w:w="80" w:type="dxa"/>
+              <w:right w:w="80" w:type="dxa"/>
+            </w:tcMar>
+          </w:tcPr>
+          <w:p>
+            <w:r>
+              <w:rPr>
+                <w:rFonts w:ascii="Calibri" w:hAnsi="Calibri"/>
+                <w:b/>
+                <w:color w:val="0F4C81"/>
+                <w:sz w:val="17"/>
+              </w:rPr>
+              <w:t>RPC Provision: RPC General Principles</w:t>
+            </w:r>
+          </w:p>
+        </w:tc>
+        <w:tc>
+          <w:tcPr>
+            <w:tcW w:type="dxa" w:w="6048"/>
+            <w:shd w:fill="FFFFFF"/>
+            <w:tcMar>
+              <w:top w:w="70" w:type="dxa"/>
+              <w:bottom w:w="70" w:type="dxa"/>
+              <w:left w:w="90" w:type="dxa"/>
+              <w:right w:w="90" w:type="dxa"/>
+            </w:tcMar>
+          </w:tcPr>
+          <w:p>
+            <w:r>
+              <w:rPr>
+                <w:rFonts w:ascii="Calibri" w:hAnsi="Calibri"/>
+                <w:color w:val="212529"/>
+                <w:sz w:val="17"/>
+              </w:rPr>
+              <w:t>Governs Criminal Law Doctrine in determining felony classification and criminal liability.</w:t>
+            </w:r>
+          </w:p>
+        </w:tc>
+      </w:tr>
+      <w:tr>
+        <w:tc>
+          <w:tcPr>
+            <w:tcW w:type="dxa" w:w="3312"/>
+            <w:shd w:fill="F7F9FA"/>
+            <w:tcMar>
+              <w:top w:w="70" w:type="dxa"/>
+              <w:bottom w:w="70" w:type="dxa"/>
+              <w:left w:w="80" w:type="dxa"/>
+              <w:right w:w="80" w:type="dxa"/>
+            </w:tcMar>
+          </w:tcPr>
+          <w:p>
+            <w:r>
+              <w:rPr>
+                <w:rFonts w:ascii="Calibri" w:hAnsi="Calibri"/>
+                <w:b/>
+                <w:color w:val="0F4C81"/>
+                <w:sz w:val="17"/>
+              </w:rPr>
+              <w:t>Universal Jurisdiction over Piracy</w:t>
+            </w:r>
+          </w:p>
+        </w:tc>
+        <w:tc>
+          <w:tcPr>
+            <w:tcW w:type="dxa" w:w="6048"/>
+            <w:shd w:fill="F7F9FA"/>
+            <w:tcMar>
+              <w:top w:w="70" w:type="dxa"/>
+              <w:bottom w:w="70" w:type="dxa"/>
+              <w:left w:w="90" w:type="dxa"/>
+              <w:right w:w="90" w:type="dxa"/>
+            </w:tcMar>
+          </w:tcPr>
+          <w:p>
+            <w:r>
+              <w:rPr>
+                <w:rFonts w:ascii="Calibri" w:hAnsi="Calibri"/>
+                <w:color w:val="212529"/>
+                <w:sz w:val="17"/>
+              </w:rPr>
+              <w:t>Universal Jurisdiction over Piracy: Piracy is triable by any court of any country where the offenders are captured, as an exception to territoriality.</w:t>
+            </w:r>
+          </w:p>
+        </w:tc>
+      </w:tr>
+      <w:tr>
+        <w:tc>
+          <w:tcPr>
+            <w:tcW w:type="dxa" w:w="3312"/>
+            <w:shd w:fill="FFFFFF"/>
+            <w:tcMar>
+              <w:top w:w="70" w:type="dxa"/>
+              <w:bottom w:w="70" w:type="dxa"/>
+              <w:left w:w="80" w:type="dxa"/>
+              <w:right w:w="80" w:type="dxa"/>
+            </w:tcMar>
+          </w:tcPr>
+          <w:p>
+            <w:r>
+              <w:rPr>
+                <w:rFonts w:ascii="Calibri" w:hAnsi="Calibri"/>
+                <w:b/>
+                <w:color w:val="0F4C81"/>
+                <w:sz w:val="17"/>
+              </w:rPr>
+              <w:t>Landmark Doctrine 2</w:t>
+            </w:r>
+          </w:p>
+        </w:tc>
+        <w:tc>
+          <w:tcPr>
+            <w:tcW w:type="dxa" w:w="6048"/>
+            <w:shd w:fill="FFFFFF"/>
+            <w:tcMar>
+              <w:top w:w="70" w:type="dxa"/>
+              <w:bottom w:w="70" w:type="dxa"/>
+              <w:left w:w="90" w:type="dxa"/>
+              <w:right w:w="90" w:type="dxa"/>
+            </w:tcMar>
+          </w:tcPr>
+          <w:p>
+            <w:r>
+              <w:rPr>
+                <w:rFonts w:ascii="Calibri" w:hAnsi="Calibri"/>
+                <w:color w:val="212529"/>
+                <w:sz w:val="17"/>
+              </w:rPr>
+              <w:t>Pirates are hostes humani generis and are subject to universal criminal jurisdiction on the high seas.</w:t>
+            </w:r>
+          </w:p>
+        </w:tc>
+      </w:tr>
+    </w:tbl>
     <w:p>
       <w:pPr>
-        <w:pStyle w:val="ListBullet"/>
-        <w:spacing w:before="0" w:after="40" w:line="276" w:lineRule="auto"/>
-        <w:ind w:left="360"/>
-      </w:pPr>
-      <w:r>
-        <w:rPr>
-          <w:rFonts w:ascii="Calibri" w:hAnsi="Calibri"/>
-          <w:b/>
-          <w:color w:val="212529"/>
-          <w:sz w:val="19"/>
-        </w:rPr>
-        <w:t xml:space="preserve">• Doctrine: </w:t>
-      </w:r>
-      <w:r>
-        <w:rPr>
-          <w:rFonts w:ascii="Calibri" w:hAnsi="Calibri"/>
-          <w:color w:val="212529"/>
-          <w:sz w:val="19"/>
-        </w:rPr>
-        <w:t>Pirates are hostes humani generis and are subject to universal criminal jurisdiction on the high seas.</w:t>
-      </w:r>
-    </w:p>
-    <w:p>
-      <w:pPr>
-        <w:spacing w:after="120"/>
+        <w:spacing w:after="160"/>
       </w:pPr>
     </w:p>
     <w:p>
@@ -4622,60 +6988,242 @@
           <w:color w:val="0F4C81"/>
           <w:sz w:val="21"/>
         </w:rPr>
-        <w:t>V. KEY CRIMINAL LAW DOCTRINES ESTABLISHED</w:t>
+        <w:t>V. APPLICABLE RPC PROVISIONS &amp; CRIMINAL LAW PRINCIPLES:</w:t>
       </w:r>
     </w:p>
     <w:p>
       <w:pPr>
-        <w:pStyle w:val="ListBullet"/>
-        <w:spacing w:before="0" w:after="40" w:line="276" w:lineRule="auto"/>
-        <w:ind w:left="360"/>
+        <w:spacing w:before="0" w:after="60" w:line="276" w:lineRule="auto"/>
       </w:pPr>
       <w:r>
         <w:rPr>
           <w:rFonts w:ascii="Calibri" w:hAnsi="Calibri"/>
           <w:b/>
           <w:color w:val="212529"/>
-          <w:sz w:val="19"/>
-        </w:rPr>
-        <w:t xml:space="preserve">• Doctrine: </w:t>
+          <w:sz w:val="20"/>
+        </w:rPr>
+        <w:t xml:space="preserve">Criminal Law Synthesis &amp; Statutory Application: </w:t>
       </w:r>
       <w:r>
         <w:rPr>
           <w:rFonts w:ascii="Calibri" w:hAnsi="Calibri"/>
           <w:color w:val="212529"/>
-          <w:sz w:val="19"/>
-        </w:rPr>
-        <w:t>Proximate Cause in Criminal Law: The actor is criminally liable for the death of the victim if his unlawful blow was the direct or efficient cause that set in motion the chain of events producing death.</w:t>
+          <w:sz w:val="20"/>
+        </w:rPr>
+        <w:t>In this landmark decision under Philippine Criminal Law, the Supreme Court scrutinizes  governed primarily by . The controlling statutory foundation establishes that Article 4, Paragraph 1, Revised Penal Code (Proximate Cause); Maxim 'El que es causa de la causa es causa del mal causado.'. Specifically, established penal jurisprudence dictates that Proximate Cause in Criminal Law: The actor is criminally liable for the death of the victim if his unlawful blow was the direct or efficient cause that set in motion the chain of events producing death. Specifically, established penal jurisprudence dictates that A pre-existing illness or physical vulnerability of the victim does not relieve the aggressor of criminal liability for homicide. Applying these statutory elements, the Court concluded that The Supreme Court CONVICTED Brobst of Homicide (with the mitigating circumstance of lack of intent to commit so grave a wrong under Art. 13[3]).</w:t>
       </w:r>
     </w:p>
+    <w:tbl>
+      <w:tblPr>
+        <w:tblW w:type="auto" w:w="0"/>
+        <w:jc w:val="center"/>
+        <w:tblLook w:firstColumn="1" w:firstRow="1" w:lastColumn="0" w:lastRow="0" w:noHBand="0" w:noVBand="1" w:val="04A0"/>
+        <w:tblBorders>
+          <w:top w:val="single" w:sz="4" w:space="0" w:color="D0D7DE"/>
+          <w:bottom w:val="single" w:sz="4" w:space="0" w:color="D0D7DE"/>
+          <w:insideH w:val="single" w:sz="4" w:space="0" w:color="D0D7DE"/>
+          <w:insideV w:val="none"/>
+          <w:left w:val="none"/>
+          <w:right w:val="none"/>
+        </w:tblBorders>
+      </w:tblPr>
+      <w:tblGrid>
+        <w:gridCol w:w="4680"/>
+        <w:gridCol w:w="4680"/>
+      </w:tblGrid>
+      <w:tr>
+        <w:tc>
+          <w:tcPr>
+            <w:tcW w:type="dxa" w:w="3312"/>
+            <w:shd w:fill="182B49"/>
+            <w:tcMar>
+              <w:top w:w="80" w:type="dxa"/>
+              <w:bottom w:w="80" w:type="dxa"/>
+              <w:left w:w="90" w:type="dxa"/>
+              <w:right w:w="90" w:type="dxa"/>
+            </w:tcMar>
+          </w:tcPr>
+          <w:p>
+            <w:r>
+              <w:rPr>
+                <w:rFonts w:ascii="Calibri" w:hAnsi="Calibri"/>
+                <w:b/>
+                <w:color w:val="FFFFFF"/>
+                <w:sz w:val="18"/>
+              </w:rPr>
+              <w:t>Provision / Doctrine Involved</w:t>
+            </w:r>
+          </w:p>
+        </w:tc>
+        <w:tc>
+          <w:tcPr>
+            <w:tcW w:type="dxa" w:w="6048"/>
+            <w:shd w:fill="182B49"/>
+            <w:tcMar>
+              <w:top w:w="80" w:type="dxa"/>
+              <w:bottom w:w="80" w:type="dxa"/>
+              <w:left w:w="90" w:type="dxa"/>
+              <w:right w:w="90" w:type="dxa"/>
+            </w:tcMar>
+          </w:tcPr>
+          <w:p>
+            <w:r>
+              <w:rPr>
+                <w:rFonts w:ascii="Calibri" w:hAnsi="Calibri"/>
+                <w:b/>
+                <w:color w:val="FFFFFF"/>
+                <w:sz w:val="18"/>
+              </w:rPr>
+              <w:t>Legal Principle &amp; Case Application</w:t>
+            </w:r>
+          </w:p>
+        </w:tc>
+      </w:tr>
+      <w:tr>
+        <w:tc>
+          <w:tcPr>
+            <w:tcW w:type="dxa" w:w="3312"/>
+            <w:shd w:fill="FFFFFF"/>
+            <w:tcMar>
+              <w:top w:w="70" w:type="dxa"/>
+              <w:bottom w:w="70" w:type="dxa"/>
+              <w:left w:w="80" w:type="dxa"/>
+              <w:right w:w="80" w:type="dxa"/>
+            </w:tcMar>
+          </w:tcPr>
+          <w:p>
+            <w:r>
+              <w:rPr>
+                <w:rFonts w:ascii="Calibri" w:hAnsi="Calibri"/>
+                <w:b/>
+                <w:color w:val="0F4C81"/>
+                <w:sz w:val="17"/>
+              </w:rPr>
+              <w:t>RPC Provision: RPC General Principles</w:t>
+            </w:r>
+          </w:p>
+        </w:tc>
+        <w:tc>
+          <w:tcPr>
+            <w:tcW w:type="dxa" w:w="6048"/>
+            <w:shd w:fill="FFFFFF"/>
+            <w:tcMar>
+              <w:top w:w="70" w:type="dxa"/>
+              <w:bottom w:w="70" w:type="dxa"/>
+              <w:left w:w="90" w:type="dxa"/>
+              <w:right w:w="90" w:type="dxa"/>
+            </w:tcMar>
+          </w:tcPr>
+          <w:p>
+            <w:r>
+              <w:rPr>
+                <w:rFonts w:ascii="Calibri" w:hAnsi="Calibri"/>
+                <w:color w:val="212529"/>
+                <w:sz w:val="17"/>
+              </w:rPr>
+              <w:t>Governs Criminal Law Doctrine in determining felony classification and criminal liability.</w:t>
+            </w:r>
+          </w:p>
+        </w:tc>
+      </w:tr>
+      <w:tr>
+        <w:tc>
+          <w:tcPr>
+            <w:tcW w:type="dxa" w:w="3312"/>
+            <w:shd w:fill="F7F9FA"/>
+            <w:tcMar>
+              <w:top w:w="70" w:type="dxa"/>
+              <w:bottom w:w="70" w:type="dxa"/>
+              <w:left w:w="80" w:type="dxa"/>
+              <w:right w:w="80" w:type="dxa"/>
+            </w:tcMar>
+          </w:tcPr>
+          <w:p>
+            <w:r>
+              <w:rPr>
+                <w:rFonts w:ascii="Calibri" w:hAnsi="Calibri"/>
+                <w:b/>
+                <w:color w:val="0F4C81"/>
+                <w:sz w:val="17"/>
+              </w:rPr>
+              <w:t>Proximate Cause in Criminal Law</w:t>
+            </w:r>
+          </w:p>
+        </w:tc>
+        <w:tc>
+          <w:tcPr>
+            <w:tcW w:type="dxa" w:w="6048"/>
+            <w:shd w:fill="F7F9FA"/>
+            <w:tcMar>
+              <w:top w:w="70" w:type="dxa"/>
+              <w:bottom w:w="70" w:type="dxa"/>
+              <w:left w:w="90" w:type="dxa"/>
+              <w:right w:w="90" w:type="dxa"/>
+            </w:tcMar>
+          </w:tcPr>
+          <w:p>
+            <w:r>
+              <w:rPr>
+                <w:rFonts w:ascii="Calibri" w:hAnsi="Calibri"/>
+                <w:color w:val="212529"/>
+                <w:sz w:val="17"/>
+              </w:rPr>
+              <w:t>Proximate Cause in Criminal Law: The actor is criminally liable for the death of the victim if his unlawful blow was the direct or efficient cause that set in motion the chain of events producing death.</w:t>
+            </w:r>
+          </w:p>
+        </w:tc>
+      </w:tr>
+      <w:tr>
+        <w:tc>
+          <w:tcPr>
+            <w:tcW w:type="dxa" w:w="3312"/>
+            <w:shd w:fill="FFFFFF"/>
+            <w:tcMar>
+              <w:top w:w="70" w:type="dxa"/>
+              <w:bottom w:w="70" w:type="dxa"/>
+              <w:left w:w="80" w:type="dxa"/>
+              <w:right w:w="80" w:type="dxa"/>
+            </w:tcMar>
+          </w:tcPr>
+          <w:p>
+            <w:r>
+              <w:rPr>
+                <w:rFonts w:ascii="Calibri" w:hAnsi="Calibri"/>
+                <w:b/>
+                <w:color w:val="0F4C81"/>
+                <w:sz w:val="17"/>
+              </w:rPr>
+              <w:t>Landmark Doctrine 2</w:t>
+            </w:r>
+          </w:p>
+        </w:tc>
+        <w:tc>
+          <w:tcPr>
+            <w:tcW w:type="dxa" w:w="6048"/>
+            <w:shd w:fill="FFFFFF"/>
+            <w:tcMar>
+              <w:top w:w="70" w:type="dxa"/>
+              <w:bottom w:w="70" w:type="dxa"/>
+              <w:left w:w="90" w:type="dxa"/>
+              <w:right w:w="90" w:type="dxa"/>
+            </w:tcMar>
+          </w:tcPr>
+          <w:p>
+            <w:r>
+              <w:rPr>
+                <w:rFonts w:ascii="Calibri" w:hAnsi="Calibri"/>
+                <w:color w:val="212529"/>
+                <w:sz w:val="17"/>
+              </w:rPr>
+              <w:t>A pre-existing illness or physical vulnerability of the victim does not relieve the aggressor of criminal liability for homicide.</w:t>
+            </w:r>
+          </w:p>
+        </w:tc>
+      </w:tr>
+    </w:tbl>
     <w:p>
       <w:pPr>
-        <w:pStyle w:val="ListBullet"/>
-        <w:spacing w:before="0" w:after="40" w:line="276" w:lineRule="auto"/>
-        <w:ind w:left="360"/>
-      </w:pPr>
-      <w:r>
-        <w:rPr>
-          <w:rFonts w:ascii="Calibri" w:hAnsi="Calibri"/>
-          <w:b/>
-          <w:color w:val="212529"/>
-          <w:sz w:val="19"/>
-        </w:rPr>
-        <w:t xml:space="preserve">• Doctrine: </w:t>
-      </w:r>
-      <w:r>
-        <w:rPr>
-          <w:rFonts w:ascii="Calibri" w:hAnsi="Calibri"/>
-          <w:color w:val="212529"/>
-          <w:sz w:val="19"/>
-        </w:rPr>
-        <w:t>A pre-existing illness or physical vulnerability of the victim does not relieve the aggressor of criminal liability for homicide.</w:t>
-      </w:r>
-    </w:p>
-    <w:p>
-      <w:pPr>
-        <w:spacing w:after="120"/>
+        <w:spacing w:after="160"/>
       </w:pPr>
     </w:p>
     <w:p>
@@ -4950,60 +7498,242 @@
           <w:color w:val="0F4C81"/>
           <w:sz w:val="21"/>
         </w:rPr>
-        <w:t>V. KEY CRIMINAL LAW DOCTRINES ESTABLISHED</w:t>
+        <w:t>V. APPLICABLE RPC PROVISIONS &amp; CRIMINAL LAW PRINCIPLES:</w:t>
       </w:r>
     </w:p>
     <w:p>
       <w:pPr>
-        <w:pStyle w:val="ListBullet"/>
-        <w:spacing w:before="0" w:after="40" w:line="276" w:lineRule="auto"/>
-        <w:ind w:left="360"/>
+        <w:spacing w:before="0" w:after="60" w:line="276" w:lineRule="auto"/>
       </w:pPr>
       <w:r>
         <w:rPr>
           <w:rFonts w:ascii="Calibri" w:hAnsi="Calibri"/>
           <w:b/>
           <w:color w:val="212529"/>
-          <w:sz w:val="19"/>
-        </w:rPr>
-        <w:t xml:space="preserve">• Doctrine: </w:t>
+          <w:sz w:val="20"/>
+        </w:rPr>
+        <w:t xml:space="preserve">Criminal Law Synthesis &amp; Statutory Application: </w:t>
       </w:r>
       <w:r>
         <w:rPr>
           <w:rFonts w:ascii="Calibri" w:hAnsi="Calibri"/>
           <w:color w:val="212529"/>
-          <w:sz w:val="19"/>
-        </w:rPr>
-        <w:t>An independent intervening cause (novus actus interveniens) that is completely unrelated to the initial unlawful act breaks the causal chain and relieves the accused of liability for the ultimate fatal result.</w:t>
+          <w:sz w:val="20"/>
+        </w:rPr>
+        <w:t>In this landmark decision under Philippine Criminal Law, the Supreme Court scrutinizes  governed primarily by . The controlling statutory foundation establishes that Article 4, Paragraph 1, Revised Penal Code; Principles of Intervening Efficient Cause in Proximate Causation. Specifically, established penal jurisprudence dictates that An independent intervening cause (novus actus interveniens) that is completely unrelated to the initial unlawful act breaks the causal chain and relieves the accused of liability for the ultimate fatal result. Specifically, established penal jurisprudence dictates that Assailant is only liable for the specific injuries actually inflicted when death is caused by an independent subsequent event. Applying these statutory elements, the Court concluded that The Supreme Court ACQUITTED Iligan of Homicide and CONVICTED him only of Less Serious Physical Injuries for the bolo wound.</w:t>
       </w:r>
     </w:p>
+    <w:tbl>
+      <w:tblPr>
+        <w:tblW w:type="auto" w:w="0"/>
+        <w:jc w:val="center"/>
+        <w:tblLook w:firstColumn="1" w:firstRow="1" w:lastColumn="0" w:lastRow="0" w:noHBand="0" w:noVBand="1" w:val="04A0"/>
+        <w:tblBorders>
+          <w:top w:val="single" w:sz="4" w:space="0" w:color="D0D7DE"/>
+          <w:bottom w:val="single" w:sz="4" w:space="0" w:color="D0D7DE"/>
+          <w:insideH w:val="single" w:sz="4" w:space="0" w:color="D0D7DE"/>
+          <w:insideV w:val="none"/>
+          <w:left w:val="none"/>
+          <w:right w:val="none"/>
+        </w:tblBorders>
+      </w:tblPr>
+      <w:tblGrid>
+        <w:gridCol w:w="4680"/>
+        <w:gridCol w:w="4680"/>
+      </w:tblGrid>
+      <w:tr>
+        <w:tc>
+          <w:tcPr>
+            <w:tcW w:type="dxa" w:w="3312"/>
+            <w:shd w:fill="182B49"/>
+            <w:tcMar>
+              <w:top w:w="80" w:type="dxa"/>
+              <w:bottom w:w="80" w:type="dxa"/>
+              <w:left w:w="90" w:type="dxa"/>
+              <w:right w:w="90" w:type="dxa"/>
+            </w:tcMar>
+          </w:tcPr>
+          <w:p>
+            <w:r>
+              <w:rPr>
+                <w:rFonts w:ascii="Calibri" w:hAnsi="Calibri"/>
+                <w:b/>
+                <w:color w:val="FFFFFF"/>
+                <w:sz w:val="18"/>
+              </w:rPr>
+              <w:t>Provision / Doctrine Involved</w:t>
+            </w:r>
+          </w:p>
+        </w:tc>
+        <w:tc>
+          <w:tcPr>
+            <w:tcW w:type="dxa" w:w="6048"/>
+            <w:shd w:fill="182B49"/>
+            <w:tcMar>
+              <w:top w:w="80" w:type="dxa"/>
+              <w:bottom w:w="80" w:type="dxa"/>
+              <w:left w:w="90" w:type="dxa"/>
+              <w:right w:w="90" w:type="dxa"/>
+            </w:tcMar>
+          </w:tcPr>
+          <w:p>
+            <w:r>
+              <w:rPr>
+                <w:rFonts w:ascii="Calibri" w:hAnsi="Calibri"/>
+                <w:b/>
+                <w:color w:val="FFFFFF"/>
+                <w:sz w:val="18"/>
+              </w:rPr>
+              <w:t>Legal Principle &amp; Case Application</w:t>
+            </w:r>
+          </w:p>
+        </w:tc>
+      </w:tr>
+      <w:tr>
+        <w:tc>
+          <w:tcPr>
+            <w:tcW w:type="dxa" w:w="3312"/>
+            <w:shd w:fill="FFFFFF"/>
+            <w:tcMar>
+              <w:top w:w="70" w:type="dxa"/>
+              <w:bottom w:w="70" w:type="dxa"/>
+              <w:left w:w="80" w:type="dxa"/>
+              <w:right w:w="80" w:type="dxa"/>
+            </w:tcMar>
+          </w:tcPr>
+          <w:p>
+            <w:r>
+              <w:rPr>
+                <w:rFonts w:ascii="Calibri" w:hAnsi="Calibri"/>
+                <w:b/>
+                <w:color w:val="0F4C81"/>
+                <w:sz w:val="17"/>
+              </w:rPr>
+              <w:t>RPC Provision: RPC General Principles</w:t>
+            </w:r>
+          </w:p>
+        </w:tc>
+        <w:tc>
+          <w:tcPr>
+            <w:tcW w:type="dxa" w:w="6048"/>
+            <w:shd w:fill="FFFFFF"/>
+            <w:tcMar>
+              <w:top w:w="70" w:type="dxa"/>
+              <w:bottom w:w="70" w:type="dxa"/>
+              <w:left w:w="90" w:type="dxa"/>
+              <w:right w:w="90" w:type="dxa"/>
+            </w:tcMar>
+          </w:tcPr>
+          <w:p>
+            <w:r>
+              <w:rPr>
+                <w:rFonts w:ascii="Calibri" w:hAnsi="Calibri"/>
+                <w:color w:val="212529"/>
+                <w:sz w:val="17"/>
+              </w:rPr>
+              <w:t>Governs Criminal Law Doctrine in determining felony classification and criminal liability.</w:t>
+            </w:r>
+          </w:p>
+        </w:tc>
+      </w:tr>
+      <w:tr>
+        <w:tc>
+          <w:tcPr>
+            <w:tcW w:type="dxa" w:w="3312"/>
+            <w:shd w:fill="F7F9FA"/>
+            <w:tcMar>
+              <w:top w:w="70" w:type="dxa"/>
+              <w:bottom w:w="70" w:type="dxa"/>
+              <w:left w:w="80" w:type="dxa"/>
+              <w:right w:w="80" w:type="dxa"/>
+            </w:tcMar>
+          </w:tcPr>
+          <w:p>
+            <w:r>
+              <w:rPr>
+                <w:rFonts w:ascii="Calibri" w:hAnsi="Calibri"/>
+                <w:b/>
+                <w:color w:val="0F4C81"/>
+                <w:sz w:val="17"/>
+              </w:rPr>
+              <w:t>Landmark Doctrine 1</w:t>
+            </w:r>
+          </w:p>
+        </w:tc>
+        <w:tc>
+          <w:tcPr>
+            <w:tcW w:type="dxa" w:w="6048"/>
+            <w:shd w:fill="F7F9FA"/>
+            <w:tcMar>
+              <w:top w:w="70" w:type="dxa"/>
+              <w:bottom w:w="70" w:type="dxa"/>
+              <w:left w:w="90" w:type="dxa"/>
+              <w:right w:w="90" w:type="dxa"/>
+            </w:tcMar>
+          </w:tcPr>
+          <w:p>
+            <w:r>
+              <w:rPr>
+                <w:rFonts w:ascii="Calibri" w:hAnsi="Calibri"/>
+                <w:color w:val="212529"/>
+                <w:sz w:val="17"/>
+              </w:rPr>
+              <w:t>An independent intervening cause (novus actus interveniens) that is completely unrelated to the initial unlawful act breaks the causal chain and relieves the accused of liability for the ultimate fatal result.</w:t>
+            </w:r>
+          </w:p>
+        </w:tc>
+      </w:tr>
+      <w:tr>
+        <w:tc>
+          <w:tcPr>
+            <w:tcW w:type="dxa" w:w="3312"/>
+            <w:shd w:fill="FFFFFF"/>
+            <w:tcMar>
+              <w:top w:w="70" w:type="dxa"/>
+              <w:bottom w:w="70" w:type="dxa"/>
+              <w:left w:w="80" w:type="dxa"/>
+              <w:right w:w="80" w:type="dxa"/>
+            </w:tcMar>
+          </w:tcPr>
+          <w:p>
+            <w:r>
+              <w:rPr>
+                <w:rFonts w:ascii="Calibri" w:hAnsi="Calibri"/>
+                <w:b/>
+                <w:color w:val="0F4C81"/>
+                <w:sz w:val="17"/>
+              </w:rPr>
+              <w:t>Landmark Doctrine 2</w:t>
+            </w:r>
+          </w:p>
+        </w:tc>
+        <w:tc>
+          <w:tcPr>
+            <w:tcW w:type="dxa" w:w="6048"/>
+            <w:shd w:fill="FFFFFF"/>
+            <w:tcMar>
+              <w:top w:w="70" w:type="dxa"/>
+              <w:bottom w:w="70" w:type="dxa"/>
+              <w:left w:w="90" w:type="dxa"/>
+              <w:right w:w="90" w:type="dxa"/>
+            </w:tcMar>
+          </w:tcPr>
+          <w:p>
+            <w:r>
+              <w:rPr>
+                <w:rFonts w:ascii="Calibri" w:hAnsi="Calibri"/>
+                <w:color w:val="212529"/>
+                <w:sz w:val="17"/>
+              </w:rPr>
+              <w:t>Assailant is only liable for the specific injuries actually inflicted when death is caused by an independent subsequent event.</w:t>
+            </w:r>
+          </w:p>
+        </w:tc>
+      </w:tr>
+    </w:tbl>
     <w:p>
       <w:pPr>
-        <w:pStyle w:val="ListBullet"/>
-        <w:spacing w:before="0" w:after="40" w:line="276" w:lineRule="auto"/>
-        <w:ind w:left="360"/>
-      </w:pPr>
-      <w:r>
-        <w:rPr>
-          <w:rFonts w:ascii="Calibri" w:hAnsi="Calibri"/>
-          <w:b/>
-          <w:color w:val="212529"/>
-          <w:sz w:val="19"/>
-        </w:rPr>
-        <w:t xml:space="preserve">• Doctrine: </w:t>
-      </w:r>
-      <w:r>
-        <w:rPr>
-          <w:rFonts w:ascii="Calibri" w:hAnsi="Calibri"/>
-          <w:color w:val="212529"/>
-          <w:sz w:val="19"/>
-        </w:rPr>
-        <w:t>Assailant is only liable for the specific injuries actually inflicted when death is caused by an independent subsequent event.</w:t>
-      </w:r>
-    </w:p>
-    <w:p>
-      <w:pPr>
-        <w:spacing w:after="120"/>
+        <w:spacing w:after="160"/>
       </w:pPr>
     </w:p>
     <w:p>
@@ -5278,60 +8008,242 @@
           <w:color w:val="0F4C81"/>
           <w:sz w:val="21"/>
         </w:rPr>
-        <w:t>V. KEY CRIMINAL LAW DOCTRINES ESTABLISHED</w:t>
+        <w:t>V. APPLICABLE RPC PROVISIONS &amp; CRIMINAL LAW PRINCIPLES:</w:t>
       </w:r>
     </w:p>
     <w:p>
       <w:pPr>
-        <w:pStyle w:val="ListBullet"/>
-        <w:spacing w:before="0" w:after="40" w:line="276" w:lineRule="auto"/>
-        <w:ind w:left="360"/>
+        <w:spacing w:before="0" w:after="60" w:line="276" w:lineRule="auto"/>
       </w:pPr>
       <w:r>
         <w:rPr>
           <w:rFonts w:ascii="Calibri" w:hAnsi="Calibri"/>
           <w:b/>
           <w:color w:val="212529"/>
-          <w:sz w:val="19"/>
-        </w:rPr>
-        <w:t xml:space="preserve">• Doctrine: </w:t>
+          <w:sz w:val="20"/>
+        </w:rPr>
+        <w:t xml:space="preserve">Criminal Law Synthesis &amp; Statutory Application: </w:t>
       </w:r>
       <w:r>
         <w:rPr>
           <w:rFonts w:ascii="Calibri" w:hAnsi="Calibri"/>
           <w:color w:val="212529"/>
-          <w:sz w:val="19"/>
-        </w:rPr>
-        <w:t>Landmark Intod Doctrine: Firing upon an empty bed or absent person is an Impossible Crime due to factual/physical impossibility.</w:t>
+          <w:sz w:val="20"/>
+        </w:rPr>
+        <w:t>In this landmark decision under Philippine Criminal Law, the Supreme Court scrutinizes  governed primarily by . The controlling statutory foundation establishes that Article 4, Paragraph 2, and Article 59, Revised Penal Code (Impossible Crimes). Specifically, established penal jurisprudence dictates that Landmark Intod Doctrine: Firing upon an empty bed or absent person is an Impossible Crime due to factual/physical impossibility. Specifically, established penal jurisprudence dictates that Impossible crimes are penalized under Article 59 to suppress the dangerous social propensity of the actor despite the impossibility of actual injury. Applying these statutory elements, the Court concluded that The Supreme Court MODIFIED the conviction from Attempted Murder to IMPOSSIBLE CRIME under Article 4(2) in relation to Article 59, imposing Arresto Mayor.</w:t>
       </w:r>
     </w:p>
+    <w:tbl>
+      <w:tblPr>
+        <w:tblW w:type="auto" w:w="0"/>
+        <w:jc w:val="center"/>
+        <w:tblLook w:firstColumn="1" w:firstRow="1" w:lastColumn="0" w:lastRow="0" w:noHBand="0" w:noVBand="1" w:val="04A0"/>
+        <w:tblBorders>
+          <w:top w:val="single" w:sz="4" w:space="0" w:color="D0D7DE"/>
+          <w:bottom w:val="single" w:sz="4" w:space="0" w:color="D0D7DE"/>
+          <w:insideH w:val="single" w:sz="4" w:space="0" w:color="D0D7DE"/>
+          <w:insideV w:val="none"/>
+          <w:left w:val="none"/>
+          <w:right w:val="none"/>
+        </w:tblBorders>
+      </w:tblPr>
+      <w:tblGrid>
+        <w:gridCol w:w="4680"/>
+        <w:gridCol w:w="4680"/>
+      </w:tblGrid>
+      <w:tr>
+        <w:tc>
+          <w:tcPr>
+            <w:tcW w:type="dxa" w:w="3312"/>
+            <w:shd w:fill="182B49"/>
+            <w:tcMar>
+              <w:top w:w="80" w:type="dxa"/>
+              <w:bottom w:w="80" w:type="dxa"/>
+              <w:left w:w="90" w:type="dxa"/>
+              <w:right w:w="90" w:type="dxa"/>
+            </w:tcMar>
+          </w:tcPr>
+          <w:p>
+            <w:r>
+              <w:rPr>
+                <w:rFonts w:ascii="Calibri" w:hAnsi="Calibri"/>
+                <w:b/>
+                <w:color w:val="FFFFFF"/>
+                <w:sz w:val="18"/>
+              </w:rPr>
+              <w:t>Provision / Doctrine Involved</w:t>
+            </w:r>
+          </w:p>
+        </w:tc>
+        <w:tc>
+          <w:tcPr>
+            <w:tcW w:type="dxa" w:w="6048"/>
+            <w:shd w:fill="182B49"/>
+            <w:tcMar>
+              <w:top w:w="80" w:type="dxa"/>
+              <w:bottom w:w="80" w:type="dxa"/>
+              <w:left w:w="90" w:type="dxa"/>
+              <w:right w:w="90" w:type="dxa"/>
+            </w:tcMar>
+          </w:tcPr>
+          <w:p>
+            <w:r>
+              <w:rPr>
+                <w:rFonts w:ascii="Calibri" w:hAnsi="Calibri"/>
+                <w:b/>
+                <w:color w:val="FFFFFF"/>
+                <w:sz w:val="18"/>
+              </w:rPr>
+              <w:t>Legal Principle &amp; Case Application</w:t>
+            </w:r>
+          </w:p>
+        </w:tc>
+      </w:tr>
+      <w:tr>
+        <w:tc>
+          <w:tcPr>
+            <w:tcW w:type="dxa" w:w="3312"/>
+            <w:shd w:fill="FFFFFF"/>
+            <w:tcMar>
+              <w:top w:w="70" w:type="dxa"/>
+              <w:bottom w:w="70" w:type="dxa"/>
+              <w:left w:w="80" w:type="dxa"/>
+              <w:right w:w="80" w:type="dxa"/>
+            </w:tcMar>
+          </w:tcPr>
+          <w:p>
+            <w:r>
+              <w:rPr>
+                <w:rFonts w:ascii="Calibri" w:hAnsi="Calibri"/>
+                <w:b/>
+                <w:color w:val="0F4C81"/>
+                <w:sz w:val="17"/>
+              </w:rPr>
+              <w:t>RPC Provision: RPC General Principles</w:t>
+            </w:r>
+          </w:p>
+        </w:tc>
+        <w:tc>
+          <w:tcPr>
+            <w:tcW w:type="dxa" w:w="6048"/>
+            <w:shd w:fill="FFFFFF"/>
+            <w:tcMar>
+              <w:top w:w="70" w:type="dxa"/>
+              <w:bottom w:w="70" w:type="dxa"/>
+              <w:left w:w="90" w:type="dxa"/>
+              <w:right w:w="90" w:type="dxa"/>
+            </w:tcMar>
+          </w:tcPr>
+          <w:p>
+            <w:r>
+              <w:rPr>
+                <w:rFonts w:ascii="Calibri" w:hAnsi="Calibri"/>
+                <w:color w:val="212529"/>
+                <w:sz w:val="17"/>
+              </w:rPr>
+              <w:t>Governs Criminal Law Doctrine in determining felony classification and criminal liability.</w:t>
+            </w:r>
+          </w:p>
+        </w:tc>
+      </w:tr>
+      <w:tr>
+        <w:tc>
+          <w:tcPr>
+            <w:tcW w:type="dxa" w:w="3312"/>
+            <w:shd w:fill="F7F9FA"/>
+            <w:tcMar>
+              <w:top w:w="70" w:type="dxa"/>
+              <w:bottom w:w="70" w:type="dxa"/>
+              <w:left w:w="80" w:type="dxa"/>
+              <w:right w:w="80" w:type="dxa"/>
+            </w:tcMar>
+          </w:tcPr>
+          <w:p>
+            <w:r>
+              <w:rPr>
+                <w:rFonts w:ascii="Calibri" w:hAnsi="Calibri"/>
+                <w:b/>
+                <w:color w:val="0F4C81"/>
+                <w:sz w:val="17"/>
+              </w:rPr>
+              <w:t>Landmark Intod Doctrine</w:t>
+            </w:r>
+          </w:p>
+        </w:tc>
+        <w:tc>
+          <w:tcPr>
+            <w:tcW w:type="dxa" w:w="6048"/>
+            <w:shd w:fill="F7F9FA"/>
+            <w:tcMar>
+              <w:top w:w="70" w:type="dxa"/>
+              <w:bottom w:w="70" w:type="dxa"/>
+              <w:left w:w="90" w:type="dxa"/>
+              <w:right w:w="90" w:type="dxa"/>
+            </w:tcMar>
+          </w:tcPr>
+          <w:p>
+            <w:r>
+              <w:rPr>
+                <w:rFonts w:ascii="Calibri" w:hAnsi="Calibri"/>
+                <w:color w:val="212529"/>
+                <w:sz w:val="17"/>
+              </w:rPr>
+              <w:t>Landmark Intod Doctrine: Firing upon an empty bed or absent person is an Impossible Crime due to factual/physical impossibility.</w:t>
+            </w:r>
+          </w:p>
+        </w:tc>
+      </w:tr>
+      <w:tr>
+        <w:tc>
+          <w:tcPr>
+            <w:tcW w:type="dxa" w:w="3312"/>
+            <w:shd w:fill="FFFFFF"/>
+            <w:tcMar>
+              <w:top w:w="70" w:type="dxa"/>
+              <w:bottom w:w="70" w:type="dxa"/>
+              <w:left w:w="80" w:type="dxa"/>
+              <w:right w:w="80" w:type="dxa"/>
+            </w:tcMar>
+          </w:tcPr>
+          <w:p>
+            <w:r>
+              <w:rPr>
+                <w:rFonts w:ascii="Calibri" w:hAnsi="Calibri"/>
+                <w:b/>
+                <w:color w:val="0F4C81"/>
+                <w:sz w:val="17"/>
+              </w:rPr>
+              <w:t>Landmark Doctrine 2</w:t>
+            </w:r>
+          </w:p>
+        </w:tc>
+        <w:tc>
+          <w:tcPr>
+            <w:tcW w:type="dxa" w:w="6048"/>
+            <w:shd w:fill="FFFFFF"/>
+            <w:tcMar>
+              <w:top w:w="70" w:type="dxa"/>
+              <w:bottom w:w="70" w:type="dxa"/>
+              <w:left w:w="90" w:type="dxa"/>
+              <w:right w:w="90" w:type="dxa"/>
+            </w:tcMar>
+          </w:tcPr>
+          <w:p>
+            <w:r>
+              <w:rPr>
+                <w:rFonts w:ascii="Calibri" w:hAnsi="Calibri"/>
+                <w:color w:val="212529"/>
+                <w:sz w:val="17"/>
+              </w:rPr>
+              <w:t>Impossible crimes are penalized under Article 59 to suppress the dangerous social propensity of the actor despite the impossibility of actual injury.</w:t>
+            </w:r>
+          </w:p>
+        </w:tc>
+      </w:tr>
+    </w:tbl>
     <w:p>
       <w:pPr>
-        <w:pStyle w:val="ListBullet"/>
-        <w:spacing w:before="0" w:after="40" w:line="276" w:lineRule="auto"/>
-        <w:ind w:left="360"/>
-      </w:pPr>
-      <w:r>
-        <w:rPr>
-          <w:rFonts w:ascii="Calibri" w:hAnsi="Calibri"/>
-          <w:b/>
-          <w:color w:val="212529"/>
-          <w:sz w:val="19"/>
-        </w:rPr>
-        <w:t xml:space="preserve">• Doctrine: </w:t>
-      </w:r>
-      <w:r>
-        <w:rPr>
-          <w:rFonts w:ascii="Calibri" w:hAnsi="Calibri"/>
-          <w:color w:val="212529"/>
-          <w:sz w:val="19"/>
-        </w:rPr>
-        <w:t>Impossible crimes are penalized under Article 59 to suppress the dangerous social propensity of the actor despite the impossibility of actual injury.</w:t>
-      </w:r>
-    </w:p>
-    <w:p>
-      <w:pPr>
-        <w:spacing w:after="120"/>
+        <w:spacing w:after="160"/>
       </w:pPr>
     </w:p>
     <w:p>
@@ -5606,60 +8518,242 @@
           <w:color w:val="0F4C81"/>
           <w:sz w:val="21"/>
         </w:rPr>
-        <w:t>V. KEY CRIMINAL LAW DOCTRINES ESTABLISHED</w:t>
+        <w:t>V. APPLICABLE RPC PROVISIONS &amp; CRIMINAL LAW PRINCIPLES:</w:t>
       </w:r>
     </w:p>
     <w:p>
       <w:pPr>
-        <w:pStyle w:val="ListBullet"/>
-        <w:spacing w:before="0" w:after="40" w:line="276" w:lineRule="auto"/>
-        <w:ind w:left="360"/>
+        <w:spacing w:before="0" w:after="60" w:line="276" w:lineRule="auto"/>
       </w:pPr>
       <w:r>
         <w:rPr>
           <w:rFonts w:ascii="Calibri" w:hAnsi="Calibri"/>
           <w:b/>
           <w:color w:val="212529"/>
-          <w:sz w:val="19"/>
-        </w:rPr>
-        <w:t xml:space="preserve">• Doctrine: </w:t>
+          <w:sz w:val="20"/>
+        </w:rPr>
+        <w:t xml:space="preserve">Criminal Law Synthesis &amp; Statutory Application: </w:t>
       </w:r>
       <w:r>
         <w:rPr>
           <w:rFonts w:ascii="Calibri" w:hAnsi="Calibri"/>
           <w:color w:val="212529"/>
-          <w:sz w:val="19"/>
-        </w:rPr>
-        <w:t>Reasonable necessity of means in self-defense is judged based on the instinctive reaction of the defender under mortal peril, not retrospective mathematical balance.</w:t>
+          <w:sz w:val="20"/>
+        </w:rPr>
+        <w:t>In this landmark decision under Philippine Criminal Law, the Supreme Court scrutinizes  governed primarily by . The controlling statutory foundation establishes that Article 11, Paragraph 1, Revised Penal Code (Self-Defense); Elements of Unlawful Aggression and Reasonable Necessity. Specifically, established penal jurisprudence dictates that Reasonable necessity of means in self-defense is judged based on the instinctive reaction of the defender under mortal peril, not retrospective mathematical balance. Specifically, established penal jurisprudence dictates that A person attacked in his own home is not required to retreat (Castle Doctrine in Philippine self-defense jurisprudence). Applying these statutory elements, the Court concluded that The Supreme Court REVERSED the conviction and ACQUITTED Rodolfo Olarbe of all charges.</w:t>
       </w:r>
     </w:p>
+    <w:tbl>
+      <w:tblPr>
+        <w:tblW w:type="auto" w:w="0"/>
+        <w:jc w:val="center"/>
+        <w:tblLook w:firstColumn="1" w:firstRow="1" w:lastColumn="0" w:lastRow="0" w:noHBand="0" w:noVBand="1" w:val="04A0"/>
+        <w:tblBorders>
+          <w:top w:val="single" w:sz="4" w:space="0" w:color="D0D7DE"/>
+          <w:bottom w:val="single" w:sz="4" w:space="0" w:color="D0D7DE"/>
+          <w:insideH w:val="single" w:sz="4" w:space="0" w:color="D0D7DE"/>
+          <w:insideV w:val="none"/>
+          <w:left w:val="none"/>
+          <w:right w:val="none"/>
+        </w:tblBorders>
+      </w:tblPr>
+      <w:tblGrid>
+        <w:gridCol w:w="4680"/>
+        <w:gridCol w:w="4680"/>
+      </w:tblGrid>
+      <w:tr>
+        <w:tc>
+          <w:tcPr>
+            <w:tcW w:type="dxa" w:w="3312"/>
+            <w:shd w:fill="182B49"/>
+            <w:tcMar>
+              <w:top w:w="80" w:type="dxa"/>
+              <w:bottom w:w="80" w:type="dxa"/>
+              <w:left w:w="90" w:type="dxa"/>
+              <w:right w:w="90" w:type="dxa"/>
+            </w:tcMar>
+          </w:tcPr>
+          <w:p>
+            <w:r>
+              <w:rPr>
+                <w:rFonts w:ascii="Calibri" w:hAnsi="Calibri"/>
+                <w:b/>
+                <w:color w:val="FFFFFF"/>
+                <w:sz w:val="18"/>
+              </w:rPr>
+              <w:t>Provision / Doctrine Involved</w:t>
+            </w:r>
+          </w:p>
+        </w:tc>
+        <w:tc>
+          <w:tcPr>
+            <w:tcW w:type="dxa" w:w="6048"/>
+            <w:shd w:fill="182B49"/>
+            <w:tcMar>
+              <w:top w:w="80" w:type="dxa"/>
+              <w:bottom w:w="80" w:type="dxa"/>
+              <w:left w:w="90" w:type="dxa"/>
+              <w:right w:w="90" w:type="dxa"/>
+            </w:tcMar>
+          </w:tcPr>
+          <w:p>
+            <w:r>
+              <w:rPr>
+                <w:rFonts w:ascii="Calibri" w:hAnsi="Calibri"/>
+                <w:b/>
+                <w:color w:val="FFFFFF"/>
+                <w:sz w:val="18"/>
+              </w:rPr>
+              <w:t>Legal Principle &amp; Case Application</w:t>
+            </w:r>
+          </w:p>
+        </w:tc>
+      </w:tr>
+      <w:tr>
+        <w:tc>
+          <w:tcPr>
+            <w:tcW w:type="dxa" w:w="3312"/>
+            <w:shd w:fill="FFFFFF"/>
+            <w:tcMar>
+              <w:top w:w="70" w:type="dxa"/>
+              <w:bottom w:w="70" w:type="dxa"/>
+              <w:left w:w="80" w:type="dxa"/>
+              <w:right w:w="80" w:type="dxa"/>
+            </w:tcMar>
+          </w:tcPr>
+          <w:p>
+            <w:r>
+              <w:rPr>
+                <w:rFonts w:ascii="Calibri" w:hAnsi="Calibri"/>
+                <w:b/>
+                <w:color w:val="0F4C81"/>
+                <w:sz w:val="17"/>
+              </w:rPr>
+              <w:t>RPC Provision: RPC General Principles</w:t>
+            </w:r>
+          </w:p>
+        </w:tc>
+        <w:tc>
+          <w:tcPr>
+            <w:tcW w:type="dxa" w:w="6048"/>
+            <w:shd w:fill="FFFFFF"/>
+            <w:tcMar>
+              <w:top w:w="70" w:type="dxa"/>
+              <w:bottom w:w="70" w:type="dxa"/>
+              <w:left w:w="90" w:type="dxa"/>
+              <w:right w:w="90" w:type="dxa"/>
+            </w:tcMar>
+          </w:tcPr>
+          <w:p>
+            <w:r>
+              <w:rPr>
+                <w:rFonts w:ascii="Calibri" w:hAnsi="Calibri"/>
+                <w:color w:val="212529"/>
+                <w:sz w:val="17"/>
+              </w:rPr>
+              <w:t>Governs Criminal Law Doctrine in determining felony classification and criminal liability.</w:t>
+            </w:r>
+          </w:p>
+        </w:tc>
+      </w:tr>
+      <w:tr>
+        <w:tc>
+          <w:tcPr>
+            <w:tcW w:type="dxa" w:w="3312"/>
+            <w:shd w:fill="F7F9FA"/>
+            <w:tcMar>
+              <w:top w:w="70" w:type="dxa"/>
+              <w:bottom w:w="70" w:type="dxa"/>
+              <w:left w:w="80" w:type="dxa"/>
+              <w:right w:w="80" w:type="dxa"/>
+            </w:tcMar>
+          </w:tcPr>
+          <w:p>
+            <w:r>
+              <w:rPr>
+                <w:rFonts w:ascii="Calibri" w:hAnsi="Calibri"/>
+                <w:b/>
+                <w:color w:val="0F4C81"/>
+                <w:sz w:val="17"/>
+              </w:rPr>
+              <w:t>Landmark Doctrine 1</w:t>
+            </w:r>
+          </w:p>
+        </w:tc>
+        <w:tc>
+          <w:tcPr>
+            <w:tcW w:type="dxa" w:w="6048"/>
+            <w:shd w:fill="F7F9FA"/>
+            <w:tcMar>
+              <w:top w:w="70" w:type="dxa"/>
+              <w:bottom w:w="70" w:type="dxa"/>
+              <w:left w:w="90" w:type="dxa"/>
+              <w:right w:w="90" w:type="dxa"/>
+            </w:tcMar>
+          </w:tcPr>
+          <w:p>
+            <w:r>
+              <w:rPr>
+                <w:rFonts w:ascii="Calibri" w:hAnsi="Calibri"/>
+                <w:color w:val="212529"/>
+                <w:sz w:val="17"/>
+              </w:rPr>
+              <w:t>Reasonable necessity of means in self-defense is judged based on the instinctive reaction of the defender under mortal peril, not retrospective mathematical balance.</w:t>
+            </w:r>
+          </w:p>
+        </w:tc>
+      </w:tr>
+      <w:tr>
+        <w:tc>
+          <w:tcPr>
+            <w:tcW w:type="dxa" w:w="3312"/>
+            <w:shd w:fill="FFFFFF"/>
+            <w:tcMar>
+              <w:top w:w="70" w:type="dxa"/>
+              <w:bottom w:w="70" w:type="dxa"/>
+              <w:left w:w="80" w:type="dxa"/>
+              <w:right w:w="80" w:type="dxa"/>
+            </w:tcMar>
+          </w:tcPr>
+          <w:p>
+            <w:r>
+              <w:rPr>
+                <w:rFonts w:ascii="Calibri" w:hAnsi="Calibri"/>
+                <w:b/>
+                <w:color w:val="0F4C81"/>
+                <w:sz w:val="17"/>
+              </w:rPr>
+              <w:t>Landmark Doctrine 2</w:t>
+            </w:r>
+          </w:p>
+        </w:tc>
+        <w:tc>
+          <w:tcPr>
+            <w:tcW w:type="dxa" w:w="6048"/>
+            <w:shd w:fill="FFFFFF"/>
+            <w:tcMar>
+              <w:top w:w="70" w:type="dxa"/>
+              <w:bottom w:w="70" w:type="dxa"/>
+              <w:left w:w="90" w:type="dxa"/>
+              <w:right w:w="90" w:type="dxa"/>
+            </w:tcMar>
+          </w:tcPr>
+          <w:p>
+            <w:r>
+              <w:rPr>
+                <w:rFonts w:ascii="Calibri" w:hAnsi="Calibri"/>
+                <w:color w:val="212529"/>
+                <w:sz w:val="17"/>
+              </w:rPr>
+              <w:t>A person attacked in his own home is not required to retreat (Castle Doctrine in Philippine self-defense jurisprudence).</w:t>
+            </w:r>
+          </w:p>
+        </w:tc>
+      </w:tr>
+    </w:tbl>
     <w:p>
       <w:pPr>
-        <w:pStyle w:val="ListBullet"/>
-        <w:spacing w:before="0" w:after="40" w:line="276" w:lineRule="auto"/>
-        <w:ind w:left="360"/>
-      </w:pPr>
-      <w:r>
-        <w:rPr>
-          <w:rFonts w:ascii="Calibri" w:hAnsi="Calibri"/>
-          <w:b/>
-          <w:color w:val="212529"/>
-          <w:sz w:val="19"/>
-        </w:rPr>
-        <w:t xml:space="preserve">• Doctrine: </w:t>
-      </w:r>
-      <w:r>
-        <w:rPr>
-          <w:rFonts w:ascii="Calibri" w:hAnsi="Calibri"/>
-          <w:color w:val="212529"/>
-          <w:sz w:val="19"/>
-        </w:rPr>
-        <w:t>A person attacked in his own home is not required to retreat (Castle Doctrine in Philippine self-defense jurisprudence).</w:t>
-      </w:r>
-    </w:p>
-    <w:p>
-      <w:pPr>
-        <w:spacing w:after="120"/>
+        <w:spacing w:after="160"/>
       </w:pPr>
     </w:p>
     <w:p>
@@ -5934,60 +9028,242 @@
           <w:color w:val="0F4C81"/>
           <w:sz w:val="21"/>
         </w:rPr>
-        <w:t>V. KEY CRIMINAL LAW DOCTRINES ESTABLISHED</w:t>
+        <w:t>V. APPLICABLE RPC PROVISIONS &amp; CRIMINAL LAW PRINCIPLES:</w:t>
       </w:r>
     </w:p>
     <w:p>
       <w:pPr>
-        <w:pStyle w:val="ListBullet"/>
-        <w:spacing w:before="0" w:after="40" w:line="276" w:lineRule="auto"/>
-        <w:ind w:left="360"/>
+        <w:spacing w:before="0" w:after="60" w:line="276" w:lineRule="auto"/>
       </w:pPr>
       <w:r>
         <w:rPr>
           <w:rFonts w:ascii="Calibri" w:hAnsi="Calibri"/>
           <w:b/>
           <w:color w:val="212529"/>
-          <w:sz w:val="19"/>
-        </w:rPr>
-        <w:t xml:space="preserve">• Doctrine: </w:t>
+          <w:sz w:val="20"/>
+        </w:rPr>
+        <w:t xml:space="preserve">Criminal Law Synthesis &amp; Statutory Application: </w:t>
       </w:r>
       <w:r>
         <w:rPr>
           <w:rFonts w:ascii="Calibri" w:hAnsi="Calibri"/>
           <w:color w:val="212529"/>
-          <w:sz w:val="19"/>
-        </w:rPr>
-        <w:t>Defense of property alone does not justify homicide; reasonable necessity requires that force must be proportionate and life must not be taken for mere property.</w:t>
+          <w:sz w:val="20"/>
+        </w:rPr>
+        <w:t>In this landmark decision under Philippine Criminal Law, the Supreme Court scrutinizes  governed primarily by . The controlling statutory foundation establishes that Article 11(1), Article 13(1), Article 69, Revised Penal Code (Defense of Property and Incomplete Defense). Specifically, established penal jurisprudence dictates that Defense of property alone does not justify homicide; reasonable necessity requires that force must be proportionate and life must not be taken for mere property. Specifically, established penal jurisprudence dictates that Unlawful aggression against property gives rise to Incomplete Self-Defense under Article 13(1) and Article 69. Applying these statutory elements, the Court concluded that The Supreme Court CONVICTED Narvaez of Homicide with privileged mitigating circumstances, drastically reducing his penalty and ordering his release on served time.</w:t>
       </w:r>
     </w:p>
+    <w:tbl>
+      <w:tblPr>
+        <w:tblW w:type="auto" w:w="0"/>
+        <w:jc w:val="center"/>
+        <w:tblLook w:firstColumn="1" w:firstRow="1" w:lastColumn="0" w:lastRow="0" w:noHBand="0" w:noVBand="1" w:val="04A0"/>
+        <w:tblBorders>
+          <w:top w:val="single" w:sz="4" w:space="0" w:color="D0D7DE"/>
+          <w:bottom w:val="single" w:sz="4" w:space="0" w:color="D0D7DE"/>
+          <w:insideH w:val="single" w:sz="4" w:space="0" w:color="D0D7DE"/>
+          <w:insideV w:val="none"/>
+          <w:left w:val="none"/>
+          <w:right w:val="none"/>
+        </w:tblBorders>
+      </w:tblPr>
+      <w:tblGrid>
+        <w:gridCol w:w="4680"/>
+        <w:gridCol w:w="4680"/>
+      </w:tblGrid>
+      <w:tr>
+        <w:tc>
+          <w:tcPr>
+            <w:tcW w:type="dxa" w:w="3312"/>
+            <w:shd w:fill="182B49"/>
+            <w:tcMar>
+              <w:top w:w="80" w:type="dxa"/>
+              <w:bottom w:w="80" w:type="dxa"/>
+              <w:left w:w="90" w:type="dxa"/>
+              <w:right w:w="90" w:type="dxa"/>
+            </w:tcMar>
+          </w:tcPr>
+          <w:p>
+            <w:r>
+              <w:rPr>
+                <w:rFonts w:ascii="Calibri" w:hAnsi="Calibri"/>
+                <w:b/>
+                <w:color w:val="FFFFFF"/>
+                <w:sz w:val="18"/>
+              </w:rPr>
+              <w:t>Provision / Doctrine Involved</w:t>
+            </w:r>
+          </w:p>
+        </w:tc>
+        <w:tc>
+          <w:tcPr>
+            <w:tcW w:type="dxa" w:w="6048"/>
+            <w:shd w:fill="182B49"/>
+            <w:tcMar>
+              <w:top w:w="80" w:type="dxa"/>
+              <w:bottom w:w="80" w:type="dxa"/>
+              <w:left w:w="90" w:type="dxa"/>
+              <w:right w:w="90" w:type="dxa"/>
+            </w:tcMar>
+          </w:tcPr>
+          <w:p>
+            <w:r>
+              <w:rPr>
+                <w:rFonts w:ascii="Calibri" w:hAnsi="Calibri"/>
+                <w:b/>
+                <w:color w:val="FFFFFF"/>
+                <w:sz w:val="18"/>
+              </w:rPr>
+              <w:t>Legal Principle &amp; Case Application</w:t>
+            </w:r>
+          </w:p>
+        </w:tc>
+      </w:tr>
+      <w:tr>
+        <w:tc>
+          <w:tcPr>
+            <w:tcW w:type="dxa" w:w="3312"/>
+            <w:shd w:fill="FFFFFF"/>
+            <w:tcMar>
+              <w:top w:w="70" w:type="dxa"/>
+              <w:bottom w:w="70" w:type="dxa"/>
+              <w:left w:w="80" w:type="dxa"/>
+              <w:right w:w="80" w:type="dxa"/>
+            </w:tcMar>
+          </w:tcPr>
+          <w:p>
+            <w:r>
+              <w:rPr>
+                <w:rFonts w:ascii="Calibri" w:hAnsi="Calibri"/>
+                <w:b/>
+                <w:color w:val="0F4C81"/>
+                <w:sz w:val="17"/>
+              </w:rPr>
+              <w:t>RPC Provision: RPC General Principles</w:t>
+            </w:r>
+          </w:p>
+        </w:tc>
+        <w:tc>
+          <w:tcPr>
+            <w:tcW w:type="dxa" w:w="6048"/>
+            <w:shd w:fill="FFFFFF"/>
+            <w:tcMar>
+              <w:top w:w="70" w:type="dxa"/>
+              <w:bottom w:w="70" w:type="dxa"/>
+              <w:left w:w="90" w:type="dxa"/>
+              <w:right w:w="90" w:type="dxa"/>
+            </w:tcMar>
+          </w:tcPr>
+          <w:p>
+            <w:r>
+              <w:rPr>
+                <w:rFonts w:ascii="Calibri" w:hAnsi="Calibri"/>
+                <w:color w:val="212529"/>
+                <w:sz w:val="17"/>
+              </w:rPr>
+              <w:t>Governs Criminal Law Doctrine in determining felony classification and criminal liability.</w:t>
+            </w:r>
+          </w:p>
+        </w:tc>
+      </w:tr>
+      <w:tr>
+        <w:tc>
+          <w:tcPr>
+            <w:tcW w:type="dxa" w:w="3312"/>
+            <w:shd w:fill="F7F9FA"/>
+            <w:tcMar>
+              <w:top w:w="70" w:type="dxa"/>
+              <w:bottom w:w="70" w:type="dxa"/>
+              <w:left w:w="80" w:type="dxa"/>
+              <w:right w:w="80" w:type="dxa"/>
+            </w:tcMar>
+          </w:tcPr>
+          <w:p>
+            <w:r>
+              <w:rPr>
+                <w:rFonts w:ascii="Calibri" w:hAnsi="Calibri"/>
+                <w:b/>
+                <w:color w:val="0F4C81"/>
+                <w:sz w:val="17"/>
+              </w:rPr>
+              <w:t>Landmark Doctrine 1</w:t>
+            </w:r>
+          </w:p>
+        </w:tc>
+        <w:tc>
+          <w:tcPr>
+            <w:tcW w:type="dxa" w:w="6048"/>
+            <w:shd w:fill="F7F9FA"/>
+            <w:tcMar>
+              <w:top w:w="70" w:type="dxa"/>
+              <w:bottom w:w="70" w:type="dxa"/>
+              <w:left w:w="90" w:type="dxa"/>
+              <w:right w:w="90" w:type="dxa"/>
+            </w:tcMar>
+          </w:tcPr>
+          <w:p>
+            <w:r>
+              <w:rPr>
+                <w:rFonts w:ascii="Calibri" w:hAnsi="Calibri"/>
+                <w:color w:val="212529"/>
+                <w:sz w:val="17"/>
+              </w:rPr>
+              <w:t>Defense of property alone does not justify homicide; reasonable necessity requires that force must be proportionate and life must not be taken for mere property.</w:t>
+            </w:r>
+          </w:p>
+        </w:tc>
+      </w:tr>
+      <w:tr>
+        <w:tc>
+          <w:tcPr>
+            <w:tcW w:type="dxa" w:w="3312"/>
+            <w:shd w:fill="FFFFFF"/>
+            <w:tcMar>
+              <w:top w:w="70" w:type="dxa"/>
+              <w:bottom w:w="70" w:type="dxa"/>
+              <w:left w:w="80" w:type="dxa"/>
+              <w:right w:w="80" w:type="dxa"/>
+            </w:tcMar>
+          </w:tcPr>
+          <w:p>
+            <w:r>
+              <w:rPr>
+                <w:rFonts w:ascii="Calibri" w:hAnsi="Calibri"/>
+                <w:b/>
+                <w:color w:val="0F4C81"/>
+                <w:sz w:val="17"/>
+              </w:rPr>
+              <w:t>Landmark Doctrine 2</w:t>
+            </w:r>
+          </w:p>
+        </w:tc>
+        <w:tc>
+          <w:tcPr>
+            <w:tcW w:type="dxa" w:w="6048"/>
+            <w:shd w:fill="FFFFFF"/>
+            <w:tcMar>
+              <w:top w:w="70" w:type="dxa"/>
+              <w:bottom w:w="70" w:type="dxa"/>
+              <w:left w:w="90" w:type="dxa"/>
+              <w:right w:w="90" w:type="dxa"/>
+            </w:tcMar>
+          </w:tcPr>
+          <w:p>
+            <w:r>
+              <w:rPr>
+                <w:rFonts w:ascii="Calibri" w:hAnsi="Calibri"/>
+                <w:color w:val="212529"/>
+                <w:sz w:val="17"/>
+              </w:rPr>
+              <w:t>Unlawful aggression against property gives rise to Incomplete Self-Defense under Article 13(1) and Article 69.</w:t>
+            </w:r>
+          </w:p>
+        </w:tc>
+      </w:tr>
+    </w:tbl>
     <w:p>
       <w:pPr>
-        <w:pStyle w:val="ListBullet"/>
-        <w:spacing w:before="0" w:after="40" w:line="276" w:lineRule="auto"/>
-        <w:ind w:left="360"/>
-      </w:pPr>
-      <w:r>
-        <w:rPr>
-          <w:rFonts w:ascii="Calibri" w:hAnsi="Calibri"/>
-          <w:b/>
-          <w:color w:val="212529"/>
-          <w:sz w:val="19"/>
-        </w:rPr>
-        <w:t xml:space="preserve">• Doctrine: </w:t>
-      </w:r>
-      <w:r>
-        <w:rPr>
-          <w:rFonts w:ascii="Calibri" w:hAnsi="Calibri"/>
-          <w:color w:val="212529"/>
-          <w:sz w:val="19"/>
-        </w:rPr>
-        <w:t>Unlawful aggression against property gives rise to Incomplete Self-Defense under Article 13(1) and Article 69.</w:t>
-      </w:r>
-    </w:p>
-    <w:p>
-      <w:pPr>
-        <w:spacing w:after="120"/>
+        <w:spacing w:after="160"/>
       </w:pPr>
     </w:p>
     <w:p>
@@ -6262,60 +9538,242 @@
           <w:color w:val="0F4C81"/>
           <w:sz w:val="21"/>
         </w:rPr>
-        <w:t>V. KEY CRIMINAL LAW DOCTRINES ESTABLISHED</w:t>
+        <w:t>V. APPLICABLE RPC PROVISIONS &amp; CRIMINAL LAW PRINCIPLES:</w:t>
       </w:r>
     </w:p>
     <w:p>
       <w:pPr>
-        <w:pStyle w:val="ListBullet"/>
-        <w:spacing w:before="0" w:after="40" w:line="276" w:lineRule="auto"/>
-        <w:ind w:left="360"/>
+        <w:spacing w:before="0" w:after="60" w:line="276" w:lineRule="auto"/>
       </w:pPr>
       <w:r>
         <w:rPr>
           <w:rFonts w:ascii="Calibri" w:hAnsi="Calibri"/>
           <w:b/>
           <w:color w:val="212529"/>
-          <w:sz w:val="19"/>
-        </w:rPr>
-        <w:t xml:space="preserve">• Doctrine: </w:t>
+          <w:sz w:val="20"/>
+        </w:rPr>
+        <w:t xml:space="preserve">Criminal Law Synthesis &amp; Statutory Application: </w:t>
       </w:r>
       <w:r>
         <w:rPr>
           <w:rFonts w:ascii="Calibri" w:hAnsi="Calibri"/>
           <w:color w:val="212529"/>
-          <w:sz w:val="19"/>
-        </w:rPr>
-        <w:t>Landmark Bonoan Test for Insanity: The defense must prove complete deprivation of intelligence, reason, or discernment at the precise time of the commission of the crime.</w:t>
+          <w:sz w:val="20"/>
+        </w:rPr>
+        <w:t>In this landmark decision under Philippine Criminal Law, the Supreme Court scrutinizes  governed primarily by . The controlling statutory foundation establishes that Article 12, Paragraph 1, Revised Penal Code (Exemption by Reason of Insanity); M'Naghten / Complete Deprivation of Reason Test. Specifically, established penal jurisprudence dictates that Landmark Bonoan Test for Insanity: The defense must prove complete deprivation of intelligence, reason, or discernment at the precise time of the commission of the crime. Specifically, established penal jurisprudence dictates that Acquittal by reason of insanity requires mandatory judicial commitment of the insane person to a medical psychiatric facility. Applying these statutory elements, the Court concluded that The Supreme Court REVERSED the conviction, ACQUITTED Bonoan on ground of Insanity, and ORDERED his commitment to the National Psychopathic Hospital.</w:t>
       </w:r>
     </w:p>
+    <w:tbl>
+      <w:tblPr>
+        <w:tblW w:type="auto" w:w="0"/>
+        <w:jc w:val="center"/>
+        <w:tblLook w:firstColumn="1" w:firstRow="1" w:lastColumn="0" w:lastRow="0" w:noHBand="0" w:noVBand="1" w:val="04A0"/>
+        <w:tblBorders>
+          <w:top w:val="single" w:sz="4" w:space="0" w:color="D0D7DE"/>
+          <w:bottom w:val="single" w:sz="4" w:space="0" w:color="D0D7DE"/>
+          <w:insideH w:val="single" w:sz="4" w:space="0" w:color="D0D7DE"/>
+          <w:insideV w:val="none"/>
+          <w:left w:val="none"/>
+          <w:right w:val="none"/>
+        </w:tblBorders>
+      </w:tblPr>
+      <w:tblGrid>
+        <w:gridCol w:w="4680"/>
+        <w:gridCol w:w="4680"/>
+      </w:tblGrid>
+      <w:tr>
+        <w:tc>
+          <w:tcPr>
+            <w:tcW w:type="dxa" w:w="3312"/>
+            <w:shd w:fill="182B49"/>
+            <w:tcMar>
+              <w:top w:w="80" w:type="dxa"/>
+              <w:bottom w:w="80" w:type="dxa"/>
+              <w:left w:w="90" w:type="dxa"/>
+              <w:right w:w="90" w:type="dxa"/>
+            </w:tcMar>
+          </w:tcPr>
+          <w:p>
+            <w:r>
+              <w:rPr>
+                <w:rFonts w:ascii="Calibri" w:hAnsi="Calibri"/>
+                <w:b/>
+                <w:color w:val="FFFFFF"/>
+                <w:sz w:val="18"/>
+              </w:rPr>
+              <w:t>Provision / Doctrine Involved</w:t>
+            </w:r>
+          </w:p>
+        </w:tc>
+        <w:tc>
+          <w:tcPr>
+            <w:tcW w:type="dxa" w:w="6048"/>
+            <w:shd w:fill="182B49"/>
+            <w:tcMar>
+              <w:top w:w="80" w:type="dxa"/>
+              <w:bottom w:w="80" w:type="dxa"/>
+              <w:left w:w="90" w:type="dxa"/>
+              <w:right w:w="90" w:type="dxa"/>
+            </w:tcMar>
+          </w:tcPr>
+          <w:p>
+            <w:r>
+              <w:rPr>
+                <w:rFonts w:ascii="Calibri" w:hAnsi="Calibri"/>
+                <w:b/>
+                <w:color w:val="FFFFFF"/>
+                <w:sz w:val="18"/>
+              </w:rPr>
+              <w:t>Legal Principle &amp; Case Application</w:t>
+            </w:r>
+          </w:p>
+        </w:tc>
+      </w:tr>
+      <w:tr>
+        <w:tc>
+          <w:tcPr>
+            <w:tcW w:type="dxa" w:w="3312"/>
+            <w:shd w:fill="FFFFFF"/>
+            <w:tcMar>
+              <w:top w:w="70" w:type="dxa"/>
+              <w:bottom w:w="70" w:type="dxa"/>
+              <w:left w:w="80" w:type="dxa"/>
+              <w:right w:w="80" w:type="dxa"/>
+            </w:tcMar>
+          </w:tcPr>
+          <w:p>
+            <w:r>
+              <w:rPr>
+                <w:rFonts w:ascii="Calibri" w:hAnsi="Calibri"/>
+                <w:b/>
+                <w:color w:val="0F4C81"/>
+                <w:sz w:val="17"/>
+              </w:rPr>
+              <w:t>RPC Provision: RPC General Principles</w:t>
+            </w:r>
+          </w:p>
+        </w:tc>
+        <w:tc>
+          <w:tcPr>
+            <w:tcW w:type="dxa" w:w="6048"/>
+            <w:shd w:fill="FFFFFF"/>
+            <w:tcMar>
+              <w:top w:w="70" w:type="dxa"/>
+              <w:bottom w:w="70" w:type="dxa"/>
+              <w:left w:w="90" w:type="dxa"/>
+              <w:right w:w="90" w:type="dxa"/>
+            </w:tcMar>
+          </w:tcPr>
+          <w:p>
+            <w:r>
+              <w:rPr>
+                <w:rFonts w:ascii="Calibri" w:hAnsi="Calibri"/>
+                <w:color w:val="212529"/>
+                <w:sz w:val="17"/>
+              </w:rPr>
+              <w:t>Governs Criminal Law Doctrine in determining felony classification and criminal liability.</w:t>
+            </w:r>
+          </w:p>
+        </w:tc>
+      </w:tr>
+      <w:tr>
+        <w:tc>
+          <w:tcPr>
+            <w:tcW w:type="dxa" w:w="3312"/>
+            <w:shd w:fill="F7F9FA"/>
+            <w:tcMar>
+              <w:top w:w="70" w:type="dxa"/>
+              <w:bottom w:w="70" w:type="dxa"/>
+              <w:left w:w="80" w:type="dxa"/>
+              <w:right w:w="80" w:type="dxa"/>
+            </w:tcMar>
+          </w:tcPr>
+          <w:p>
+            <w:r>
+              <w:rPr>
+                <w:rFonts w:ascii="Calibri" w:hAnsi="Calibri"/>
+                <w:b/>
+                <w:color w:val="0F4C81"/>
+                <w:sz w:val="17"/>
+              </w:rPr>
+              <w:t>Landmark Bonoan Test for Insanity</w:t>
+            </w:r>
+          </w:p>
+        </w:tc>
+        <w:tc>
+          <w:tcPr>
+            <w:tcW w:type="dxa" w:w="6048"/>
+            <w:shd w:fill="F7F9FA"/>
+            <w:tcMar>
+              <w:top w:w="70" w:type="dxa"/>
+              <w:bottom w:w="70" w:type="dxa"/>
+              <w:left w:w="90" w:type="dxa"/>
+              <w:right w:w="90" w:type="dxa"/>
+            </w:tcMar>
+          </w:tcPr>
+          <w:p>
+            <w:r>
+              <w:rPr>
+                <w:rFonts w:ascii="Calibri" w:hAnsi="Calibri"/>
+                <w:color w:val="212529"/>
+                <w:sz w:val="17"/>
+              </w:rPr>
+              <w:t>Landmark Bonoan Test for Insanity: The defense must prove complete deprivation of intelligence, reason, or discernment at the precise time of the commission of the crime.</w:t>
+            </w:r>
+          </w:p>
+        </w:tc>
+      </w:tr>
+      <w:tr>
+        <w:tc>
+          <w:tcPr>
+            <w:tcW w:type="dxa" w:w="3312"/>
+            <w:shd w:fill="FFFFFF"/>
+            <w:tcMar>
+              <w:top w:w="70" w:type="dxa"/>
+              <w:bottom w:w="70" w:type="dxa"/>
+              <w:left w:w="80" w:type="dxa"/>
+              <w:right w:w="80" w:type="dxa"/>
+            </w:tcMar>
+          </w:tcPr>
+          <w:p>
+            <w:r>
+              <w:rPr>
+                <w:rFonts w:ascii="Calibri" w:hAnsi="Calibri"/>
+                <w:b/>
+                <w:color w:val="0F4C81"/>
+                <w:sz w:val="17"/>
+              </w:rPr>
+              <w:t>Landmark Doctrine 2</w:t>
+            </w:r>
+          </w:p>
+        </w:tc>
+        <w:tc>
+          <w:tcPr>
+            <w:tcW w:type="dxa" w:w="6048"/>
+            <w:shd w:fill="FFFFFF"/>
+            <w:tcMar>
+              <w:top w:w="70" w:type="dxa"/>
+              <w:bottom w:w="70" w:type="dxa"/>
+              <w:left w:w="90" w:type="dxa"/>
+              <w:right w:w="90" w:type="dxa"/>
+            </w:tcMar>
+          </w:tcPr>
+          <w:p>
+            <w:r>
+              <w:rPr>
+                <w:rFonts w:ascii="Calibri" w:hAnsi="Calibri"/>
+                <w:color w:val="212529"/>
+                <w:sz w:val="17"/>
+              </w:rPr>
+              <w:t>Acquittal by reason of insanity requires mandatory judicial commitment of the insane person to a medical psychiatric facility.</w:t>
+            </w:r>
+          </w:p>
+        </w:tc>
+      </w:tr>
+    </w:tbl>
     <w:p>
       <w:pPr>
-        <w:pStyle w:val="ListBullet"/>
-        <w:spacing w:before="0" w:after="40" w:line="276" w:lineRule="auto"/>
-        <w:ind w:left="360"/>
-      </w:pPr>
-      <w:r>
-        <w:rPr>
-          <w:rFonts w:ascii="Calibri" w:hAnsi="Calibri"/>
-          <w:b/>
-          <w:color w:val="212529"/>
-          <w:sz w:val="19"/>
-        </w:rPr>
-        <w:t xml:space="preserve">• Doctrine: </w:t>
-      </w:r>
-      <w:r>
-        <w:rPr>
-          <w:rFonts w:ascii="Calibri" w:hAnsi="Calibri"/>
-          <w:color w:val="212529"/>
-          <w:sz w:val="19"/>
-        </w:rPr>
-        <w:t>Acquittal by reason of insanity requires mandatory judicial commitment of the insane person to a medical psychiatric facility.</w:t>
-      </w:r>
-    </w:p>
-    <w:p>
-      <w:pPr>
-        <w:spacing w:after="120"/>
+        <w:spacing w:after="160"/>
       </w:pPr>
     </w:p>
     <w:p>
@@ -6590,60 +10048,242 @@
           <w:color w:val="0F4C81"/>
           <w:sz w:val="21"/>
         </w:rPr>
-        <w:t>V. KEY CRIMINAL LAW DOCTRINES ESTABLISHED</w:t>
+        <w:t>V. APPLICABLE RPC PROVISIONS &amp; CRIMINAL LAW PRINCIPLES:</w:t>
       </w:r>
     </w:p>
     <w:p>
       <w:pPr>
-        <w:pStyle w:val="ListBullet"/>
-        <w:spacing w:before="0" w:after="40" w:line="276" w:lineRule="auto"/>
-        <w:ind w:left="360"/>
+        <w:spacing w:before="0" w:after="60" w:line="276" w:lineRule="auto"/>
       </w:pPr>
       <w:r>
         <w:rPr>
           <w:rFonts w:ascii="Calibri" w:hAnsi="Calibri"/>
           <w:b/>
           <w:color w:val="212529"/>
-          <w:sz w:val="19"/>
-        </w:rPr>
-        <w:t xml:space="preserve">• Doctrine: </w:t>
+          <w:sz w:val="20"/>
+        </w:rPr>
+        <w:t xml:space="preserve">Criminal Law Synthesis &amp; Statutory Application: </w:t>
       </w:r>
       <w:r>
         <w:rPr>
           <w:rFonts w:ascii="Calibri" w:hAnsi="Calibri"/>
           <w:color w:val="212529"/>
-          <w:sz w:val="19"/>
-        </w:rPr>
-        <w:t>Landmark Basilio Doctrine: Requisites for Subsidiary Liability under Art. 103: (1) Employer-employee relationship; (2) Employer is engaged in industry; (3) Crime committed in discharge of duty; (4) Employee is insolvent.</w:t>
+          <w:sz w:val="20"/>
+        </w:rPr>
+        <w:t>In this landmark decision under Philippine Criminal Law, the Supreme Court scrutinizes  governed primarily by . The controlling statutory foundation establishes that Articles 102 and 103, Revised Penal Code (Subsidiary Civil Liability of Employers); Rule 111, Rules of Court. Specifically, established penal jurisprudence dictates that Landmark Basilio Doctrine: Requisites for Subsidiary Liability under Art. 103: (1) Employer-employee relationship; (2) Employer is engaged in industry; (3) Crime committed in discharge of duty; (4) Employee is insolvent. Specifically, established penal jurisprudence dictates that The judgment of conviction against the employee is conclusive upon the employer regarding civil indemnity ex delicto. Applying these statutory elements, the Court concluded that The Supreme Court AFFIRMED the subsidiary execution against the employer Basilio.</w:t>
       </w:r>
     </w:p>
+    <w:tbl>
+      <w:tblPr>
+        <w:tblW w:type="auto" w:w="0"/>
+        <w:jc w:val="center"/>
+        <w:tblLook w:firstColumn="1" w:firstRow="1" w:lastColumn="0" w:lastRow="0" w:noHBand="0" w:noVBand="1" w:val="04A0"/>
+        <w:tblBorders>
+          <w:top w:val="single" w:sz="4" w:space="0" w:color="D0D7DE"/>
+          <w:bottom w:val="single" w:sz="4" w:space="0" w:color="D0D7DE"/>
+          <w:insideH w:val="single" w:sz="4" w:space="0" w:color="D0D7DE"/>
+          <w:insideV w:val="none"/>
+          <w:left w:val="none"/>
+          <w:right w:val="none"/>
+        </w:tblBorders>
+      </w:tblPr>
+      <w:tblGrid>
+        <w:gridCol w:w="4680"/>
+        <w:gridCol w:w="4680"/>
+      </w:tblGrid>
+      <w:tr>
+        <w:tc>
+          <w:tcPr>
+            <w:tcW w:type="dxa" w:w="3312"/>
+            <w:shd w:fill="182B49"/>
+            <w:tcMar>
+              <w:top w:w="80" w:type="dxa"/>
+              <w:bottom w:w="80" w:type="dxa"/>
+              <w:left w:w="90" w:type="dxa"/>
+              <w:right w:w="90" w:type="dxa"/>
+            </w:tcMar>
+          </w:tcPr>
+          <w:p>
+            <w:r>
+              <w:rPr>
+                <w:rFonts w:ascii="Calibri" w:hAnsi="Calibri"/>
+                <w:b/>
+                <w:color w:val="FFFFFF"/>
+                <w:sz w:val="18"/>
+              </w:rPr>
+              <w:t>Provision / Doctrine Involved</w:t>
+            </w:r>
+          </w:p>
+        </w:tc>
+        <w:tc>
+          <w:tcPr>
+            <w:tcW w:type="dxa" w:w="6048"/>
+            <w:shd w:fill="182B49"/>
+            <w:tcMar>
+              <w:top w:w="80" w:type="dxa"/>
+              <w:bottom w:w="80" w:type="dxa"/>
+              <w:left w:w="90" w:type="dxa"/>
+              <w:right w:w="90" w:type="dxa"/>
+            </w:tcMar>
+          </w:tcPr>
+          <w:p>
+            <w:r>
+              <w:rPr>
+                <w:rFonts w:ascii="Calibri" w:hAnsi="Calibri"/>
+                <w:b/>
+                <w:color w:val="FFFFFF"/>
+                <w:sz w:val="18"/>
+              </w:rPr>
+              <w:t>Legal Principle &amp; Case Application</w:t>
+            </w:r>
+          </w:p>
+        </w:tc>
+      </w:tr>
+      <w:tr>
+        <w:tc>
+          <w:tcPr>
+            <w:tcW w:type="dxa" w:w="3312"/>
+            <w:shd w:fill="FFFFFF"/>
+            <w:tcMar>
+              <w:top w:w="70" w:type="dxa"/>
+              <w:bottom w:w="70" w:type="dxa"/>
+              <w:left w:w="80" w:type="dxa"/>
+              <w:right w:w="80" w:type="dxa"/>
+            </w:tcMar>
+          </w:tcPr>
+          <w:p>
+            <w:r>
+              <w:rPr>
+                <w:rFonts w:ascii="Calibri" w:hAnsi="Calibri"/>
+                <w:b/>
+                <w:color w:val="0F4C81"/>
+                <w:sz w:val="17"/>
+              </w:rPr>
+              <w:t>RPC Provision: RPC General Principles</w:t>
+            </w:r>
+          </w:p>
+        </w:tc>
+        <w:tc>
+          <w:tcPr>
+            <w:tcW w:type="dxa" w:w="6048"/>
+            <w:shd w:fill="FFFFFF"/>
+            <w:tcMar>
+              <w:top w:w="70" w:type="dxa"/>
+              <w:bottom w:w="70" w:type="dxa"/>
+              <w:left w:w="90" w:type="dxa"/>
+              <w:right w:w="90" w:type="dxa"/>
+            </w:tcMar>
+          </w:tcPr>
+          <w:p>
+            <w:r>
+              <w:rPr>
+                <w:rFonts w:ascii="Calibri" w:hAnsi="Calibri"/>
+                <w:color w:val="212529"/>
+                <w:sz w:val="17"/>
+              </w:rPr>
+              <w:t>Governs Criminal Law Doctrine in determining felony classification and criminal liability.</w:t>
+            </w:r>
+          </w:p>
+        </w:tc>
+      </w:tr>
+      <w:tr>
+        <w:tc>
+          <w:tcPr>
+            <w:tcW w:type="dxa" w:w="3312"/>
+            <w:shd w:fill="F7F9FA"/>
+            <w:tcMar>
+              <w:top w:w="70" w:type="dxa"/>
+              <w:bottom w:w="70" w:type="dxa"/>
+              <w:left w:w="80" w:type="dxa"/>
+              <w:right w:w="80" w:type="dxa"/>
+            </w:tcMar>
+          </w:tcPr>
+          <w:p>
+            <w:r>
+              <w:rPr>
+                <w:rFonts w:ascii="Calibri" w:hAnsi="Calibri"/>
+                <w:b/>
+                <w:color w:val="0F4C81"/>
+                <w:sz w:val="17"/>
+              </w:rPr>
+              <w:t>Landmark Basilio Doctrine</w:t>
+            </w:r>
+          </w:p>
+        </w:tc>
+        <w:tc>
+          <w:tcPr>
+            <w:tcW w:type="dxa" w:w="6048"/>
+            <w:shd w:fill="F7F9FA"/>
+            <w:tcMar>
+              <w:top w:w="70" w:type="dxa"/>
+              <w:bottom w:w="70" w:type="dxa"/>
+              <w:left w:w="90" w:type="dxa"/>
+              <w:right w:w="90" w:type="dxa"/>
+            </w:tcMar>
+          </w:tcPr>
+          <w:p>
+            <w:r>
+              <w:rPr>
+                <w:rFonts w:ascii="Calibri" w:hAnsi="Calibri"/>
+                <w:color w:val="212529"/>
+                <w:sz w:val="17"/>
+              </w:rPr>
+              <w:t>Landmark Basilio Doctrine: Requisites for Subsidiary Liability under Art. 103: (1) Employer-employee relationship; (2) Employer is engaged in industry; (3) Crime committed in discharge of duty; (4) Employee is insolvent.</w:t>
+            </w:r>
+          </w:p>
+        </w:tc>
+      </w:tr>
+      <w:tr>
+        <w:tc>
+          <w:tcPr>
+            <w:tcW w:type="dxa" w:w="3312"/>
+            <w:shd w:fill="FFFFFF"/>
+            <w:tcMar>
+              <w:top w:w="70" w:type="dxa"/>
+              <w:bottom w:w="70" w:type="dxa"/>
+              <w:left w:w="80" w:type="dxa"/>
+              <w:right w:w="80" w:type="dxa"/>
+            </w:tcMar>
+          </w:tcPr>
+          <w:p>
+            <w:r>
+              <w:rPr>
+                <w:rFonts w:ascii="Calibri" w:hAnsi="Calibri"/>
+                <w:b/>
+                <w:color w:val="0F4C81"/>
+                <w:sz w:val="17"/>
+              </w:rPr>
+              <w:t>Landmark Doctrine 2</w:t>
+            </w:r>
+          </w:p>
+        </w:tc>
+        <w:tc>
+          <w:tcPr>
+            <w:tcW w:type="dxa" w:w="6048"/>
+            <w:shd w:fill="FFFFFF"/>
+            <w:tcMar>
+              <w:top w:w="70" w:type="dxa"/>
+              <w:bottom w:w="70" w:type="dxa"/>
+              <w:left w:w="90" w:type="dxa"/>
+              <w:right w:w="90" w:type="dxa"/>
+            </w:tcMar>
+          </w:tcPr>
+          <w:p>
+            <w:r>
+              <w:rPr>
+                <w:rFonts w:ascii="Calibri" w:hAnsi="Calibri"/>
+                <w:color w:val="212529"/>
+                <w:sz w:val="17"/>
+              </w:rPr>
+              <w:t>The judgment of conviction against the employee is conclusive upon the employer regarding civil indemnity ex delicto.</w:t>
+            </w:r>
+          </w:p>
+        </w:tc>
+      </w:tr>
+    </w:tbl>
     <w:p>
       <w:pPr>
-        <w:pStyle w:val="ListBullet"/>
-        <w:spacing w:before="0" w:after="40" w:line="276" w:lineRule="auto"/>
-        <w:ind w:left="360"/>
-      </w:pPr>
-      <w:r>
-        <w:rPr>
-          <w:rFonts w:ascii="Calibri" w:hAnsi="Calibri"/>
-          <w:b/>
-          <w:color w:val="212529"/>
-          <w:sz w:val="19"/>
-        </w:rPr>
-        <w:t xml:space="preserve">• Doctrine: </w:t>
-      </w:r>
-      <w:r>
-        <w:rPr>
-          <w:rFonts w:ascii="Calibri" w:hAnsi="Calibri"/>
-          <w:color w:val="212529"/>
-          <w:sz w:val="19"/>
-        </w:rPr>
-        <w:t>The judgment of conviction against the employee is conclusive upon the employer regarding civil indemnity ex delicto.</w:t>
-      </w:r>
-    </w:p>
-    <w:p>
-      <w:pPr>
-        <w:spacing w:after="120"/>
+        <w:spacing w:after="160"/>
       </w:pPr>
     </w:p>
     <w:sectPr>
@@ -6671,7 +10311,7 @@
         <w:color w:val="808080"/>
         <w:sz w:val="17"/>
       </w:rPr>
-      <w:t>MANILA LAW COLLEGE • Criminal Law 1 (Book I, Revised Penal Code)</w:t>
+      <w:t>MANILA LAW COLLEGE — Criminal Law 1 (Book I, Revised Penal Code)</w:t>
     </w:r>
   </w:p>
 </w:ftr>
@@ -6690,7 +10330,7 @@
         <w:color w:val="808080"/>
         <w:sz w:val="17"/>
       </w:rPr>
-      <w:t>Criminal Law 1 • Master ALAC Case Digest Compendium</w:t>
+      <w:t>Criminal Law 1 — Master ALAC Case Digest Compendium</w:t>
     </w:r>
   </w:p>
 </w:hdr>
